--- a/report/CUDA Matrix Multiplication.docx
+++ b/report/CUDA Matrix Multiplication.docx
@@ -331,7 +331,7 @@
           <w:lang w:val="es-FI" w:eastAsia="es-ES_tradnl"/>
           <w14:ligatures w14:val="none"/>
         </w:rPr>
-        <w:t>around a 2.6</w:t>
+        <w:t>around a 2</w:t>
       </w:r>
       <w:r>
         <w:rPr>
@@ -355,6 +355,16 @@
         </w:rPr>
         <w:t> speedup over the naive implementation by exploiting shared memory to reduce global memory traffic.</w:t>
       </w:r>
+      <w:r>
+        <w:rPr>
+          <w:rFonts w:ascii="Times New Roman" w:eastAsia="Times New Roman" w:hAnsi="Times New Roman" w:cs="Times New Roman"/>
+          <w:color w:val="000000"/>
+          <w:kern w:val="0"/>
+          <w:lang w:val="es-FI" w:eastAsia="es-ES_tradnl"/>
+          <w14:ligatures w14:val="none"/>
+        </w:rPr>
+        <w:t xml:space="preserve"> Eventhough we achive a decent improvement, this results makes clear the difference between a hand written tiled kerner and the cuBLAS implementation that is optimizrd by NVIDIA.</w:t>
+      </w:r>
     </w:p>
     <w:p>
       <w:pPr>
@@ -384,23 +394,34 @@
     <w:p>
       <w:pPr>
         <w:spacing w:before="100" w:beforeAutospacing="1" w:after="100" w:afterAutospacing="1" w:line="240" w:lineRule="auto"/>
-        <w:rPr>
-          <w:rFonts w:ascii="Times New Roman" w:eastAsia="Times New Roman" w:hAnsi="Times New Roman" w:cs="Times New Roman"/>
-          <w:color w:val="000000"/>
-          <w:kern w:val="0"/>
-          <w:lang w:val="es-FI" w:eastAsia="es-ES_tradnl"/>
-          <w14:ligatures w14:val="none"/>
-        </w:rPr>
-      </w:pPr>
-      <w:r>
-        <w:rPr>
-          <w:rFonts w:ascii="Times New Roman" w:eastAsia="Times New Roman" w:hAnsi="Times New Roman" w:cs="Times New Roman"/>
-          <w:color w:val="000000"/>
-          <w:kern w:val="0"/>
-          <w:lang w:val="es-FI" w:eastAsia="es-ES_tradnl"/>
-          <w14:ligatures w14:val="none"/>
-        </w:rPr>
-        <w:t xml:space="preserve">Matrix multiplication (C = A × B, where A, B, C </w:t>
+        <w:ind w:firstLine="708"/>
+        <w:rPr>
+          <w:rFonts w:ascii="Times New Roman" w:eastAsia="Times New Roman" w:hAnsi="Times New Roman" w:cs="Times New Roman"/>
+          <w:color w:val="000000"/>
+          <w:kern w:val="0"/>
+          <w:lang w:val="es-FI" w:eastAsia="es-ES_tradnl"/>
+          <w14:ligatures w14:val="none"/>
+        </w:rPr>
+      </w:pPr>
+      <w:r>
+        <w:rPr>
+          <w:rFonts w:ascii="Times New Roman" w:eastAsia="Times New Roman" w:hAnsi="Times New Roman" w:cs="Times New Roman"/>
+          <w:color w:val="000000"/>
+          <w:kern w:val="0"/>
+          <w:lang w:val="es-FI" w:eastAsia="es-ES_tradnl"/>
+          <w14:ligatures w14:val="none"/>
+        </w:rPr>
+        <w:t>A m</w:t>
+      </w:r>
+      <w:r>
+        <w:rPr>
+          <w:rFonts w:ascii="Times New Roman" w:eastAsia="Times New Roman" w:hAnsi="Times New Roman" w:cs="Times New Roman"/>
+          <w:color w:val="000000"/>
+          <w:kern w:val="0"/>
+          <w:lang w:val="es-FI" w:eastAsia="es-ES_tradnl"/>
+          <w14:ligatures w14:val="none"/>
+        </w:rPr>
+        <w:t xml:space="preserve">atrix multiplication (C = A × B, where A, B, C </w:t>
       </w:r>
       <w:r>
         <w:rPr>
@@ -420,29 +441,187 @@
           <w:lang w:val="es-FI" w:eastAsia="es-ES_tradnl"/>
           <w14:ligatures w14:val="none"/>
         </w:rPr>
-        <w:t xml:space="preserve"> ℝ^{N×N}) requires 2N³ floating-point operations. For large N, performance is bottlenecked not by compute, but by </w:t>
-      </w:r>
-      <w:r>
-        <w:rPr>
-          <w:rFonts w:ascii="Times New Roman" w:eastAsia="Times New Roman" w:hAnsi="Times New Roman" w:cs="Times New Roman"/>
-          <w:b/>
-          <w:bCs/>
-          <w:color w:val="000000"/>
-          <w:kern w:val="0"/>
-          <w:lang w:val="es-FI" w:eastAsia="es-ES_tradnl"/>
-          <w14:ligatures w14:val="none"/>
-        </w:rPr>
-        <w:t>memory bandwidth</w:t>
-      </w:r>
-      <w:r>
-        <w:rPr>
-          <w:rFonts w:ascii="Times New Roman" w:eastAsia="Times New Roman" w:hAnsi="Times New Roman" w:cs="Times New Roman"/>
-          <w:color w:val="000000"/>
-          <w:kern w:val="0"/>
-          <w:lang w:val="es-FI" w:eastAsia="es-ES_tradnl"/>
-          <w14:ligatures w14:val="none"/>
-        </w:rPr>
-        <w:t>: each output element requires reading an entire row of A and column of B from global memory. Modern GPUs have high peak FLOPS but relatively limited memory bandwidth, making memory access patterns the key optimisation target.</w:t>
+        <w:t xml:space="preserve"> ℝ^{N×N}) </w:t>
+      </w:r>
+      <w:r>
+        <w:rPr>
+          <w:rFonts w:ascii="Times New Roman" w:eastAsia="Times New Roman" w:hAnsi="Times New Roman" w:cs="Times New Roman"/>
+          <w:color w:val="000000"/>
+          <w:kern w:val="0"/>
+          <w:lang w:val="es-FI" w:eastAsia="es-ES_tradnl"/>
+          <w14:ligatures w14:val="none"/>
+        </w:rPr>
+        <w:t>needs</w:t>
+      </w:r>
+      <w:r>
+        <w:rPr>
+          <w:rFonts w:ascii="Times New Roman" w:eastAsia="Times New Roman" w:hAnsi="Times New Roman" w:cs="Times New Roman"/>
+          <w:color w:val="000000"/>
+          <w:kern w:val="0"/>
+          <w:lang w:val="es-FI" w:eastAsia="es-ES_tradnl"/>
+          <w14:ligatures w14:val="none"/>
+        </w:rPr>
+        <w:t xml:space="preserve"> 2N³ floating</w:t>
+      </w:r>
+      <w:r>
+        <w:rPr>
+          <w:rFonts w:ascii="Times New Roman" w:eastAsia="Times New Roman" w:hAnsi="Times New Roman" w:cs="Times New Roman"/>
+          <w:color w:val="000000"/>
+          <w:kern w:val="0"/>
+          <w:lang w:val="es-FI" w:eastAsia="es-ES_tradnl"/>
+          <w14:ligatures w14:val="none"/>
+        </w:rPr>
+        <w:t xml:space="preserve"> </w:t>
+      </w:r>
+      <w:r>
+        <w:rPr>
+          <w:rFonts w:ascii="Times New Roman" w:eastAsia="Times New Roman" w:hAnsi="Times New Roman" w:cs="Times New Roman"/>
+          <w:color w:val="000000"/>
+          <w:kern w:val="0"/>
+          <w:lang w:val="es-FI" w:eastAsia="es-ES_tradnl"/>
+          <w14:ligatures w14:val="none"/>
+        </w:rPr>
+        <w:t xml:space="preserve">point operations. </w:t>
+      </w:r>
+      <w:r>
+        <w:rPr>
+          <w:rFonts w:ascii="Times New Roman" w:eastAsia="Times New Roman" w:hAnsi="Times New Roman" w:cs="Times New Roman"/>
+          <w:color w:val="000000"/>
+          <w:kern w:val="0"/>
+          <w:lang w:val="es-FI" w:eastAsia="es-ES_tradnl"/>
+          <w14:ligatures w14:val="none"/>
+        </w:rPr>
+        <w:t>So in order to do</w:t>
+      </w:r>
+      <w:r>
+        <w:rPr>
+          <w:rFonts w:ascii="Times New Roman" w:eastAsia="Times New Roman" w:hAnsi="Times New Roman" w:cs="Times New Roman"/>
+          <w:color w:val="000000"/>
+          <w:kern w:val="0"/>
+          <w:lang w:val="es-FI" w:eastAsia="es-ES_tradnl"/>
+          <w14:ligatures w14:val="none"/>
+        </w:rPr>
+        <w:t xml:space="preserve"> large N,</w:t>
+      </w:r>
+      <w:r>
+        <w:rPr>
+          <w:rFonts w:ascii="Times New Roman" w:eastAsia="Times New Roman" w:hAnsi="Times New Roman" w:cs="Times New Roman"/>
+          <w:color w:val="000000"/>
+          <w:kern w:val="0"/>
+          <w:lang w:val="es-FI" w:eastAsia="es-ES_tradnl"/>
+          <w14:ligatures w14:val="none"/>
+        </w:rPr>
+        <w:t xml:space="preserve"> the </w:t>
+      </w:r>
+      <w:r>
+        <w:rPr>
+          <w:rFonts w:ascii="Times New Roman" w:eastAsia="Times New Roman" w:hAnsi="Times New Roman" w:cs="Times New Roman"/>
+          <w:color w:val="000000"/>
+          <w:kern w:val="0"/>
+          <w:lang w:val="es-FI" w:eastAsia="es-ES_tradnl"/>
+          <w14:ligatures w14:val="none"/>
+        </w:rPr>
+        <w:t>performance is bottlenecked by memory bandwidth</w:t>
+      </w:r>
+      <w:r>
+        <w:rPr>
+          <w:rFonts w:ascii="Times New Roman" w:eastAsia="Times New Roman" w:hAnsi="Times New Roman" w:cs="Times New Roman"/>
+          <w:color w:val="000000"/>
+          <w:kern w:val="0"/>
+          <w:lang w:val="es-FI" w:eastAsia="es-ES_tradnl"/>
+          <w14:ligatures w14:val="none"/>
+        </w:rPr>
+        <w:t xml:space="preserve"> rather than </w:t>
+      </w:r>
+      <w:r>
+        <w:rPr>
+          <w:rFonts w:ascii="Times New Roman" w:eastAsia="Times New Roman" w:hAnsi="Times New Roman" w:cs="Times New Roman"/>
+          <w:color w:val="000000"/>
+          <w:kern w:val="0"/>
+          <w:lang w:val="es-FI" w:eastAsia="es-ES_tradnl"/>
+          <w14:ligatures w14:val="none"/>
+        </w:rPr>
+        <w:t>compute</w:t>
+      </w:r>
+      <w:r>
+        <w:rPr>
+          <w:rFonts w:ascii="Times New Roman" w:eastAsia="Times New Roman" w:hAnsi="Times New Roman" w:cs="Times New Roman"/>
+          <w:color w:val="000000"/>
+          <w:kern w:val="0"/>
+          <w:lang w:val="es-FI" w:eastAsia="es-ES_tradnl"/>
+          <w14:ligatures w14:val="none"/>
+        </w:rPr>
+        <w:t>, with</w:t>
+      </w:r>
+      <w:r>
+        <w:rPr>
+          <w:rFonts w:ascii="Times New Roman" w:eastAsia="Times New Roman" w:hAnsi="Times New Roman" w:cs="Times New Roman"/>
+          <w:color w:val="000000"/>
+          <w:kern w:val="0"/>
+          <w:lang w:val="es-FI" w:eastAsia="es-ES_tradnl"/>
+          <w14:ligatures w14:val="none"/>
+        </w:rPr>
+        <w:t xml:space="preserve"> each output element </w:t>
+      </w:r>
+      <w:r>
+        <w:rPr>
+          <w:rFonts w:ascii="Times New Roman" w:eastAsia="Times New Roman" w:hAnsi="Times New Roman" w:cs="Times New Roman"/>
+          <w:color w:val="000000"/>
+          <w:kern w:val="0"/>
+          <w:lang w:val="es-FI" w:eastAsia="es-ES_tradnl"/>
+          <w14:ligatures w14:val="none"/>
+        </w:rPr>
+        <w:t>requiring to read</w:t>
+      </w:r>
+      <w:r>
+        <w:rPr>
+          <w:rFonts w:ascii="Times New Roman" w:eastAsia="Times New Roman" w:hAnsi="Times New Roman" w:cs="Times New Roman"/>
+          <w:color w:val="000000"/>
+          <w:kern w:val="0"/>
+          <w:lang w:val="es-FI" w:eastAsia="es-ES_tradnl"/>
+          <w14:ligatures w14:val="none"/>
+        </w:rPr>
+        <w:t xml:space="preserve"> an entire row of A and column of B from global memory. </w:t>
+      </w:r>
+      <w:r>
+        <w:rPr>
+          <w:rFonts w:ascii="Times New Roman" w:eastAsia="Times New Roman" w:hAnsi="Times New Roman" w:cs="Times New Roman"/>
+          <w:color w:val="000000"/>
+          <w:kern w:val="0"/>
+          <w:lang w:val="es-FI" w:eastAsia="es-ES_tradnl"/>
+          <w14:ligatures w14:val="none"/>
+        </w:rPr>
+        <w:t>We have to also take into consideration that m</w:t>
+      </w:r>
+      <w:r>
+        <w:rPr>
+          <w:rFonts w:ascii="Times New Roman" w:eastAsia="Times New Roman" w:hAnsi="Times New Roman" w:cs="Times New Roman"/>
+          <w:color w:val="000000"/>
+          <w:kern w:val="0"/>
+          <w:lang w:val="es-FI" w:eastAsia="es-ES_tradnl"/>
+          <w14:ligatures w14:val="none"/>
+        </w:rPr>
+        <w:t>odern GPUs have high peak FLOPS but</w:t>
+      </w:r>
+      <w:r>
+        <w:rPr>
+          <w:rFonts w:ascii="Times New Roman" w:eastAsia="Times New Roman" w:hAnsi="Times New Roman" w:cs="Times New Roman"/>
+          <w:color w:val="000000"/>
+          <w:kern w:val="0"/>
+          <w:lang w:val="es-FI" w:eastAsia="es-ES_tradnl"/>
+          <w14:ligatures w14:val="none"/>
+        </w:rPr>
+        <w:t xml:space="preserve"> a more limited </w:t>
+      </w:r>
+      <w:r>
+        <w:rPr>
+          <w:rFonts w:ascii="Times New Roman" w:eastAsia="Times New Roman" w:hAnsi="Times New Roman" w:cs="Times New Roman"/>
+          <w:color w:val="000000"/>
+          <w:kern w:val="0"/>
+          <w:lang w:val="es-FI" w:eastAsia="es-ES_tradnl"/>
+          <w14:ligatures w14:val="none"/>
+        </w:rPr>
+        <w:t>memory bandwidth, making memory access patterns the key optimisation target.</w:t>
       </w:r>
     </w:p>
     <w:p>
@@ -578,14 +757,6 @@
         <w:spacing w:after="0" w:line="240" w:lineRule="auto"/>
         <w:rPr>
           <w:rFonts w:ascii="Times New Roman" w:eastAsia="Times New Roman" w:hAnsi="Times New Roman" w:cs="Times New Roman"/>
-          <w:kern w:val="0"/>
-          <w:lang w:val="es-FI" w:eastAsia="es-ES_tradnl"/>
-          <w14:ligatures w14:val="none"/>
-        </w:rPr>
-      </w:pPr>
-      <w:r>
-        <w:rPr>
-          <w:rFonts w:ascii="Times New Roman" w:eastAsia="Times New Roman" w:hAnsi="Times New Roman" w:cs="Times New Roman"/>
           <w:b/>
           <w:bCs/>
           <w:color w:val="000000"/>
@@ -595,6 +766,95 @@
           <w:lang w:val="es-FI" w:eastAsia="es-ES_tradnl"/>
           <w14:ligatures w14:val="none"/>
         </w:rPr>
+      </w:pPr>
+    </w:p>
+    <w:p>
+      <w:pPr>
+        <w:spacing w:after="0" w:line="240" w:lineRule="auto"/>
+        <w:rPr>
+          <w:rFonts w:ascii="Times New Roman" w:eastAsia="Times New Roman" w:hAnsi="Times New Roman" w:cs="Times New Roman"/>
+          <w:b/>
+          <w:bCs/>
+          <w:color w:val="000000"/>
+          <w:kern w:val="0"/>
+          <w:sz w:val="36"/>
+          <w:szCs w:val="36"/>
+          <w:lang w:val="es-FI" w:eastAsia="es-ES_tradnl"/>
+          <w14:ligatures w14:val="none"/>
+        </w:rPr>
+      </w:pPr>
+    </w:p>
+    <w:p>
+      <w:pPr>
+        <w:spacing w:after="0" w:line="240" w:lineRule="auto"/>
+        <w:rPr>
+          <w:rFonts w:ascii="Times New Roman" w:eastAsia="Times New Roman" w:hAnsi="Times New Roman" w:cs="Times New Roman"/>
+          <w:b/>
+          <w:bCs/>
+          <w:color w:val="000000"/>
+          <w:kern w:val="0"/>
+          <w:sz w:val="36"/>
+          <w:szCs w:val="36"/>
+          <w:lang w:val="es-FI" w:eastAsia="es-ES_tradnl"/>
+          <w14:ligatures w14:val="none"/>
+        </w:rPr>
+      </w:pPr>
+    </w:p>
+    <w:p>
+      <w:pPr>
+        <w:spacing w:after="0" w:line="240" w:lineRule="auto"/>
+        <w:rPr>
+          <w:rFonts w:ascii="Times New Roman" w:eastAsia="Times New Roman" w:hAnsi="Times New Roman" w:cs="Times New Roman"/>
+          <w:b/>
+          <w:bCs/>
+          <w:color w:val="000000"/>
+          <w:kern w:val="0"/>
+          <w:sz w:val="36"/>
+          <w:szCs w:val="36"/>
+          <w:lang w:val="es-FI" w:eastAsia="es-ES_tradnl"/>
+          <w14:ligatures w14:val="none"/>
+        </w:rPr>
+      </w:pPr>
+    </w:p>
+    <w:p>
+      <w:pPr>
+        <w:spacing w:after="0" w:line="240" w:lineRule="auto"/>
+        <w:rPr>
+          <w:rFonts w:ascii="Times New Roman" w:eastAsia="Times New Roman" w:hAnsi="Times New Roman" w:cs="Times New Roman"/>
+          <w:b/>
+          <w:bCs/>
+          <w:color w:val="000000"/>
+          <w:kern w:val="0"/>
+          <w:sz w:val="36"/>
+          <w:szCs w:val="36"/>
+          <w:lang w:val="es-FI" w:eastAsia="es-ES_tradnl"/>
+          <w14:ligatures w14:val="none"/>
+        </w:rPr>
+      </w:pPr>
+    </w:p>
+    <w:p>
+      <w:pPr>
+        <w:spacing w:after="0" w:line="240" w:lineRule="auto"/>
+        <w:rPr>
+          <w:rFonts w:ascii="Times New Roman" w:eastAsia="Times New Roman" w:hAnsi="Times New Roman" w:cs="Times New Roman"/>
+          <w:kern w:val="0"/>
+          <w:lang w:val="es-FI" w:eastAsia="es-ES_tradnl"/>
+          <w14:ligatures w14:val="none"/>
+        </w:rPr>
+      </w:pPr>
+      <w:r>
+        <w:rPr>
+          <w:rFonts w:ascii="Times New Roman" w:eastAsia="Times New Roman" w:hAnsi="Times New Roman" w:cs="Times New Roman"/>
+          <w:b/>
+          <w:bCs/>
+          <w:color w:val="000000"/>
+          <w:kern w:val="0"/>
+          <w:sz w:val="36"/>
+          <w:szCs w:val="36"/>
+          <w:lang w:val="es-FI" w:eastAsia="es-ES_tradnl"/>
+          <w14:ligatures w14:val="none"/>
+        </w:rPr>
+        <w:lastRenderedPageBreak/>
         <w:t>2. Background</w:t>
       </w:r>
     </w:p>
@@ -626,7 +886,63 @@
           <w:lang w:val="es-FI" w:eastAsia="es-ES_tradnl"/>
           <w14:ligatures w14:val="none"/>
         </w:rPr>
-        <w:t>2.1 GPU Memory Hierarchy</w:t>
+        <w:t xml:space="preserve">2.1 GPU </w:t>
+      </w:r>
+      <w:r>
+        <w:rPr>
+          <w:rFonts w:ascii="Times New Roman" w:eastAsia="Times New Roman" w:hAnsi="Times New Roman" w:cs="Times New Roman"/>
+          <w:b/>
+          <w:bCs/>
+          <w:color w:val="000000"/>
+          <w:kern w:val="0"/>
+          <w:sz w:val="27"/>
+          <w:szCs w:val="27"/>
+          <w:lang w:val="es-FI" w:eastAsia="es-ES_tradnl"/>
+          <w14:ligatures w14:val="none"/>
+        </w:rPr>
+        <w:t>m</w:t>
+      </w:r>
+      <w:r>
+        <w:rPr>
+          <w:rFonts w:ascii="Times New Roman" w:eastAsia="Times New Roman" w:hAnsi="Times New Roman" w:cs="Times New Roman"/>
+          <w:b/>
+          <w:bCs/>
+          <w:color w:val="000000"/>
+          <w:kern w:val="0"/>
+          <w:sz w:val="27"/>
+          <w:szCs w:val="27"/>
+          <w:lang w:val="es-FI" w:eastAsia="es-ES_tradnl"/>
+          <w14:ligatures w14:val="none"/>
+        </w:rPr>
+        <w:t xml:space="preserve">emory </w:t>
+      </w:r>
+      <w:r>
+        <w:rPr>
+          <w:rFonts w:ascii="Times New Roman" w:eastAsia="Times New Roman" w:hAnsi="Times New Roman" w:cs="Times New Roman"/>
+          <w:b/>
+          <w:bCs/>
+          <w:color w:val="000000"/>
+          <w:kern w:val="0"/>
+          <w:sz w:val="27"/>
+          <w:szCs w:val="27"/>
+          <w:lang w:val="es-FI" w:eastAsia="es-ES_tradnl"/>
+          <w14:ligatures w14:val="none"/>
+        </w:rPr>
+        <w:t>h</w:t>
+      </w:r>
+      <w:r>
+        <w:rPr>
+          <w:rFonts w:ascii="Times New Roman" w:eastAsia="Times New Roman" w:hAnsi="Times New Roman" w:cs="Times New Roman"/>
+          <w:b/>
+          <w:bCs/>
+          <w:color w:val="000000"/>
+          <w:kern w:val="0"/>
+          <w:sz w:val="27"/>
+          <w:szCs w:val="27"/>
+          <w:lang w:val="es-FI" w:eastAsia="es-ES_tradnl"/>
+          <w14:ligatures w14:val="none"/>
+        </w:rPr>
+        <w:t>ierarchy</w:t>
       </w:r>
     </w:p>
     <w:p>
@@ -648,7 +964,57 @@
           <w:lang w:val="es-FI" w:eastAsia="es-ES_tradnl"/>
           <w14:ligatures w14:val="none"/>
         </w:rPr>
-        <w:t>NVIDIA GPUs expose several levels of memory with drastically different latencies and bandwidths:</w:t>
+        <w:t xml:space="preserve">The </w:t>
+      </w:r>
+      <w:r>
+        <w:rPr>
+          <w:rFonts w:ascii="Times New Roman" w:eastAsia="Times New Roman" w:hAnsi="Times New Roman" w:cs="Times New Roman"/>
+          <w:color w:val="000000"/>
+          <w:kern w:val="0"/>
+          <w:lang w:val="es-FI" w:eastAsia="es-ES_tradnl"/>
+          <w14:ligatures w14:val="none"/>
+        </w:rPr>
+        <w:t>NVIDIA GPUs</w:t>
+      </w:r>
+      <w:r>
+        <w:rPr>
+          <w:rFonts w:ascii="Times New Roman" w:eastAsia="Times New Roman" w:hAnsi="Times New Roman" w:cs="Times New Roman"/>
+          <w:color w:val="000000"/>
+          <w:kern w:val="0"/>
+          <w:lang w:val="es-FI" w:eastAsia="es-ES_tradnl"/>
+          <w14:ligatures w14:val="none"/>
+        </w:rPr>
+        <w:t xml:space="preserve"> have a lot of different</w:t>
+      </w:r>
+      <w:r>
+        <w:rPr>
+          <w:rFonts w:ascii="Times New Roman" w:eastAsia="Times New Roman" w:hAnsi="Times New Roman" w:cs="Times New Roman"/>
+          <w:color w:val="000000"/>
+          <w:kern w:val="0"/>
+          <w:lang w:val="es-FI" w:eastAsia="es-ES_tradnl"/>
+          <w14:ligatures w14:val="none"/>
+        </w:rPr>
+        <w:t xml:space="preserve"> levels of memory</w:t>
+      </w:r>
+      <w:r>
+        <w:rPr>
+          <w:rFonts w:ascii="Times New Roman" w:eastAsia="Times New Roman" w:hAnsi="Times New Roman" w:cs="Times New Roman"/>
+          <w:color w:val="000000"/>
+          <w:kern w:val="0"/>
+          <w:lang w:val="es-FI" w:eastAsia="es-ES_tradnl"/>
+          <w14:ligatures w14:val="none"/>
+        </w:rPr>
+        <w:t xml:space="preserve"> that differs drastically in</w:t>
+      </w:r>
+      <w:r>
+        <w:rPr>
+          <w:rFonts w:ascii="Times New Roman" w:eastAsia="Times New Roman" w:hAnsi="Times New Roman" w:cs="Times New Roman"/>
+          <w:color w:val="000000"/>
+          <w:kern w:val="0"/>
+          <w:lang w:val="es-FI" w:eastAsia="es-ES_tradnl"/>
+          <w14:ligatures w14:val="none"/>
+        </w:rPr>
+        <w:t xml:space="preserve"> latencies and bandwidths:</w:t>
       </w:r>
     </w:p>
     <w:tbl>
@@ -1082,7 +1448,6 @@
                 <w:lang w:val="es-FI" w:eastAsia="es-ES_tradnl"/>
                 <w14:ligatures w14:val="none"/>
               </w:rPr>
-              <w:lastRenderedPageBreak/>
               <w:t>Registers</w:t>
             </w:r>
           </w:p>
@@ -1195,7 +1560,17 @@
           <w:lang w:val="es-FI" w:eastAsia="es-ES_tradnl"/>
           <w14:ligatures w14:val="none"/>
         </w:rPr>
-        <w:t>The key insight is that shared memory is roughly </w:t>
+        <w:t>The main conclusion that we can obtain</w:t>
+      </w:r>
+      <w:r>
+        <w:rPr>
+          <w:rFonts w:ascii="Times New Roman" w:eastAsia="Times New Roman" w:hAnsi="Times New Roman" w:cs="Times New Roman"/>
+          <w:color w:val="000000"/>
+          <w:kern w:val="0"/>
+          <w:lang w:val="es-FI" w:eastAsia="es-ES_tradnl"/>
+          <w14:ligatures w14:val="none"/>
+        </w:rPr>
+        <w:t xml:space="preserve"> is that shared memory is roughly </w:t>
       </w:r>
       <w:r>
         <w:rPr>
@@ -1248,7 +1623,35 @@
           <w:lang w:val="es-FI" w:eastAsia="es-ES_tradnl"/>
           <w14:ligatures w14:val="none"/>
         </w:rPr>
-        <w:t>2.2 Arithmetic Intensity</w:t>
+        <w:t xml:space="preserve">2.2 Arithmetic </w:t>
+      </w:r>
+      <w:r>
+        <w:rPr>
+          <w:rFonts w:ascii="Times New Roman" w:eastAsia="Times New Roman" w:hAnsi="Times New Roman" w:cs="Times New Roman"/>
+          <w:b/>
+          <w:bCs/>
+          <w:color w:val="000000"/>
+          <w:kern w:val="0"/>
+          <w:sz w:val="27"/>
+          <w:szCs w:val="27"/>
+          <w:lang w:val="es-FI" w:eastAsia="es-ES_tradnl"/>
+          <w14:ligatures w14:val="none"/>
+        </w:rPr>
+        <w:t>i</w:t>
+      </w:r>
+      <w:r>
+        <w:rPr>
+          <w:rFonts w:ascii="Times New Roman" w:eastAsia="Times New Roman" w:hAnsi="Times New Roman" w:cs="Times New Roman"/>
+          <w:b/>
+          <w:bCs/>
+          <w:color w:val="000000"/>
+          <w:kern w:val="0"/>
+          <w:sz w:val="27"/>
+          <w:szCs w:val="27"/>
+          <w:lang w:val="es-FI" w:eastAsia="es-ES_tradnl"/>
+          <w14:ligatures w14:val="none"/>
+        </w:rPr>
+        <w:t>ntensity</w:t>
       </w:r>
     </w:p>
     <w:p>
@@ -1270,7 +1673,77 @@
           <w:lang w:val="es-FI" w:eastAsia="es-ES_tradnl"/>
           <w14:ligatures w14:val="none"/>
         </w:rPr>
-        <w:t>Arithmetic intensity (AI) measures the ratio of floating-point operations to memory bytes transferred:</w:t>
+        <w:t>The a</w:t>
+      </w:r>
+      <w:r>
+        <w:rPr>
+          <w:rFonts w:ascii="Times New Roman" w:eastAsia="Times New Roman" w:hAnsi="Times New Roman" w:cs="Times New Roman"/>
+          <w:color w:val="000000"/>
+          <w:kern w:val="0"/>
+          <w:lang w:val="es-FI" w:eastAsia="es-ES_tradnl"/>
+          <w14:ligatures w14:val="none"/>
+        </w:rPr>
+        <w:t xml:space="preserve">rithmetic intensity </w:t>
+      </w:r>
+      <w:r>
+        <w:rPr>
+          <w:rFonts w:ascii="Times New Roman" w:eastAsia="Times New Roman" w:hAnsi="Times New Roman" w:cs="Times New Roman"/>
+          <w:color w:val="000000"/>
+          <w:kern w:val="0"/>
+          <w:lang w:val="es-FI" w:eastAsia="es-ES_tradnl"/>
+          <w14:ligatures w14:val="none"/>
+        </w:rPr>
+        <w:t xml:space="preserve">also known as </w:t>
+      </w:r>
+      <w:r>
+        <w:rPr>
+          <w:rFonts w:ascii="Times New Roman" w:eastAsia="Times New Roman" w:hAnsi="Times New Roman" w:cs="Times New Roman"/>
+          <w:color w:val="000000"/>
+          <w:kern w:val="0"/>
+          <w:lang w:val="es-FI" w:eastAsia="es-ES_tradnl"/>
+          <w14:ligatures w14:val="none"/>
+        </w:rPr>
+        <w:t>AI</w:t>
+      </w:r>
+      <w:r>
+        <w:rPr>
+          <w:rFonts w:ascii="Times New Roman" w:eastAsia="Times New Roman" w:hAnsi="Times New Roman" w:cs="Times New Roman"/>
+          <w:color w:val="000000"/>
+          <w:kern w:val="0"/>
+          <w:lang w:val="es-FI" w:eastAsia="es-ES_tradnl"/>
+          <w14:ligatures w14:val="none"/>
+        </w:rPr>
+        <w:t xml:space="preserve">, </w:t>
+      </w:r>
+      <w:r>
+        <w:rPr>
+          <w:rFonts w:ascii="Times New Roman" w:eastAsia="Times New Roman" w:hAnsi="Times New Roman" w:cs="Times New Roman"/>
+          <w:color w:val="000000"/>
+          <w:kern w:val="0"/>
+          <w:lang w:val="es-FI" w:eastAsia="es-ES_tradnl"/>
+          <w14:ligatures w14:val="none"/>
+        </w:rPr>
+        <w:t>measures the ratio of floating</w:t>
+      </w:r>
+      <w:r>
+        <w:rPr>
+          <w:rFonts w:ascii="Times New Roman" w:eastAsia="Times New Roman" w:hAnsi="Times New Roman" w:cs="Times New Roman"/>
+          <w:color w:val="000000"/>
+          <w:kern w:val="0"/>
+          <w:lang w:val="es-FI" w:eastAsia="es-ES_tradnl"/>
+          <w14:ligatures w14:val="none"/>
+        </w:rPr>
+        <w:t xml:space="preserve"> </w:t>
+      </w:r>
+      <w:r>
+        <w:rPr>
+          <w:rFonts w:ascii="Times New Roman" w:eastAsia="Times New Roman" w:hAnsi="Times New Roman" w:cs="Times New Roman"/>
+          <w:color w:val="000000"/>
+          <w:kern w:val="0"/>
+          <w:lang w:val="es-FI" w:eastAsia="es-ES_tradnl"/>
+          <w14:ligatures w14:val="none"/>
+        </w:rPr>
+        <w:t>point operations to memory bytes transferred:</w:t>
       </w:r>
     </w:p>
     <w:p>
@@ -1434,8 +1907,131 @@
           <w:lang w:val="es-FI" w:eastAsia="es-ES_tradnl"/>
           <w14:ligatures w14:val="none"/>
         </w:rPr>
-        <w:t>Increasing arithmetic intensity moves the computation from </w:t>
-      </w:r>
+        <w:t>The tiled implementation increases arithmetic intensity by reusing each tile element multiple times from shared memory, reducing global memory traffic by approximately a factor of TILE_SIZE.</w:t>
+      </w:r>
+    </w:p>
+    <w:p>
+      <w:pPr>
+        <w:spacing w:before="100" w:beforeAutospacing="1" w:after="100" w:afterAutospacing="1" w:line="240" w:lineRule="auto"/>
+        <w:rPr>
+          <w:rFonts w:ascii="Times New Roman" w:eastAsia="Times New Roman" w:hAnsi="Times New Roman" w:cs="Times New Roman"/>
+          <w:color w:val="000000"/>
+          <w:kern w:val="0"/>
+          <w:lang w:val="es-FI" w:eastAsia="es-ES_tradnl"/>
+          <w14:ligatures w14:val="none"/>
+        </w:rPr>
+      </w:pPr>
+      <w:r>
+        <w:rPr>
+          <w:rFonts w:ascii="Times New Roman" w:eastAsia="Times New Roman" w:hAnsi="Times New Roman" w:cs="Times New Roman"/>
+          <w:color w:val="000000"/>
+          <w:kern w:val="0"/>
+          <w:lang w:val="es-FI" w:eastAsia="es-ES_tradnl"/>
+          <w14:ligatures w14:val="none"/>
+        </w:rPr>
+        <w:t>This increases the</w:t>
+      </w:r>
+      <w:r>
+        <w:rPr>
+          <w:rFonts w:ascii="Times New Roman" w:eastAsia="Times New Roman" w:hAnsi="Times New Roman" w:cs="Times New Roman"/>
+          <w:color w:val="000000"/>
+          <w:kern w:val="0"/>
+          <w:lang w:val="es-FI" w:eastAsia="es-ES_tradnl"/>
+          <w14:ligatures w14:val="none"/>
+        </w:rPr>
+        <w:t xml:space="preserve"> arithmetic intensity</w:t>
+      </w:r>
+      <w:r>
+        <w:rPr>
+          <w:rFonts w:ascii="Times New Roman" w:eastAsia="Times New Roman" w:hAnsi="Times New Roman" w:cs="Times New Roman"/>
+          <w:color w:val="000000"/>
+          <w:kern w:val="0"/>
+          <w:lang w:val="es-FI" w:eastAsia="es-ES_tradnl"/>
+          <w14:ligatures w14:val="none"/>
+        </w:rPr>
+        <w:t xml:space="preserve">, moves </w:t>
+      </w:r>
+      <w:r>
+        <w:rPr>
+          <w:rFonts w:ascii="Times New Roman" w:eastAsia="Times New Roman" w:hAnsi="Times New Roman" w:cs="Times New Roman"/>
+          <w:color w:val="000000"/>
+          <w:kern w:val="0"/>
+          <w:lang w:val="es-FI" w:eastAsia="es-ES_tradnl"/>
+          <w14:ligatures w14:val="none"/>
+        </w:rPr>
+        <w:t xml:space="preserve">the computation from memory-bound to compute-bound, which is </w:t>
+      </w:r>
+      <w:r>
+        <w:rPr>
+          <w:rFonts w:ascii="Times New Roman" w:eastAsia="Times New Roman" w:hAnsi="Times New Roman" w:cs="Times New Roman"/>
+          <w:color w:val="000000"/>
+          <w:kern w:val="0"/>
+          <w:lang w:val="es-FI" w:eastAsia="es-ES_tradnl"/>
+          <w14:ligatures w14:val="none"/>
+        </w:rPr>
+        <w:t>need it to have a high utilization</w:t>
+      </w:r>
+      <w:r>
+        <w:rPr>
+          <w:rFonts w:ascii="Times New Roman" w:eastAsia="Times New Roman" w:hAnsi="Times New Roman" w:cs="Times New Roman"/>
+          <w:color w:val="000000"/>
+          <w:kern w:val="0"/>
+          <w:lang w:val="es-FI" w:eastAsia="es-ES_tradnl"/>
+          <w14:ligatures w14:val="none"/>
+        </w:rPr>
+        <w:t xml:space="preserve"> for </w:t>
+      </w:r>
+      <w:r>
+        <w:rPr>
+          <w:rFonts w:ascii="Times New Roman" w:eastAsia="Times New Roman" w:hAnsi="Times New Roman" w:cs="Times New Roman"/>
+          <w:color w:val="000000"/>
+          <w:kern w:val="0"/>
+          <w:lang w:val="es-FI" w:eastAsia="es-ES_tradnl"/>
+          <w14:ligatures w14:val="none"/>
+        </w:rPr>
+        <w:t>the</w:t>
+      </w:r>
+      <w:r>
+        <w:rPr>
+          <w:rFonts w:ascii="Times New Roman" w:eastAsia="Times New Roman" w:hAnsi="Times New Roman" w:cs="Times New Roman"/>
+          <w:color w:val="000000"/>
+          <w:kern w:val="0"/>
+          <w:lang w:val="es-FI" w:eastAsia="es-ES_tradnl"/>
+          <w14:ligatures w14:val="none"/>
+        </w:rPr>
+        <w:t xml:space="preserve"> GP</w:t>
+      </w:r>
+      <w:r>
+        <w:rPr>
+          <w:rFonts w:ascii="Times New Roman" w:eastAsia="Times New Roman" w:hAnsi="Times New Roman" w:cs="Times New Roman"/>
+          <w:color w:val="000000"/>
+          <w:kern w:val="0"/>
+          <w:lang w:val="es-FI" w:eastAsia="es-ES_tradnl"/>
+          <w14:ligatures w14:val="none"/>
+        </w:rPr>
+        <w:t>U</w:t>
+      </w:r>
+      <w:r>
+        <w:rPr>
+          <w:rFonts w:ascii="Times New Roman" w:eastAsia="Times New Roman" w:hAnsi="Times New Roman" w:cs="Times New Roman"/>
+          <w:color w:val="000000"/>
+          <w:kern w:val="0"/>
+          <w:lang w:val="es-FI" w:eastAsia="es-ES_tradnl"/>
+          <w14:ligatures w14:val="none"/>
+        </w:rPr>
+        <w:t>.</w:t>
+      </w:r>
+    </w:p>
+    <w:p>
+      <w:pPr>
+        <w:spacing w:after="0" w:line="240" w:lineRule="auto"/>
+        <w:rPr>
+          <w:rFonts w:ascii="Times New Roman" w:eastAsia="Times New Roman" w:hAnsi="Times New Roman" w:cs="Times New Roman"/>
+          <w:kern w:val="0"/>
+          <w:lang w:val="es-FI" w:eastAsia="es-ES_tradnl"/>
+          <w14:ligatures w14:val="none"/>
+        </w:rPr>
+      </w:pPr>
       <w:r>
         <w:rPr>
           <w:rFonts w:ascii="Times New Roman" w:eastAsia="Times New Roman" w:hAnsi="Times New Roman" w:cs="Times New Roman"/>
@@ -1443,50 +2039,26 @@
           <w:bCs/>
           <w:color w:val="000000"/>
           <w:kern w:val="0"/>
-          <w:lang w:val="es-FI" w:eastAsia="es-ES_tradnl"/>
-          <w14:ligatures w14:val="none"/>
-        </w:rPr>
-        <w:t>memory-bound</w:t>
-      </w:r>
-      <w:r>
-        <w:rPr>
-          <w:rFonts w:ascii="Times New Roman" w:eastAsia="Times New Roman" w:hAnsi="Times New Roman" w:cs="Times New Roman"/>
-          <w:color w:val="000000"/>
-          <w:kern w:val="0"/>
-          <w:lang w:val="es-FI" w:eastAsia="es-ES_tradnl"/>
-          <w14:ligatures w14:val="none"/>
-        </w:rPr>
-        <w:t> to </w:t>
-      </w:r>
-      <w:r>
+          <w:sz w:val="36"/>
+          <w:szCs w:val="36"/>
+          <w:lang w:val="es-FI" w:eastAsia="es-ES_tradnl"/>
+          <w14:ligatures w14:val="none"/>
+        </w:rPr>
+        <w:t>3. Implementation</w:t>
+      </w:r>
+    </w:p>
+    <w:p>
+      <w:pPr>
+        <w:spacing w:before="100" w:beforeAutospacing="1" w:after="100" w:afterAutospacing="1" w:line="240" w:lineRule="auto"/>
+        <w:outlineLvl w:val="2"/>
         <w:rPr>
           <w:rFonts w:ascii="Times New Roman" w:eastAsia="Times New Roman" w:hAnsi="Times New Roman" w:cs="Times New Roman"/>
           <w:b/>
           <w:bCs/>
           <w:color w:val="000000"/>
           <w:kern w:val="0"/>
-          <w:lang w:val="es-FI" w:eastAsia="es-ES_tradnl"/>
-          <w14:ligatures w14:val="none"/>
-        </w:rPr>
-        <w:t>compute-bound</w:t>
-      </w:r>
-      <w:r>
-        <w:rPr>
-          <w:rFonts w:ascii="Times New Roman" w:eastAsia="Times New Roman" w:hAnsi="Times New Roman" w:cs="Times New Roman"/>
-          <w:color w:val="000000"/>
-          <w:kern w:val="0"/>
-          <w:lang w:val="es-FI" w:eastAsia="es-ES_tradnl"/>
-          <w14:ligatures w14:val="none"/>
-        </w:rPr>
-        <w:t>, which is essential for high GPU utilisation.</w:t>
-      </w:r>
-    </w:p>
-    <w:p>
-      <w:pPr>
-        <w:spacing w:after="0" w:line="240" w:lineRule="auto"/>
-        <w:rPr>
-          <w:rFonts w:ascii="Times New Roman" w:eastAsia="Times New Roman" w:hAnsi="Times New Roman" w:cs="Times New Roman"/>
-          <w:kern w:val="0"/>
+          <w:sz w:val="27"/>
+          <w:szCs w:val="27"/>
           <w:lang w:val="es-FI" w:eastAsia="es-ES_tradnl"/>
           <w14:ligatures w14:val="none"/>
         </w:rPr>
@@ -1498,18 +2070,14 @@
           <w:bCs/>
           <w:color w:val="000000"/>
           <w:kern w:val="0"/>
-          <w:sz w:val="36"/>
-          <w:szCs w:val="36"/>
-          <w:lang w:val="es-FI" w:eastAsia="es-ES_tradnl"/>
-          <w14:ligatures w14:val="none"/>
-        </w:rPr>
-        <w:t>3. Implementation</w:t>
-      </w:r>
-    </w:p>
-    <w:p>
-      <w:pPr>
-        <w:spacing w:before="100" w:beforeAutospacing="1" w:after="100" w:afterAutospacing="1" w:line="240" w:lineRule="auto"/>
-        <w:outlineLvl w:val="2"/>
+          <w:sz w:val="27"/>
+          <w:szCs w:val="27"/>
+          <w:lang w:val="es-FI" w:eastAsia="es-ES_tradnl"/>
+          <w14:ligatures w14:val="none"/>
+        </w:rPr>
+        <w:t xml:space="preserve">3.1 Naive </w:t>
+      </w:r>
+      <w:r>
         <w:rPr>
           <w:rFonts w:ascii="Times New Roman" w:eastAsia="Times New Roman" w:hAnsi="Times New Roman" w:cs="Times New Roman"/>
           <w:b/>
@@ -1521,7 +2089,8 @@
           <w:lang w:val="es-FI" w:eastAsia="es-ES_tradnl"/>
           <w14:ligatures w14:val="none"/>
         </w:rPr>
-      </w:pPr>
+        <w:t>k</w:t>
+      </w:r>
       <w:r>
         <w:rPr>
           <w:rFonts w:ascii="Times New Roman" w:eastAsia="Times New Roman" w:hAnsi="Times New Roman" w:cs="Times New Roman"/>
@@ -1534,12 +2103,13 @@
           <w:lang w:val="es-FI" w:eastAsia="es-ES_tradnl"/>
           <w14:ligatures w14:val="none"/>
         </w:rPr>
-        <w:t>3.1 Naive Kernel</w:t>
+        <w:t>ernel</w:t>
       </w:r>
     </w:p>
     <w:p>
       <w:pPr>
         <w:spacing w:before="100" w:beforeAutospacing="1" w:after="100" w:afterAutospacing="1" w:line="240" w:lineRule="auto"/>
+        <w:ind w:firstLine="708"/>
         <w:rPr>
           <w:rFonts w:ascii="Times New Roman" w:eastAsia="Times New Roman" w:hAnsi="Times New Roman" w:cs="Times New Roman"/>
           <w:color w:val="000000"/>
@@ -1820,6 +2390,7 @@
           <w:lang w:val="es-FI" w:eastAsia="es-ES_tradnl"/>
           <w14:ligatures w14:val="none"/>
         </w:rPr>
+        <w:lastRenderedPageBreak/>
         <w:t xml:space="preserve">        for (int k = 0; k &lt; N; k++)</w:t>
       </w:r>
     </w:p>
@@ -2013,30 +2584,141 @@
       <w:r>
         <w:rPr>
           <w:rFonts w:ascii="Times New Roman" w:eastAsia="Times New Roman" w:hAnsi="Times New Roman" w:cs="Times New Roman"/>
+          <w:color w:val="000000"/>
+          <w:kern w:val="0"/>
+          <w:lang w:val="es-FI" w:eastAsia="es-ES_tradnl"/>
+          <w14:ligatures w14:val="none"/>
+        </w:rPr>
+        <w:t>The p</w:t>
+      </w:r>
+      <w:r>
+        <w:rPr>
+          <w:rFonts w:ascii="Times New Roman" w:eastAsia="Times New Roman" w:hAnsi="Times New Roman" w:cs="Times New Roman"/>
+          <w:color w:val="000000"/>
+          <w:kern w:val="0"/>
+          <w:lang w:val="es-FI" w:eastAsia="es-ES_tradnl"/>
+          <w14:ligatures w14:val="none"/>
+        </w:rPr>
+        <w:t>roblem</w:t>
+      </w:r>
+      <w:r>
+        <w:rPr>
+          <w:rFonts w:ascii="Times New Roman" w:eastAsia="Times New Roman" w:hAnsi="Times New Roman" w:cs="Times New Roman"/>
+          <w:color w:val="000000"/>
+          <w:kern w:val="0"/>
+          <w:lang w:val="es-FI" w:eastAsia="es-ES_tradnl"/>
+          <w14:ligatures w14:val="none"/>
+        </w:rPr>
+        <w:t xml:space="preserve"> is that f</w:t>
+      </w:r>
+      <w:r>
+        <w:rPr>
+          <w:rFonts w:ascii="Times New Roman" w:eastAsia="Times New Roman" w:hAnsi="Times New Roman" w:cs="Times New Roman"/>
+          <w:color w:val="000000"/>
+          <w:kern w:val="0"/>
+          <w:lang w:val="es-FI" w:eastAsia="es-ES_tradnl"/>
+          <w14:ligatures w14:val="none"/>
+        </w:rPr>
+        <w:t xml:space="preserve">or an N×N output matrix, this kernel </w:t>
+      </w:r>
+      <w:r>
+        <w:rPr>
+          <w:rFonts w:ascii="Times New Roman" w:eastAsia="Times New Roman" w:hAnsi="Times New Roman" w:cs="Times New Roman"/>
+          <w:color w:val="000000"/>
+          <w:kern w:val="0"/>
+          <w:lang w:val="es-FI" w:eastAsia="es-ES_tradnl"/>
+          <w14:ligatures w14:val="none"/>
+        </w:rPr>
+        <w:t>have a</w:t>
+      </w:r>
+      <w:r>
+        <w:rPr>
+          <w:rFonts w:ascii="Times New Roman" w:eastAsia="Times New Roman" w:hAnsi="Times New Roman" w:cs="Times New Roman"/>
+          <w:color w:val="000000"/>
+          <w:kern w:val="0"/>
+          <w:lang w:val="es-FI" w:eastAsia="es-ES_tradnl"/>
+          <w14:ligatures w14:val="none"/>
+        </w:rPr>
+        <w:t xml:space="preserve"> O(N³) global memory reads. </w:t>
+      </w:r>
+      <w:r>
+        <w:rPr>
+          <w:rFonts w:ascii="Times New Roman" w:eastAsia="Times New Roman" w:hAnsi="Times New Roman" w:cs="Times New Roman"/>
+          <w:color w:val="000000"/>
+          <w:kern w:val="0"/>
+          <w:lang w:val="es-FI" w:eastAsia="es-ES_tradnl"/>
+          <w14:ligatures w14:val="none"/>
+        </w:rPr>
+        <w:t>With m</w:t>
+      </w:r>
+      <w:r>
+        <w:rPr>
+          <w:rFonts w:ascii="Times New Roman" w:eastAsia="Times New Roman" w:hAnsi="Times New Roman" w:cs="Times New Roman"/>
+          <w:color w:val="000000"/>
+          <w:kern w:val="0"/>
+          <w:lang w:val="es-FI" w:eastAsia="es-ES_tradnl"/>
+          <w14:ligatures w14:val="none"/>
+        </w:rPr>
+        <w:t xml:space="preserve">any of these reads </w:t>
+      </w:r>
+      <w:r>
+        <w:rPr>
+          <w:rFonts w:ascii="Times New Roman" w:eastAsia="Times New Roman" w:hAnsi="Times New Roman" w:cs="Times New Roman"/>
+          <w:color w:val="000000"/>
+          <w:kern w:val="0"/>
+          <w:lang w:val="es-FI" w:eastAsia="es-ES_tradnl"/>
+          <w14:ligatures w14:val="none"/>
+        </w:rPr>
+        <w:t>being</w:t>
+      </w:r>
+      <w:r>
+        <w:rPr>
+          <w:rFonts w:ascii="Times New Roman" w:eastAsia="Times New Roman" w:hAnsi="Times New Roman" w:cs="Times New Roman"/>
+          <w:color w:val="000000"/>
+          <w:kern w:val="0"/>
+          <w:lang w:val="es-FI" w:eastAsia="es-ES_tradnl"/>
+          <w14:ligatures w14:val="none"/>
+        </w:rPr>
+        <w:t xml:space="preserve"> redundant</w:t>
+      </w:r>
+      <w:r>
+        <w:rPr>
+          <w:rFonts w:ascii="Times New Roman" w:eastAsia="Times New Roman" w:hAnsi="Times New Roman" w:cs="Times New Roman"/>
+          <w:color w:val="000000"/>
+          <w:kern w:val="0"/>
+          <w:lang w:val="es-FI" w:eastAsia="es-ES_tradnl"/>
+          <w14:ligatures w14:val="none"/>
+        </w:rPr>
+        <w:t xml:space="preserve">, and having </w:t>
+      </w:r>
+      <w:r>
+        <w:rPr>
+          <w:rFonts w:ascii="Times New Roman" w:eastAsia="Times New Roman" w:hAnsi="Times New Roman" w:cs="Times New Roman"/>
+          <w:color w:val="000000"/>
+          <w:kern w:val="0"/>
+          <w:lang w:val="es-FI" w:eastAsia="es-ES_tradnl"/>
+          <w14:ligatures w14:val="none"/>
+        </w:rPr>
+        <w:t>neighbouring threads in the same block read overlapping rows and columns.</w:t>
+      </w:r>
+    </w:p>
+    <w:p>
+      <w:pPr>
+        <w:spacing w:before="100" w:beforeAutospacing="1" w:after="100" w:afterAutospacing="1" w:line="240" w:lineRule="auto"/>
+        <w:outlineLvl w:val="2"/>
+        <w:rPr>
+          <w:rFonts w:ascii="Times New Roman" w:eastAsia="Times New Roman" w:hAnsi="Times New Roman" w:cs="Times New Roman"/>
           <w:b/>
           <w:bCs/>
           <w:color w:val="000000"/>
           <w:kern w:val="0"/>
-          <w:lang w:val="es-FI" w:eastAsia="es-ES_tradnl"/>
-          <w14:ligatures w14:val="none"/>
-        </w:rPr>
-        <w:t>Problem:</w:t>
-      </w:r>
-      <w:r>
-        <w:rPr>
-          <w:rFonts w:ascii="Times New Roman" w:eastAsia="Times New Roman" w:hAnsi="Times New Roman" w:cs="Times New Roman"/>
-          <w:color w:val="000000"/>
-          <w:kern w:val="0"/>
-          <w:lang w:val="es-FI" w:eastAsia="es-ES_tradnl"/>
-          <w14:ligatures w14:val="none"/>
-        </w:rPr>
-        <w:t> For an N×N output matrix, this kernel issues O(N³) global memory reads. Many of these reads are redundant — neighbouring threads in the same block read overlapping rows and columns.</w:t>
-      </w:r>
-    </w:p>
-    <w:p>
-      <w:pPr>
-        <w:spacing w:before="100" w:beforeAutospacing="1" w:after="100" w:afterAutospacing="1" w:line="240" w:lineRule="auto"/>
-        <w:outlineLvl w:val="2"/>
+          <w:sz w:val="27"/>
+          <w:szCs w:val="27"/>
+          <w:lang w:val="es-FI" w:eastAsia="es-ES_tradnl"/>
+          <w14:ligatures w14:val="none"/>
+        </w:rPr>
+      </w:pPr>
+      <w:r>
         <w:rPr>
           <w:rFonts w:ascii="Times New Roman" w:eastAsia="Times New Roman" w:hAnsi="Times New Roman" w:cs="Times New Roman"/>
           <w:b/>
@@ -2048,7 +2730,8 @@
           <w:lang w:val="es-FI" w:eastAsia="es-ES_tradnl"/>
           <w14:ligatures w14:val="none"/>
         </w:rPr>
-      </w:pPr>
+        <w:t xml:space="preserve">3.2 Tiled </w:t>
+      </w:r>
       <w:r>
         <w:rPr>
           <w:rFonts w:ascii="Times New Roman" w:eastAsia="Times New Roman" w:hAnsi="Times New Roman" w:cs="Times New Roman"/>
@@ -2061,29 +2744,140 @@
           <w:lang w:val="es-FI" w:eastAsia="es-ES_tradnl"/>
           <w14:ligatures w14:val="none"/>
         </w:rPr>
-        <w:t>3.2 Tiled Shared Memory Kernel</w:t>
+        <w:t>s</w:t>
+      </w:r>
+      <w:r>
+        <w:rPr>
+          <w:rFonts w:ascii="Times New Roman" w:eastAsia="Times New Roman" w:hAnsi="Times New Roman" w:cs="Times New Roman"/>
+          <w:b/>
+          <w:bCs/>
+          <w:color w:val="000000"/>
+          <w:kern w:val="0"/>
+          <w:sz w:val="27"/>
+          <w:szCs w:val="27"/>
+          <w:lang w:val="es-FI" w:eastAsia="es-ES_tradnl"/>
+          <w14:ligatures w14:val="none"/>
+        </w:rPr>
+        <w:t xml:space="preserve">hared </w:t>
+      </w:r>
+      <w:r>
+        <w:rPr>
+          <w:rFonts w:ascii="Times New Roman" w:eastAsia="Times New Roman" w:hAnsi="Times New Roman" w:cs="Times New Roman"/>
+          <w:b/>
+          <w:bCs/>
+          <w:color w:val="000000"/>
+          <w:kern w:val="0"/>
+          <w:sz w:val="27"/>
+          <w:szCs w:val="27"/>
+          <w:lang w:val="es-FI" w:eastAsia="es-ES_tradnl"/>
+          <w14:ligatures w14:val="none"/>
+        </w:rPr>
+        <w:t>m</w:t>
+      </w:r>
+      <w:r>
+        <w:rPr>
+          <w:rFonts w:ascii="Times New Roman" w:eastAsia="Times New Roman" w:hAnsi="Times New Roman" w:cs="Times New Roman"/>
+          <w:b/>
+          <w:bCs/>
+          <w:color w:val="000000"/>
+          <w:kern w:val="0"/>
+          <w:sz w:val="27"/>
+          <w:szCs w:val="27"/>
+          <w:lang w:val="es-FI" w:eastAsia="es-ES_tradnl"/>
+          <w14:ligatures w14:val="none"/>
+        </w:rPr>
+        <w:t xml:space="preserve">emory </w:t>
+      </w:r>
+      <w:r>
+        <w:rPr>
+          <w:rFonts w:ascii="Times New Roman" w:eastAsia="Times New Roman" w:hAnsi="Times New Roman" w:cs="Times New Roman"/>
+          <w:b/>
+          <w:bCs/>
+          <w:color w:val="000000"/>
+          <w:kern w:val="0"/>
+          <w:sz w:val="27"/>
+          <w:szCs w:val="27"/>
+          <w:lang w:val="es-FI" w:eastAsia="es-ES_tradnl"/>
+          <w14:ligatures w14:val="none"/>
+        </w:rPr>
+        <w:t>k</w:t>
+      </w:r>
+      <w:r>
+        <w:rPr>
+          <w:rFonts w:ascii="Times New Roman" w:eastAsia="Times New Roman" w:hAnsi="Times New Roman" w:cs="Times New Roman"/>
+          <w:b/>
+          <w:bCs/>
+          <w:color w:val="000000"/>
+          <w:kern w:val="0"/>
+          <w:sz w:val="27"/>
+          <w:szCs w:val="27"/>
+          <w:lang w:val="es-FI" w:eastAsia="es-ES_tradnl"/>
+          <w14:ligatures w14:val="none"/>
+        </w:rPr>
+        <w:t>ernel</w:t>
       </w:r>
     </w:p>
     <w:p>
       <w:pPr>
         <w:spacing w:before="100" w:beforeAutospacing="1" w:after="100" w:afterAutospacing="1" w:line="240" w:lineRule="auto"/>
-        <w:rPr>
-          <w:rFonts w:ascii="Times New Roman" w:eastAsia="Times New Roman" w:hAnsi="Times New Roman" w:cs="Times New Roman"/>
-          <w:color w:val="000000"/>
-          <w:kern w:val="0"/>
-          <w:lang w:val="es-FI" w:eastAsia="es-ES_tradnl"/>
-          <w14:ligatures w14:val="none"/>
-        </w:rPr>
-      </w:pPr>
-      <w:r>
-        <w:rPr>
-          <w:rFonts w:ascii="Times New Roman" w:eastAsia="Times New Roman" w:hAnsi="Times New Roman" w:cs="Times New Roman"/>
-          <w:color w:val="000000"/>
-          <w:kern w:val="0"/>
-          <w:lang w:val="es-FI" w:eastAsia="es-ES_tradnl"/>
-          <w14:ligatures w14:val="none"/>
-        </w:rPr>
-        <w:t>The tiled kernel divides the matrices into square tiles of size TILE_SIZE × TILE_SIZE (32×32 in our implementation). Each thread block cooperatively loads one tile of A and one tile of B into shared memory, performs the partial dot product, then advances to the next tile.</w:t>
+        <w:ind w:firstLine="708"/>
+        <w:rPr>
+          <w:rFonts w:ascii="Times New Roman" w:eastAsia="Times New Roman" w:hAnsi="Times New Roman" w:cs="Times New Roman"/>
+          <w:color w:val="000000"/>
+          <w:kern w:val="0"/>
+          <w:lang w:val="es-FI" w:eastAsia="es-ES_tradnl"/>
+          <w14:ligatures w14:val="none"/>
+        </w:rPr>
+      </w:pPr>
+      <w:r>
+        <w:rPr>
+          <w:rFonts w:ascii="Times New Roman" w:eastAsia="Times New Roman" w:hAnsi="Times New Roman" w:cs="Times New Roman"/>
+          <w:color w:val="000000"/>
+          <w:kern w:val="0"/>
+          <w:lang w:val="es-FI" w:eastAsia="es-ES_tradnl"/>
+          <w14:ligatures w14:val="none"/>
+        </w:rPr>
+        <w:t xml:space="preserve">The tiled kernel </w:t>
+      </w:r>
+      <w:r>
+        <w:rPr>
+          <w:rFonts w:ascii="Times New Roman" w:eastAsia="Times New Roman" w:hAnsi="Times New Roman" w:cs="Times New Roman"/>
+          <w:color w:val="000000"/>
+          <w:kern w:val="0"/>
+          <w:lang w:val="es-FI" w:eastAsia="es-ES_tradnl"/>
+          <w14:ligatures w14:val="none"/>
+        </w:rPr>
+        <w:t xml:space="preserve">implementation </w:t>
+      </w:r>
+      <w:r>
+        <w:rPr>
+          <w:rFonts w:ascii="Times New Roman" w:eastAsia="Times New Roman" w:hAnsi="Times New Roman" w:cs="Times New Roman"/>
+          <w:color w:val="000000"/>
+          <w:kern w:val="0"/>
+          <w:lang w:val="es-FI" w:eastAsia="es-ES_tradnl"/>
+          <w14:ligatures w14:val="none"/>
+        </w:rPr>
+        <w:t>divides the matrices into square tiles of size TILE_SIZE × TILE_SIZE (32×32 in our implementation)</w:t>
+      </w:r>
+      <w:r>
+        <w:rPr>
+          <w:rFonts w:ascii="Times New Roman" w:eastAsia="Times New Roman" w:hAnsi="Times New Roman" w:cs="Times New Roman"/>
+          <w:color w:val="000000"/>
+          <w:kern w:val="0"/>
+          <w:lang w:val="es-FI" w:eastAsia="es-ES_tradnl"/>
+          <w14:ligatures w14:val="none"/>
+        </w:rPr>
+        <w:t>, making each</w:t>
+      </w:r>
+      <w:r>
+        <w:rPr>
+          <w:rFonts w:ascii="Times New Roman" w:eastAsia="Times New Roman" w:hAnsi="Times New Roman" w:cs="Times New Roman"/>
+          <w:color w:val="000000"/>
+          <w:kern w:val="0"/>
+          <w:lang w:val="es-FI" w:eastAsia="es-ES_tradnl"/>
+          <w14:ligatures w14:val="none"/>
+        </w:rPr>
+        <w:t xml:space="preserve"> thread block cooperatively loads one tile of A and one tile of B into shared memory, performs the partial dot product, then advances to the next tile.</w:t>
       </w:r>
     </w:p>
     <w:p>
@@ -2127,7 +2921,6 @@
           <w:lang w:val="es-FI" w:eastAsia="es-ES_tradnl"/>
           <w14:ligatures w14:val="none"/>
         </w:rPr>
-        <w:lastRenderedPageBreak/>
         <w:t>__global__ void matmul_tiled(const float* A, const float* B, float* C, int N) {</w:t>
       </w:r>
     </w:p>
@@ -2996,7 +3789,19 @@
           <w:lang w:val="es-FI" w:eastAsia="es-ES_tradnl"/>
           <w14:ligatures w14:val="none"/>
         </w:rPr>
-        <w:t>Key optimisations:</w:t>
+        <w:t>Main point of the</w:t>
+      </w:r>
+      <w:r>
+        <w:rPr>
+          <w:rFonts w:ascii="Times New Roman" w:eastAsia="Times New Roman" w:hAnsi="Times New Roman" w:cs="Times New Roman"/>
+          <w:b/>
+          <w:bCs/>
+          <w:color w:val="000000"/>
+          <w:kern w:val="0"/>
+          <w:lang w:val="es-FI" w:eastAsia="es-ES_tradnl"/>
+          <w14:ligatures w14:val="none"/>
+        </w:rPr>
+        <w:t xml:space="preserve"> optimisation:</w:t>
       </w:r>
     </w:p>
     <w:p>
@@ -3022,29 +3827,7 @@
           <w:lang w:val="es-FI" w:eastAsia="es-ES_tradnl"/>
           <w14:ligatures w14:val="none"/>
         </w:rPr>
-        <w:t>Each element of A and B is loaded from global memory exactly </w:t>
-      </w:r>
-      <w:r>
-        <w:rPr>
-          <w:rFonts w:ascii="Times New Roman" w:eastAsia="Times New Roman" w:hAnsi="Times New Roman" w:cs="Times New Roman"/>
-          <w:b/>
-          <w:bCs/>
-          <w:color w:val="000000"/>
-          <w:kern w:val="0"/>
-          <w:lang w:val="es-FI" w:eastAsia="es-ES_tradnl"/>
-          <w14:ligatures w14:val="none"/>
-        </w:rPr>
-        <w:t>once per tile</w:t>
-      </w:r>
-      <w:r>
-        <w:rPr>
-          <w:rFonts w:ascii="Times New Roman" w:eastAsia="Times New Roman" w:hAnsi="Times New Roman" w:cs="Times New Roman"/>
-          <w:color w:val="000000"/>
-          <w:kern w:val="0"/>
-          <w:lang w:val="es-FI" w:eastAsia="es-ES_tradnl"/>
-          <w14:ligatures w14:val="none"/>
-        </w:rPr>
-        <w:t> and reused TILE_SIZE times</w:t>
+        <w:t>Each element of A and B is loaded from global memory exactly once per tile and reused TILE_SIZE times</w:t>
       </w:r>
     </w:p>
     <w:p>
@@ -3092,7 +3875,47 @@
           <w:lang w:val="es-FI" w:eastAsia="es-ES_tradnl"/>
           <w14:ligatures w14:val="none"/>
         </w:rPr>
-        <w:t> barrier ensures all threads in the block have loaded their tile before computation begins</w:t>
+        <w:t xml:space="preserve"> barrier </w:t>
+      </w:r>
+      <w:r>
+        <w:rPr>
+          <w:rFonts w:ascii="Times New Roman" w:eastAsia="Times New Roman" w:hAnsi="Times New Roman" w:cs="Times New Roman"/>
+          <w:color w:val="000000"/>
+          <w:kern w:val="0"/>
+          <w:lang w:val="es-FI" w:eastAsia="es-ES_tradnl"/>
+          <w14:ligatures w14:val="none"/>
+        </w:rPr>
+        <w:t>make sure that</w:t>
+      </w:r>
+      <w:r>
+        <w:rPr>
+          <w:rFonts w:ascii="Times New Roman" w:eastAsia="Times New Roman" w:hAnsi="Times New Roman" w:cs="Times New Roman"/>
+          <w:color w:val="000000"/>
+          <w:kern w:val="0"/>
+          <w:lang w:val="es-FI" w:eastAsia="es-ES_tradnl"/>
+          <w14:ligatures w14:val="none"/>
+        </w:rPr>
+        <w:t xml:space="preserve"> all threads in the block have loaded their tile before </w:t>
+      </w:r>
+      <w:r>
+        <w:rPr>
+          <w:rFonts w:ascii="Times New Roman" w:eastAsia="Times New Roman" w:hAnsi="Times New Roman" w:cs="Times New Roman"/>
+          <w:color w:val="000000"/>
+          <w:kern w:val="0"/>
+          <w:lang w:val="es-FI" w:eastAsia="es-ES_tradnl"/>
+          <w14:ligatures w14:val="none"/>
+        </w:rPr>
+        <w:t xml:space="preserve">the </w:t>
+      </w:r>
+      <w:r>
+        <w:rPr>
+          <w:rFonts w:ascii="Times New Roman" w:eastAsia="Times New Roman" w:hAnsi="Times New Roman" w:cs="Times New Roman"/>
+          <w:color w:val="000000"/>
+          <w:kern w:val="0"/>
+          <w:lang w:val="es-FI" w:eastAsia="es-ES_tradnl"/>
+          <w14:ligatures w14:val="none"/>
+        </w:rPr>
+        <w:t>computation begins</w:t>
       </w:r>
     </w:p>
     <w:p>
@@ -3155,23 +3978,185 @@
     <w:p>
       <w:pPr>
         <w:spacing w:before="100" w:beforeAutospacing="1" w:after="100" w:afterAutospacing="1" w:line="240" w:lineRule="auto"/>
-        <w:rPr>
-          <w:rFonts w:ascii="Times New Roman" w:eastAsia="Times New Roman" w:hAnsi="Times New Roman" w:cs="Times New Roman"/>
-          <w:color w:val="000000"/>
-          <w:kern w:val="0"/>
-          <w:lang w:val="es-FI" w:eastAsia="es-ES_tradnl"/>
-          <w14:ligatures w14:val="none"/>
-        </w:rPr>
-      </w:pPr>
-      <w:r>
-        <w:rPr>
-          <w:rFonts w:ascii="Times New Roman" w:eastAsia="Times New Roman" w:hAnsi="Times New Roman" w:cs="Times New Roman"/>
-          <w:color w:val="000000"/>
-          <w:kern w:val="0"/>
-          <w:lang w:val="es-FI" w:eastAsia="es-ES_tradnl"/>
-          <w14:ligatures w14:val="none"/>
-        </w:rPr>
-        <w:t>cuBLAS is NVIDIA's highly optimised BLAS library. It uses hardware-accelerated tensor cores on A100 (available for FP16/BF16/TF32) and applies advanced optimisations such as double-buffering, software pipelining, and warp-level primitives — far beyond what a hand-written kernel can achieve.</w:t>
+        <w:ind w:firstLine="708"/>
+        <w:rPr>
+          <w:rFonts w:ascii="Times New Roman" w:eastAsia="Times New Roman" w:hAnsi="Times New Roman" w:cs="Times New Roman"/>
+          <w:color w:val="000000"/>
+          <w:kern w:val="0"/>
+          <w:lang w:val="es-FI" w:eastAsia="es-ES_tradnl"/>
+          <w14:ligatures w14:val="none"/>
+        </w:rPr>
+      </w:pPr>
+      <w:r>
+        <w:rPr>
+          <w:rFonts w:ascii="Times New Roman" w:eastAsia="Times New Roman" w:hAnsi="Times New Roman" w:cs="Times New Roman"/>
+          <w:color w:val="000000"/>
+          <w:kern w:val="0"/>
+          <w:lang w:val="es-FI" w:eastAsia="es-ES_tradnl"/>
+          <w14:ligatures w14:val="none"/>
+        </w:rPr>
+        <w:t xml:space="preserve">As the last implementation we have </w:t>
+      </w:r>
+      <w:r>
+        <w:rPr>
+          <w:rFonts w:ascii="Times New Roman" w:eastAsia="Times New Roman" w:hAnsi="Times New Roman" w:cs="Times New Roman"/>
+          <w:color w:val="000000"/>
+          <w:kern w:val="0"/>
+          <w:lang w:val="es-FI" w:eastAsia="es-ES_tradnl"/>
+          <w14:ligatures w14:val="none"/>
+        </w:rPr>
+        <w:t>cuBLAS</w:t>
+      </w:r>
+      <w:r>
+        <w:rPr>
+          <w:rFonts w:ascii="Times New Roman" w:eastAsia="Times New Roman" w:hAnsi="Times New Roman" w:cs="Times New Roman"/>
+          <w:color w:val="000000"/>
+          <w:kern w:val="0"/>
+          <w:lang w:val="es-FI" w:eastAsia="es-ES_tradnl"/>
+          <w14:ligatures w14:val="none"/>
+        </w:rPr>
+        <w:t xml:space="preserve"> that</w:t>
+      </w:r>
+      <w:r>
+        <w:rPr>
+          <w:rFonts w:ascii="Times New Roman" w:eastAsia="Times New Roman" w:hAnsi="Times New Roman" w:cs="Times New Roman"/>
+          <w:color w:val="000000"/>
+          <w:kern w:val="0"/>
+          <w:lang w:val="es-FI" w:eastAsia="es-ES_tradnl"/>
+          <w14:ligatures w14:val="none"/>
+        </w:rPr>
+        <w:t xml:space="preserve"> is NVIDIA's optimised BLAS library</w:t>
+      </w:r>
+      <w:r>
+        <w:rPr>
+          <w:rFonts w:ascii="Times New Roman" w:eastAsia="Times New Roman" w:hAnsi="Times New Roman" w:cs="Times New Roman"/>
+          <w:color w:val="000000"/>
+          <w:kern w:val="0"/>
+          <w:lang w:val="es-FI" w:eastAsia="es-ES_tradnl"/>
+          <w14:ligatures w14:val="none"/>
+        </w:rPr>
+        <w:t>, that</w:t>
+      </w:r>
+      <w:r>
+        <w:rPr>
+          <w:rFonts w:ascii="Times New Roman" w:eastAsia="Times New Roman" w:hAnsi="Times New Roman" w:cs="Times New Roman"/>
+          <w:color w:val="000000"/>
+          <w:kern w:val="0"/>
+          <w:lang w:val="es-FI" w:eastAsia="es-ES_tradnl"/>
+          <w14:ligatures w14:val="none"/>
+        </w:rPr>
+        <w:t xml:space="preserve"> uses hardware</w:t>
+      </w:r>
+      <w:r>
+        <w:rPr>
+          <w:rFonts w:ascii="Times New Roman" w:eastAsia="Times New Roman" w:hAnsi="Times New Roman" w:cs="Times New Roman"/>
+          <w:color w:val="000000"/>
+          <w:kern w:val="0"/>
+          <w:lang w:val="es-FI" w:eastAsia="es-ES_tradnl"/>
+          <w14:ligatures w14:val="none"/>
+        </w:rPr>
+        <w:t xml:space="preserve"> </w:t>
+      </w:r>
+      <w:r>
+        <w:rPr>
+          <w:rFonts w:ascii="Times New Roman" w:eastAsia="Times New Roman" w:hAnsi="Times New Roman" w:cs="Times New Roman"/>
+          <w:color w:val="000000"/>
+          <w:kern w:val="0"/>
+          <w:lang w:val="es-FI" w:eastAsia="es-ES_tradnl"/>
+          <w14:ligatures w14:val="none"/>
+        </w:rPr>
+        <w:t xml:space="preserve">accelerated tensor cores on A100 (available for FP16/BF16/TF32) </w:t>
+      </w:r>
+      <w:r>
+        <w:rPr>
+          <w:rFonts w:ascii="Times New Roman" w:eastAsia="Times New Roman" w:hAnsi="Times New Roman" w:cs="Times New Roman"/>
+          <w:color w:val="000000"/>
+          <w:kern w:val="0"/>
+          <w:lang w:val="es-FI" w:eastAsia="es-ES_tradnl"/>
+          <w14:ligatures w14:val="none"/>
+        </w:rPr>
+        <w:lastRenderedPageBreak/>
+        <w:t xml:space="preserve">and </w:t>
+      </w:r>
+      <w:r>
+        <w:rPr>
+          <w:rFonts w:ascii="Times New Roman" w:eastAsia="Times New Roman" w:hAnsi="Times New Roman" w:cs="Times New Roman"/>
+          <w:color w:val="000000"/>
+          <w:kern w:val="0"/>
+          <w:lang w:val="es-FI" w:eastAsia="es-ES_tradnl"/>
+          <w14:ligatures w14:val="none"/>
+        </w:rPr>
+        <w:t>uses</w:t>
+      </w:r>
+      <w:r>
+        <w:rPr>
+          <w:rFonts w:ascii="Times New Roman" w:eastAsia="Times New Roman" w:hAnsi="Times New Roman" w:cs="Times New Roman"/>
+          <w:color w:val="000000"/>
+          <w:kern w:val="0"/>
+          <w:lang w:val="es-FI" w:eastAsia="es-ES_tradnl"/>
+          <w14:ligatures w14:val="none"/>
+        </w:rPr>
+        <w:t xml:space="preserve"> advanced optimisations </w:t>
+      </w:r>
+      <w:r>
+        <w:rPr>
+          <w:rFonts w:ascii="Times New Roman" w:eastAsia="Times New Roman" w:hAnsi="Times New Roman" w:cs="Times New Roman"/>
+          <w:color w:val="000000"/>
+          <w:kern w:val="0"/>
+          <w:lang w:val="es-FI" w:eastAsia="es-ES_tradnl"/>
+          <w14:ligatures w14:val="none"/>
+        </w:rPr>
+        <w:t>like</w:t>
+      </w:r>
+      <w:r>
+        <w:rPr>
+          <w:rFonts w:ascii="Times New Roman" w:eastAsia="Times New Roman" w:hAnsi="Times New Roman" w:cs="Times New Roman"/>
+          <w:color w:val="000000"/>
+          <w:kern w:val="0"/>
+          <w:lang w:val="es-FI" w:eastAsia="es-ES_tradnl"/>
+          <w14:ligatures w14:val="none"/>
+        </w:rPr>
+        <w:t xml:space="preserve"> double-buffering, software pipelining, and warp-level primitives</w:t>
+      </w:r>
+      <w:r>
+        <w:rPr>
+          <w:rFonts w:ascii="Times New Roman" w:eastAsia="Times New Roman" w:hAnsi="Times New Roman" w:cs="Times New Roman"/>
+          <w:color w:val="000000"/>
+          <w:kern w:val="0"/>
+          <w:lang w:val="es-FI" w:eastAsia="es-ES_tradnl"/>
+          <w14:ligatures w14:val="none"/>
+        </w:rPr>
+        <w:t>, being a lot more optimized than a</w:t>
+      </w:r>
+      <w:r>
+        <w:rPr>
+          <w:rFonts w:ascii="Times New Roman" w:eastAsia="Times New Roman" w:hAnsi="Times New Roman" w:cs="Times New Roman"/>
+          <w:color w:val="000000"/>
+          <w:kern w:val="0"/>
+          <w:lang w:val="es-FI" w:eastAsia="es-ES_tradnl"/>
+          <w14:ligatures w14:val="none"/>
+        </w:rPr>
+        <w:t xml:space="preserve"> hand-written</w:t>
+      </w:r>
+      <w:r>
+        <w:rPr>
+          <w:rFonts w:ascii="Times New Roman" w:eastAsia="Times New Roman" w:hAnsi="Times New Roman" w:cs="Times New Roman"/>
+          <w:color w:val="000000"/>
+          <w:kern w:val="0"/>
+          <w:lang w:val="es-FI" w:eastAsia="es-ES_tradnl"/>
+          <w14:ligatures w14:val="none"/>
+        </w:rPr>
+        <w:t xml:space="preserve"> kernel</w:t>
+      </w:r>
+      <w:r>
+        <w:rPr>
+          <w:rFonts w:ascii="Times New Roman" w:eastAsia="Times New Roman" w:hAnsi="Times New Roman" w:cs="Times New Roman"/>
+          <w:color w:val="000000"/>
+          <w:kern w:val="0"/>
+          <w:lang w:val="es-FI" w:eastAsia="es-ES_tradnl"/>
+          <w14:ligatures w14:val="none"/>
+        </w:rPr>
+        <w:t>.</w:t>
       </w:r>
     </w:p>
     <w:p>
@@ -3267,14 +4252,6 @@
         <w:spacing w:after="0" w:line="240" w:lineRule="auto"/>
         <w:rPr>
           <w:rFonts w:ascii="Times New Roman" w:eastAsia="Times New Roman" w:hAnsi="Times New Roman" w:cs="Times New Roman"/>
-          <w:kern w:val="0"/>
-          <w:lang w:val="es-FI" w:eastAsia="es-ES_tradnl"/>
-          <w14:ligatures w14:val="none"/>
-        </w:rPr>
-      </w:pPr>
-      <w:r>
-        <w:rPr>
-          <w:rFonts w:ascii="Times New Roman" w:eastAsia="Times New Roman" w:hAnsi="Times New Roman" w:cs="Times New Roman"/>
           <w:b/>
           <w:bCs/>
           <w:color w:val="000000"/>
@@ -3284,7 +4261,182 @@
           <w:lang w:val="es-FI" w:eastAsia="es-ES_tradnl"/>
           <w14:ligatures w14:val="none"/>
         </w:rPr>
-        <w:t>4. Experimental Setup</w:t>
+      </w:pPr>
+    </w:p>
+    <w:p>
+      <w:pPr>
+        <w:spacing w:after="0" w:line="240" w:lineRule="auto"/>
+        <w:rPr>
+          <w:rFonts w:ascii="Times New Roman" w:eastAsia="Times New Roman" w:hAnsi="Times New Roman" w:cs="Times New Roman"/>
+          <w:b/>
+          <w:bCs/>
+          <w:color w:val="000000"/>
+          <w:kern w:val="0"/>
+          <w:sz w:val="36"/>
+          <w:szCs w:val="36"/>
+          <w:lang w:val="es-FI" w:eastAsia="es-ES_tradnl"/>
+          <w14:ligatures w14:val="none"/>
+        </w:rPr>
+      </w:pPr>
+      <w:r>
+        <w:rPr>
+          <w:rFonts w:ascii="Times New Roman" w:eastAsia="Times New Roman" w:hAnsi="Times New Roman" w:cs="Times New Roman"/>
+          <w:b/>
+          <w:bCs/>
+          <w:color w:val="000000"/>
+          <w:kern w:val="0"/>
+          <w:sz w:val="36"/>
+          <w:szCs w:val="36"/>
+          <w:lang w:val="es-FI" w:eastAsia="es-ES_tradnl"/>
+          <w14:ligatures w14:val="none"/>
+        </w:rPr>
+        <w:t xml:space="preserve">4. Experimental </w:t>
+      </w:r>
+      <w:r>
+        <w:rPr>
+          <w:rFonts w:ascii="Times New Roman" w:eastAsia="Times New Roman" w:hAnsi="Times New Roman" w:cs="Times New Roman"/>
+          <w:b/>
+          <w:bCs/>
+          <w:color w:val="000000"/>
+          <w:kern w:val="0"/>
+          <w:sz w:val="36"/>
+          <w:szCs w:val="36"/>
+          <w:lang w:val="es-FI" w:eastAsia="es-ES_tradnl"/>
+          <w14:ligatures w14:val="none"/>
+        </w:rPr>
+        <w:t>s</w:t>
+      </w:r>
+      <w:r>
+        <w:rPr>
+          <w:rFonts w:ascii="Times New Roman" w:eastAsia="Times New Roman" w:hAnsi="Times New Roman" w:cs="Times New Roman"/>
+          <w:b/>
+          <w:bCs/>
+          <w:color w:val="000000"/>
+          <w:kern w:val="0"/>
+          <w:sz w:val="36"/>
+          <w:szCs w:val="36"/>
+          <w:lang w:val="es-FI" w:eastAsia="es-ES_tradnl"/>
+          <w14:ligatures w14:val="none"/>
+        </w:rPr>
+        <w:t>etup</w:t>
+      </w:r>
+    </w:p>
+    <w:p>
+      <w:pPr>
+        <w:spacing w:after="0" w:line="240" w:lineRule="auto"/>
+        <w:rPr>
+          <w:rFonts w:ascii="Times New Roman" w:eastAsia="Times New Roman" w:hAnsi="Times New Roman" w:cs="Times New Roman"/>
+          <w:kern w:val="0"/>
+          <w:sz w:val="36"/>
+          <w:szCs w:val="36"/>
+          <w:lang w:val="es-FI" w:eastAsia="es-ES_tradnl"/>
+          <w14:ligatures w14:val="none"/>
+        </w:rPr>
+      </w:pPr>
+    </w:p>
+    <w:p>
+      <w:pPr>
+        <w:spacing w:after="0" w:line="240" w:lineRule="auto"/>
+        <w:rPr>
+          <w:rFonts w:ascii="Times New Roman" w:eastAsia="Times New Roman" w:hAnsi="Times New Roman" w:cs="Times New Roman"/>
+          <w:kern w:val="0"/>
+          <w:lang w:val="es-FI" w:eastAsia="es-ES_tradnl"/>
+          <w14:ligatures w14:val="none"/>
+        </w:rPr>
+      </w:pPr>
+      <w:r>
+        <w:rPr>
+          <w:rFonts w:ascii="Times New Roman" w:eastAsia="Times New Roman" w:hAnsi="Times New Roman" w:cs="Times New Roman"/>
+          <w:b/>
+          <w:bCs/>
+          <w:color w:val="000000"/>
+          <w:kern w:val="0"/>
+          <w:sz w:val="27"/>
+          <w:szCs w:val="27"/>
+          <w:lang w:val="es-FI" w:eastAsia="es-ES_tradnl"/>
+          <w14:ligatures w14:val="none"/>
+        </w:rPr>
+        <w:t>4.1</w:t>
+      </w:r>
+      <w:r>
+        <w:rPr>
+          <w:rFonts w:ascii="Times New Roman" w:eastAsia="Times New Roman" w:hAnsi="Times New Roman" w:cs="Times New Roman"/>
+          <w:b/>
+          <w:bCs/>
+          <w:color w:val="000000"/>
+          <w:kern w:val="0"/>
+          <w:sz w:val="27"/>
+          <w:szCs w:val="27"/>
+          <w:lang w:val="es-FI" w:eastAsia="es-ES_tradnl"/>
+          <w14:ligatures w14:val="none"/>
+        </w:rPr>
+        <w:t xml:space="preserve"> </w:t>
+      </w:r>
+      <w:r>
+        <w:rPr>
+          <w:rFonts w:ascii="-webkit-standard" w:hAnsi="-webkit-standard"/>
+          <w:b/>
+          <w:bCs/>
+          <w:color w:val="000000"/>
+          <w:sz w:val="27"/>
+          <w:szCs w:val="27"/>
+        </w:rPr>
+        <w:t xml:space="preserve">Hardware and </w:t>
+      </w:r>
+      <w:r>
+        <w:rPr>
+          <w:rFonts w:ascii="-webkit-standard" w:hAnsi="-webkit-standard"/>
+          <w:b/>
+          <w:bCs/>
+          <w:color w:val="000000"/>
+          <w:sz w:val="27"/>
+          <w:szCs w:val="27"/>
+        </w:rPr>
+        <w:t>s</w:t>
+      </w:r>
+      <w:r>
+        <w:rPr>
+          <w:rFonts w:ascii="-webkit-standard" w:hAnsi="-webkit-standard"/>
+          <w:b/>
+          <w:bCs/>
+          <w:color w:val="000000"/>
+          <w:sz w:val="27"/>
+          <w:szCs w:val="27"/>
+        </w:rPr>
+        <w:t xml:space="preserve">oftware </w:t>
+      </w:r>
+      <w:r>
+        <w:rPr>
+          <w:rFonts w:ascii="-webkit-standard" w:hAnsi="-webkit-standard"/>
+          <w:b/>
+          <w:bCs/>
+          <w:color w:val="000000"/>
+          <w:sz w:val="27"/>
+          <w:szCs w:val="27"/>
+        </w:rPr>
+        <w:t>c</w:t>
+      </w:r>
+      <w:r>
+        <w:rPr>
+          <w:rFonts w:ascii="-webkit-standard" w:hAnsi="-webkit-standard"/>
+          <w:b/>
+          <w:bCs/>
+          <w:color w:val="000000"/>
+          <w:sz w:val="27"/>
+          <w:szCs w:val="27"/>
+        </w:rPr>
+        <w:t>onfiguratio</w:t>
+      </w:r>
+      <w:r>
+        <w:rPr>
+          <w:rFonts w:ascii="-webkit-standard" w:hAnsi="-webkit-standard"/>
+          <w:b/>
+          <w:bCs/>
+          <w:color w:val="000000"/>
+          <w:sz w:val="27"/>
+          <w:szCs w:val="27"/>
+        </w:rPr>
+        <w:t>n</w:t>
       </w:r>
     </w:p>
     <w:tbl>
@@ -3687,7 +4839,17 @@
                 <w:lang w:val="es-FI" w:eastAsia="es-ES_tradnl"/>
                 <w14:ligatures w14:val="none"/>
               </w:rPr>
-              <w:t>11.7</w:t>
+              <w:t>11.</w:t>
+            </w:r>
+            <w:r>
+              <w:rPr>
+                <w:rFonts w:ascii="Times New Roman" w:eastAsia="Times New Roman" w:hAnsi="Times New Roman" w:cs="Times New Roman"/>
+                <w:color w:val="000000"/>
+                <w:kern w:val="0"/>
+                <w:lang w:val="es-FI" w:eastAsia="es-ES_tradnl"/>
+                <w14:ligatures w14:val="none"/>
+              </w:rPr>
+              <w:t>5</w:t>
             </w:r>
           </w:p>
         </w:tc>
@@ -3912,7 +5074,6 @@
                 <w:lang w:val="es-FI" w:eastAsia="es-ES_tradnl"/>
                 <w14:ligatures w14:val="none"/>
               </w:rPr>
-              <w:lastRenderedPageBreak/>
               <w:t>Timing method</w:t>
             </w:r>
           </w:p>
@@ -4078,46 +5239,475 @@
       <w:pPr>
         <w:spacing w:before="100" w:beforeAutospacing="1" w:after="100" w:afterAutospacing="1" w:line="240" w:lineRule="auto"/>
         <w:rPr>
-          <w:rFonts w:ascii="Times New Roman" w:eastAsia="Times New Roman" w:hAnsi="Times New Roman" w:cs="Times New Roman"/>
-          <w:color w:val="000000"/>
-          <w:kern w:val="0"/>
-          <w:lang w:val="es-FI" w:eastAsia="es-ES_tradnl"/>
-          <w14:ligatures w14:val="none"/>
-        </w:rPr>
-      </w:pPr>
-      <w:r>
-        <w:rPr>
-          <w:rFonts w:ascii="Times New Roman" w:eastAsia="Times New Roman" w:hAnsi="Times New Roman" w:cs="Times New Roman"/>
-          <w:color w:val="000000"/>
-          <w:kern w:val="0"/>
-          <w:lang w:val="es-FI" w:eastAsia="es-ES_tradnl"/>
-          <w14:ligatures w14:val="none"/>
-        </w:rPr>
-        <w:t>Each configuration was run once after a warm-up pass to avoid cold-start effects on the GPU.</w:t>
-      </w:r>
-    </w:p>
-    <w:p>
-      <w:pPr>
-        <w:spacing w:after="0" w:line="240" w:lineRule="auto"/>
-        <w:rPr>
-          <w:rFonts w:ascii="Times New Roman" w:eastAsia="Times New Roman" w:hAnsi="Times New Roman" w:cs="Times New Roman"/>
-          <w:kern w:val="0"/>
-          <w:lang w:val="es-FI" w:eastAsia="es-ES_tradnl"/>
-          <w14:ligatures w14:val="none"/>
-        </w:rPr>
-      </w:pPr>
-      <w:r>
+          <w:rFonts w:ascii="-webkit-standard" w:hAnsi="-webkit-standard"/>
+          <w:color w:val="000000"/>
+          <w:sz w:val="27"/>
+          <w:szCs w:val="27"/>
+        </w:rPr>
+      </w:pPr>
+      <w:r>
+        <w:rPr>
+          <w:rFonts w:ascii="Times New Roman" w:eastAsia="Times New Roman" w:hAnsi="Times New Roman" w:cs="Times New Roman"/>
+          <w:color w:val="000000"/>
+          <w:kern w:val="0"/>
+          <w:lang w:val="es-FI" w:eastAsia="es-ES_tradnl"/>
+          <w14:ligatures w14:val="none"/>
+        </w:rPr>
+        <w:t>With each configuration being run after a warm up in order to eliminate the library initilization overhead, mainly for the cuBLAS implementetions.</w:t>
+      </w:r>
+      <w:r>
+        <w:rPr>
+          <w:rFonts w:ascii="-webkit-standard" w:hAnsi="-webkit-standard"/>
+          <w:color w:val="000000"/>
+          <w:sz w:val="27"/>
+          <w:szCs w:val="27"/>
+        </w:rPr>
+        <w:t xml:space="preserve"> </w:t>
+      </w:r>
+    </w:p>
+    <w:p>
+      <w:pPr>
+        <w:spacing w:before="100" w:beforeAutospacing="1" w:after="100" w:afterAutospacing="1" w:line="240" w:lineRule="auto"/>
+        <w:outlineLvl w:val="2"/>
         <w:rPr>
           <w:rFonts w:ascii="Times New Roman" w:eastAsia="Times New Roman" w:hAnsi="Times New Roman" w:cs="Times New Roman"/>
           <w:b/>
           <w:bCs/>
           <w:color w:val="000000"/>
           <w:kern w:val="0"/>
+          <w:sz w:val="27"/>
+          <w:szCs w:val="27"/>
+          <w:lang w:val="es-FI" w:eastAsia="es-ES_tradnl"/>
+          <w14:ligatures w14:val="none"/>
+        </w:rPr>
+      </w:pPr>
+      <w:r>
+        <w:rPr>
+          <w:rFonts w:ascii="Times New Roman" w:eastAsia="Times New Roman" w:hAnsi="Times New Roman" w:cs="Times New Roman"/>
+          <w:b/>
+          <w:bCs/>
+          <w:color w:val="000000"/>
+          <w:kern w:val="0"/>
+          <w:sz w:val="27"/>
+          <w:szCs w:val="27"/>
+          <w:lang w:val="es-FI" w:eastAsia="es-ES_tradnl"/>
+          <w14:ligatures w14:val="none"/>
+        </w:rPr>
+        <w:t>4.</w:t>
+      </w:r>
+      <w:r>
+        <w:rPr>
+          <w:rFonts w:ascii="Times New Roman" w:eastAsia="Times New Roman" w:hAnsi="Times New Roman" w:cs="Times New Roman"/>
+          <w:b/>
+          <w:bCs/>
+          <w:color w:val="000000"/>
+          <w:kern w:val="0"/>
+          <w:sz w:val="27"/>
+          <w:szCs w:val="27"/>
+          <w:lang w:val="es-FI" w:eastAsia="es-ES_tradnl"/>
+          <w14:ligatures w14:val="none"/>
+        </w:rPr>
+        <w:t>2</w:t>
+      </w:r>
+      <w:r>
+        <w:rPr>
+          <w:rFonts w:ascii="Times New Roman" w:eastAsia="Times New Roman" w:hAnsi="Times New Roman" w:cs="Times New Roman"/>
+          <w:b/>
+          <w:bCs/>
+          <w:color w:val="000000"/>
+          <w:kern w:val="0"/>
+          <w:sz w:val="27"/>
+          <w:szCs w:val="27"/>
+          <w:lang w:val="es-FI" w:eastAsia="es-ES_tradnl"/>
+          <w14:ligatures w14:val="none"/>
+        </w:rPr>
+        <w:t xml:space="preserve"> Benchmark </w:t>
+      </w:r>
+      <w:r>
+        <w:rPr>
+          <w:rFonts w:ascii="Times New Roman" w:eastAsia="Times New Roman" w:hAnsi="Times New Roman" w:cs="Times New Roman"/>
+          <w:b/>
+          <w:bCs/>
+          <w:color w:val="000000"/>
+          <w:kern w:val="0"/>
+          <w:sz w:val="27"/>
+          <w:szCs w:val="27"/>
+          <w:lang w:val="es-FI" w:eastAsia="es-ES_tradnl"/>
+          <w14:ligatures w14:val="none"/>
+        </w:rPr>
+        <w:t>m</w:t>
+      </w:r>
+      <w:r>
+        <w:rPr>
+          <w:rFonts w:ascii="Times New Roman" w:eastAsia="Times New Roman" w:hAnsi="Times New Roman" w:cs="Times New Roman"/>
+          <w:b/>
+          <w:bCs/>
+          <w:color w:val="000000"/>
+          <w:kern w:val="0"/>
+          <w:sz w:val="27"/>
+          <w:szCs w:val="27"/>
+          <w:lang w:val="es-FI" w:eastAsia="es-ES_tradnl"/>
+          <w14:ligatures w14:val="none"/>
+        </w:rPr>
+        <w:t>ethodology</w:t>
+      </w:r>
+    </w:p>
+    <w:p>
+      <w:pPr>
+        <w:spacing w:before="100" w:beforeAutospacing="1" w:after="100" w:afterAutospacing="1" w:line="240" w:lineRule="auto"/>
+        <w:rPr>
+          <w:rFonts w:ascii="Times New Roman" w:eastAsia="Times New Roman" w:hAnsi="Times New Roman" w:cs="Times New Roman"/>
+          <w:color w:val="000000"/>
+          <w:kern w:val="0"/>
+          <w:lang w:val="es-FI" w:eastAsia="es-ES_tradnl"/>
+          <w14:ligatures w14:val="none"/>
+        </w:rPr>
+      </w:pPr>
+      <w:r>
+        <w:rPr>
+          <w:rFonts w:ascii="Times New Roman" w:eastAsia="Times New Roman" w:hAnsi="Times New Roman" w:cs="Times New Roman"/>
+          <w:color w:val="000000"/>
+          <w:kern w:val="0"/>
+          <w:lang w:val="es-FI" w:eastAsia="es-ES_tradnl"/>
+          <w14:ligatures w14:val="none"/>
+        </w:rPr>
+        <w:t>In order to obtain the p</w:t>
+      </w:r>
+      <w:r>
+        <w:rPr>
+          <w:rFonts w:ascii="Times New Roman" w:eastAsia="Times New Roman" w:hAnsi="Times New Roman" w:cs="Times New Roman"/>
+          <w:color w:val="000000"/>
+          <w:kern w:val="0"/>
+          <w:lang w:val="es-FI" w:eastAsia="es-ES_tradnl"/>
+          <w14:ligatures w14:val="none"/>
+        </w:rPr>
+        <w:t xml:space="preserve">erformance measurements </w:t>
+      </w:r>
+      <w:r>
+        <w:rPr>
+          <w:rFonts w:ascii="Times New Roman" w:eastAsia="Times New Roman" w:hAnsi="Times New Roman" w:cs="Times New Roman"/>
+          <w:color w:val="000000"/>
+          <w:kern w:val="0"/>
+          <w:lang w:val="es-FI" w:eastAsia="es-ES_tradnl"/>
+          <w14:ligatures w14:val="none"/>
+        </w:rPr>
+        <w:t>I used</w:t>
+      </w:r>
+      <w:r>
+        <w:rPr>
+          <w:rFonts w:ascii="Times New Roman" w:eastAsia="Times New Roman" w:hAnsi="Times New Roman" w:cs="Times New Roman"/>
+          <w:color w:val="000000"/>
+          <w:kern w:val="0"/>
+          <w:lang w:val="es-FI" w:eastAsia="es-ES_tradnl"/>
+          <w14:ligatures w14:val="none"/>
+        </w:rPr>
+        <w:t xml:space="preserve"> CUDA Events, which provide GPU</w:t>
+      </w:r>
+      <w:r>
+        <w:rPr>
+          <w:rFonts w:ascii="Times New Roman" w:eastAsia="Times New Roman" w:hAnsi="Times New Roman" w:cs="Times New Roman"/>
+          <w:color w:val="000000"/>
+          <w:kern w:val="0"/>
+          <w:lang w:val="es-FI" w:eastAsia="es-ES_tradnl"/>
+          <w14:ligatures w14:val="none"/>
+        </w:rPr>
+        <w:t xml:space="preserve"> </w:t>
+      </w:r>
+      <w:r>
+        <w:rPr>
+          <w:rFonts w:ascii="Times New Roman" w:eastAsia="Times New Roman" w:hAnsi="Times New Roman" w:cs="Times New Roman"/>
+          <w:color w:val="000000"/>
+          <w:kern w:val="0"/>
+          <w:lang w:val="es-FI" w:eastAsia="es-ES_tradnl"/>
+          <w14:ligatures w14:val="none"/>
+        </w:rPr>
+        <w:t>side timing with minimal overhead</w:t>
+      </w:r>
+      <w:r>
+        <w:rPr>
+          <w:rFonts w:ascii="Times New Roman" w:eastAsia="Times New Roman" w:hAnsi="Times New Roman" w:cs="Times New Roman"/>
+          <w:color w:val="000000"/>
+          <w:kern w:val="0"/>
+          <w:lang w:val="es-FI" w:eastAsia="es-ES_tradnl"/>
+          <w14:ligatures w14:val="none"/>
+        </w:rPr>
+        <w:t>. In this measurements I o</w:t>
+      </w:r>
+      <w:r>
+        <w:rPr>
+          <w:rFonts w:ascii="Times New Roman" w:eastAsia="Times New Roman" w:hAnsi="Times New Roman" w:cs="Times New Roman"/>
+          <w:color w:val="000000"/>
+          <w:kern w:val="0"/>
+          <w:lang w:val="es-FI" w:eastAsia="es-ES_tradnl"/>
+          <w14:ligatures w14:val="none"/>
+        </w:rPr>
+        <w:t xml:space="preserve">nly </w:t>
+      </w:r>
+      <w:r>
+        <w:rPr>
+          <w:rFonts w:ascii="Times New Roman" w:eastAsia="Times New Roman" w:hAnsi="Times New Roman" w:cs="Times New Roman"/>
+          <w:color w:val="000000"/>
+          <w:kern w:val="0"/>
+          <w:lang w:val="es-FI" w:eastAsia="es-ES_tradnl"/>
+          <w14:ligatures w14:val="none"/>
+        </w:rPr>
+        <w:t xml:space="preserve">measure </w:t>
+      </w:r>
+      <w:r>
+        <w:rPr>
+          <w:rFonts w:ascii="Times New Roman" w:eastAsia="Times New Roman" w:hAnsi="Times New Roman" w:cs="Times New Roman"/>
+          <w:color w:val="000000"/>
+          <w:kern w:val="0"/>
+          <w:lang w:val="es-FI" w:eastAsia="es-ES_tradnl"/>
+          <w14:ligatures w14:val="none"/>
+        </w:rPr>
+        <w:t>kernel execution time</w:t>
+      </w:r>
+      <w:r>
+        <w:rPr>
+          <w:rFonts w:ascii="Times New Roman" w:eastAsia="Times New Roman" w:hAnsi="Times New Roman" w:cs="Times New Roman"/>
+          <w:color w:val="000000"/>
+          <w:kern w:val="0"/>
+          <w:lang w:val="es-FI" w:eastAsia="es-ES_tradnl"/>
+          <w14:ligatures w14:val="none"/>
+        </w:rPr>
+        <w:t xml:space="preserve">, not including </w:t>
+      </w:r>
+      <w:r>
+        <w:rPr>
+          <w:rFonts w:ascii="Times New Roman" w:eastAsia="Times New Roman" w:hAnsi="Times New Roman" w:cs="Times New Roman"/>
+          <w:color w:val="000000"/>
+          <w:kern w:val="0"/>
+          <w:lang w:val="es-FI" w:eastAsia="es-ES_tradnl"/>
+          <w14:ligatures w14:val="none"/>
+        </w:rPr>
+        <w:t xml:space="preserve">host-to-device and device-to-host memory transfers from the benchmark in order to </w:t>
+      </w:r>
+      <w:r>
+        <w:rPr>
+          <w:rFonts w:ascii="Times New Roman" w:eastAsia="Times New Roman" w:hAnsi="Times New Roman" w:cs="Times New Roman"/>
+          <w:color w:val="000000"/>
+          <w:kern w:val="0"/>
+          <w:lang w:val="es-FI" w:eastAsia="es-ES_tradnl"/>
+          <w14:ligatures w14:val="none"/>
+        </w:rPr>
+        <w:t xml:space="preserve">just focus </w:t>
+      </w:r>
+      <w:r>
+        <w:rPr>
+          <w:rFonts w:ascii="Times New Roman" w:eastAsia="Times New Roman" w:hAnsi="Times New Roman" w:cs="Times New Roman"/>
+          <w:color w:val="000000"/>
+          <w:kern w:val="0"/>
+          <w:lang w:val="es-FI" w:eastAsia="es-ES_tradnl"/>
+          <w14:ligatures w14:val="none"/>
+        </w:rPr>
+        <w:t>on computational performance.</w:t>
+      </w:r>
+    </w:p>
+    <w:p>
+      <w:pPr>
+        <w:spacing w:before="100" w:beforeAutospacing="1" w:after="100" w:afterAutospacing="1" w:line="240" w:lineRule="auto"/>
+        <w:rPr>
+          <w:rFonts w:ascii="Times New Roman" w:eastAsia="Times New Roman" w:hAnsi="Times New Roman" w:cs="Times New Roman"/>
+          <w:color w:val="000000"/>
+          <w:kern w:val="0"/>
+          <w:lang w:val="es-FI" w:eastAsia="es-ES_tradnl"/>
+          <w14:ligatures w14:val="none"/>
+        </w:rPr>
+      </w:pPr>
+      <w:r>
+        <w:rPr>
+          <w:rFonts w:ascii="Times New Roman" w:eastAsia="Times New Roman" w:hAnsi="Times New Roman" w:cs="Times New Roman"/>
+          <w:color w:val="000000"/>
+          <w:kern w:val="0"/>
+          <w:lang w:val="es-FI" w:eastAsia="es-ES_tradnl"/>
+          <w14:ligatures w14:val="none"/>
+        </w:rPr>
+        <w:t>In order t</w:t>
+      </w:r>
+      <w:r>
+        <w:rPr>
+          <w:rFonts w:ascii="Times New Roman" w:eastAsia="Times New Roman" w:hAnsi="Times New Roman" w:cs="Times New Roman"/>
+          <w:color w:val="000000"/>
+          <w:kern w:val="0"/>
+          <w:lang w:val="es-FI" w:eastAsia="es-ES_tradnl"/>
+          <w14:ligatures w14:val="none"/>
+        </w:rPr>
+        <w:t xml:space="preserve">o avoid initialization overheads </w:t>
+      </w:r>
+      <w:r>
+        <w:rPr>
+          <w:rFonts w:ascii="Times New Roman" w:eastAsia="Times New Roman" w:hAnsi="Times New Roman" w:cs="Times New Roman"/>
+          <w:color w:val="000000"/>
+          <w:kern w:val="0"/>
+          <w:lang w:val="es-FI" w:eastAsia="es-ES_tradnl"/>
+          <w14:ligatures w14:val="none"/>
+        </w:rPr>
+        <w:t>to affect</w:t>
+      </w:r>
+      <w:r>
+        <w:rPr>
+          <w:rFonts w:ascii="Times New Roman" w:eastAsia="Times New Roman" w:hAnsi="Times New Roman" w:cs="Times New Roman"/>
+          <w:color w:val="000000"/>
+          <w:kern w:val="0"/>
+          <w:lang w:val="es-FI" w:eastAsia="es-ES_tradnl"/>
+          <w14:ligatures w14:val="none"/>
+        </w:rPr>
+        <w:t xml:space="preserve"> the measurements, </w:t>
+      </w:r>
+      <w:r>
+        <w:rPr>
+          <w:rFonts w:ascii="Times New Roman" w:eastAsia="Times New Roman" w:hAnsi="Times New Roman" w:cs="Times New Roman"/>
+          <w:color w:val="000000"/>
+          <w:kern w:val="0"/>
+          <w:lang w:val="es-FI" w:eastAsia="es-ES_tradnl"/>
+          <w14:ligatures w14:val="none"/>
+        </w:rPr>
+        <w:t xml:space="preserve">I used </w:t>
+      </w:r>
+      <w:r>
+        <w:rPr>
+          <w:rFonts w:ascii="Times New Roman" w:eastAsia="Times New Roman" w:hAnsi="Times New Roman" w:cs="Times New Roman"/>
+          <w:color w:val="000000"/>
+          <w:kern w:val="0"/>
+          <w:lang w:val="es-FI" w:eastAsia="es-ES_tradnl"/>
+          <w14:ligatures w14:val="none"/>
+        </w:rPr>
+        <w:t>a warm-up execution before timing each implementation</w:t>
+      </w:r>
+      <w:r>
+        <w:rPr>
+          <w:rFonts w:ascii="Times New Roman" w:eastAsia="Times New Roman" w:hAnsi="Times New Roman" w:cs="Times New Roman"/>
+          <w:color w:val="000000"/>
+          <w:kern w:val="0"/>
+          <w:lang w:val="es-FI" w:eastAsia="es-ES_tradnl"/>
+          <w14:ligatures w14:val="none"/>
+        </w:rPr>
+        <w:t>, being especially</w:t>
+      </w:r>
+      <w:r>
+        <w:rPr>
+          <w:rFonts w:ascii="Times New Roman" w:eastAsia="Times New Roman" w:hAnsi="Times New Roman" w:cs="Times New Roman"/>
+          <w:color w:val="000000"/>
+          <w:kern w:val="0"/>
+          <w:lang w:val="es-FI" w:eastAsia="es-ES_tradnl"/>
+          <w14:ligatures w14:val="none"/>
+        </w:rPr>
+        <w:t xml:space="preserve"> important for cuBLAS, whose first invocation may include library and CUDA runtime initialization costs.</w:t>
+      </w:r>
+    </w:p>
+    <w:p>
+      <w:pPr>
+        <w:spacing w:before="100" w:beforeAutospacing="1" w:after="100" w:afterAutospacing="1" w:line="240" w:lineRule="auto"/>
+        <w:rPr>
+          <w:rFonts w:ascii="Times New Roman" w:eastAsia="Times New Roman" w:hAnsi="Times New Roman" w:cs="Times New Roman"/>
+          <w:color w:val="000000"/>
+          <w:kern w:val="0"/>
+          <w:lang w:val="es-FI" w:eastAsia="es-ES_tradnl"/>
+          <w14:ligatures w14:val="none"/>
+        </w:rPr>
+      </w:pPr>
+      <w:r>
+        <w:rPr>
+          <w:rFonts w:ascii="Times New Roman" w:eastAsia="Times New Roman" w:hAnsi="Times New Roman" w:cs="Times New Roman"/>
+          <w:color w:val="000000"/>
+          <w:kern w:val="0"/>
+          <w:lang w:val="es-FI" w:eastAsia="es-ES_tradnl"/>
+          <w14:ligatures w14:val="none"/>
+        </w:rPr>
+        <w:t>For each matrix size, the benchmark allocated device memory, initialized input matrices with random values, executed the corresponding kernel, and recorded the execution time using CUDA events. Throughput was then computed in GFLOPS using the theoretical operation count of matrix multiplication (2N³ floating-point operations).</w:t>
+      </w:r>
+    </w:p>
+    <w:p>
+      <w:pPr>
+        <w:spacing w:before="100" w:beforeAutospacing="1" w:after="100" w:afterAutospacing="1" w:line="240" w:lineRule="auto"/>
+        <w:rPr>
+          <w:rFonts w:ascii="Times New Roman" w:eastAsia="Times New Roman" w:hAnsi="Times New Roman" w:cs="Times New Roman"/>
+          <w:color w:val="000000"/>
+          <w:kern w:val="0"/>
+          <w:lang w:val="es-FI" w:eastAsia="es-ES_tradnl"/>
+          <w14:ligatures w14:val="none"/>
+        </w:rPr>
+      </w:pPr>
+      <w:r>
+        <w:rPr>
+          <w:rFonts w:ascii="Times New Roman" w:eastAsia="Times New Roman" w:hAnsi="Times New Roman" w:cs="Times New Roman"/>
+          <w:color w:val="000000"/>
+          <w:kern w:val="0"/>
+          <w:lang w:val="es-FI" w:eastAsia="es-ES_tradnl"/>
+          <w14:ligatures w14:val="none"/>
+        </w:rPr>
+        <w:t>In order to make sure about the correctness I</w:t>
+      </w:r>
+      <w:r>
+        <w:rPr>
+          <w:rFonts w:ascii="Times New Roman" w:eastAsia="Times New Roman" w:hAnsi="Times New Roman" w:cs="Times New Roman"/>
+          <w:color w:val="000000"/>
+          <w:kern w:val="0"/>
+          <w:lang w:val="es-FI" w:eastAsia="es-ES_tradnl"/>
+          <w14:ligatures w14:val="none"/>
+        </w:rPr>
+        <w:t xml:space="preserve"> </w:t>
+      </w:r>
+      <w:r>
+        <w:rPr>
+          <w:rFonts w:ascii="Times New Roman" w:eastAsia="Times New Roman" w:hAnsi="Times New Roman" w:cs="Times New Roman"/>
+          <w:color w:val="000000"/>
+          <w:kern w:val="0"/>
+          <w:lang w:val="es-FI" w:eastAsia="es-ES_tradnl"/>
+          <w14:ligatures w14:val="none"/>
+        </w:rPr>
+        <w:t>compared</w:t>
+      </w:r>
+      <w:r>
+        <w:rPr>
+          <w:rFonts w:ascii="Times New Roman" w:eastAsia="Times New Roman" w:hAnsi="Times New Roman" w:cs="Times New Roman"/>
+          <w:color w:val="000000"/>
+          <w:kern w:val="0"/>
+          <w:lang w:val="es-FI" w:eastAsia="es-ES_tradnl"/>
+          <w14:ligatures w14:val="none"/>
+        </w:rPr>
+        <w:t xml:space="preserve"> the outputs of the tiled kernel and cuBLAS against the naive implementation using the maximum absolute element-wise difference.</w:t>
+      </w:r>
+    </w:p>
+    <w:p>
+      <w:pPr>
+        <w:spacing w:after="0" w:line="240" w:lineRule="auto"/>
+        <w:rPr>
+          <w:rFonts w:ascii="Times New Roman" w:eastAsia="Times New Roman" w:hAnsi="Times New Roman" w:cs="Times New Roman"/>
+          <w:b/>
+          <w:bCs/>
+          <w:color w:val="000000"/>
+          <w:kern w:val="0"/>
           <w:sz w:val="36"/>
           <w:szCs w:val="36"/>
           <w:lang w:val="es-FI" w:eastAsia="es-ES_tradnl"/>
           <w14:ligatures w14:val="none"/>
         </w:rPr>
+      </w:pPr>
+    </w:p>
+    <w:p>
+      <w:pPr>
+        <w:spacing w:after="0" w:line="240" w:lineRule="auto"/>
+        <w:rPr>
+          <w:rFonts w:ascii="Times New Roman" w:eastAsia="Times New Roman" w:hAnsi="Times New Roman" w:cs="Times New Roman"/>
+          <w:kern w:val="0"/>
+          <w:lang w:val="es-FI" w:eastAsia="es-ES_tradnl"/>
+          <w14:ligatures w14:val="none"/>
+        </w:rPr>
+      </w:pPr>
+      <w:r>
+        <w:rPr>
+          <w:rFonts w:ascii="Times New Roman" w:eastAsia="Times New Roman" w:hAnsi="Times New Roman" w:cs="Times New Roman"/>
+          <w:b/>
+          <w:bCs/>
+          <w:color w:val="000000"/>
+          <w:kern w:val="0"/>
+          <w:sz w:val="36"/>
+          <w:szCs w:val="36"/>
+          <w:lang w:val="es-FI" w:eastAsia="es-ES_tradnl"/>
+          <w14:ligatures w14:val="none"/>
+        </w:rPr>
         <w:t>5. Results</w:t>
       </w:r>
     </w:p>
@@ -4149,7 +5739,35 @@
           <w:lang w:val="es-FI" w:eastAsia="es-ES_tradnl"/>
           <w14:ligatures w14:val="none"/>
         </w:rPr>
-        <w:t>5.1 Execution Time</w:t>
+        <w:t xml:space="preserve">5.1 Execution </w:t>
+      </w:r>
+      <w:r>
+        <w:rPr>
+          <w:rFonts w:ascii="Times New Roman" w:eastAsia="Times New Roman" w:hAnsi="Times New Roman" w:cs="Times New Roman"/>
+          <w:b/>
+          <w:bCs/>
+          <w:color w:val="000000"/>
+          <w:kern w:val="0"/>
+          <w:sz w:val="27"/>
+          <w:szCs w:val="27"/>
+          <w:lang w:val="es-FI" w:eastAsia="es-ES_tradnl"/>
+          <w14:ligatures w14:val="none"/>
+        </w:rPr>
+        <w:t>t</w:t>
+      </w:r>
+      <w:r>
+        <w:rPr>
+          <w:rFonts w:ascii="Times New Roman" w:eastAsia="Times New Roman" w:hAnsi="Times New Roman" w:cs="Times New Roman"/>
+          <w:b/>
+          <w:bCs/>
+          <w:color w:val="000000"/>
+          <w:kern w:val="0"/>
+          <w:sz w:val="27"/>
+          <w:szCs w:val="27"/>
+          <w:lang w:val="es-FI" w:eastAsia="es-ES_tradnl"/>
+          <w14:ligatures w14:val="none"/>
+        </w:rPr>
+        <w:t>ime</w:t>
       </w:r>
     </w:p>
     <w:tbl>
@@ -4325,6 +5943,7 @@
           <w:p>
             <w:pPr>
               <w:spacing w:after="0" w:line="240" w:lineRule="auto"/>
+              <w:jc w:val="center"/>
               <w:rPr>
                 <w:rFonts w:ascii="Times New Roman" w:eastAsia="Times New Roman" w:hAnsi="Times New Roman" w:cs="Times New Roman"/>
                 <w:color w:val="000000"/>
@@ -4354,6 +5973,7 @@
           <w:p>
             <w:pPr>
               <w:spacing w:after="0" w:line="240" w:lineRule="auto"/>
+              <w:jc w:val="center"/>
               <w:rPr>
                 <w:rFonts w:ascii="Times New Roman" w:eastAsia="Times New Roman" w:hAnsi="Times New Roman" w:cs="Times New Roman"/>
                 <w:color w:val="000000"/>
@@ -4370,7 +5990,17 @@
                 <w:lang w:val="es-FI" w:eastAsia="es-ES_tradnl"/>
                 <w14:ligatures w14:val="none"/>
               </w:rPr>
-              <w:t>0.18</w:t>
+              <w:t>0.</w:t>
+            </w:r>
+            <w:r>
+              <w:rPr>
+                <w:rFonts w:ascii="Times New Roman" w:eastAsia="Times New Roman" w:hAnsi="Times New Roman" w:cs="Times New Roman"/>
+                <w:color w:val="000000"/>
+                <w:kern w:val="0"/>
+                <w:lang w:val="es-FI" w:eastAsia="es-ES_tradnl"/>
+                <w14:ligatures w14:val="none"/>
+              </w:rPr>
+              <w:t>03</w:t>
             </w:r>
           </w:p>
         </w:tc>
@@ -4383,6 +6013,7 @@
           <w:p>
             <w:pPr>
               <w:spacing w:after="0" w:line="240" w:lineRule="auto"/>
+              <w:jc w:val="center"/>
               <w:rPr>
                 <w:rFonts w:ascii="Times New Roman" w:eastAsia="Times New Roman" w:hAnsi="Times New Roman" w:cs="Times New Roman"/>
                 <w:color w:val="000000"/>
@@ -4399,7 +6030,17 @@
                 <w:lang w:val="es-FI" w:eastAsia="es-ES_tradnl"/>
                 <w14:ligatures w14:val="none"/>
               </w:rPr>
-              <w:t>0.05</w:t>
+              <w:t>0.0</w:t>
+            </w:r>
+            <w:r>
+              <w:rPr>
+                <w:rFonts w:ascii="Times New Roman" w:eastAsia="Times New Roman" w:hAnsi="Times New Roman" w:cs="Times New Roman"/>
+                <w:color w:val="000000"/>
+                <w:kern w:val="0"/>
+                <w:lang w:val="es-FI" w:eastAsia="es-ES_tradnl"/>
+                <w14:ligatures w14:val="none"/>
+              </w:rPr>
+              <w:t>3</w:t>
             </w:r>
           </w:p>
         </w:tc>
@@ -4412,6 +6053,7 @@
           <w:p>
             <w:pPr>
               <w:spacing w:after="0" w:line="240" w:lineRule="auto"/>
+              <w:jc w:val="center"/>
               <w:rPr>
                 <w:rFonts w:ascii="Times New Roman" w:eastAsia="Times New Roman" w:hAnsi="Times New Roman" w:cs="Times New Roman"/>
                 <w:color w:val="000000"/>
@@ -4428,7 +6070,17 @@
                 <w:lang w:val="es-FI" w:eastAsia="es-ES_tradnl"/>
                 <w14:ligatures w14:val="none"/>
               </w:rPr>
-              <w:t>0.03</w:t>
+              <w:t>0.0</w:t>
+            </w:r>
+            <w:r>
+              <w:rPr>
+                <w:rFonts w:ascii="Times New Roman" w:eastAsia="Times New Roman" w:hAnsi="Times New Roman" w:cs="Times New Roman"/>
+                <w:color w:val="000000"/>
+                <w:kern w:val="0"/>
+                <w:lang w:val="es-FI" w:eastAsia="es-ES_tradnl"/>
+                <w14:ligatures w14:val="none"/>
+              </w:rPr>
+              <w:t>4</w:t>
             </w:r>
           </w:p>
         </w:tc>
@@ -4446,6 +6098,7 @@
           <w:p>
             <w:pPr>
               <w:spacing w:after="0" w:line="240" w:lineRule="auto"/>
+              <w:jc w:val="center"/>
               <w:rPr>
                 <w:rFonts w:ascii="Times New Roman" w:eastAsia="Times New Roman" w:hAnsi="Times New Roman" w:cs="Times New Roman"/>
                 <w:color w:val="000000"/>
@@ -4475,6 +6128,7 @@
           <w:p>
             <w:pPr>
               <w:spacing w:after="0" w:line="240" w:lineRule="auto"/>
+              <w:jc w:val="center"/>
               <w:rPr>
                 <w:rFonts w:ascii="Times New Roman" w:eastAsia="Times New Roman" w:hAnsi="Times New Roman" w:cs="Times New Roman"/>
                 <w:color w:val="000000"/>
@@ -4491,7 +6145,7 @@
                 <w:lang w:val="es-FI" w:eastAsia="es-ES_tradnl"/>
                 <w14:ligatures w14:val="none"/>
               </w:rPr>
-              <w:t>1.20</w:t>
+              <w:t>0.13</w:t>
             </w:r>
           </w:p>
         </w:tc>
@@ -4504,6 +6158,7 @@
           <w:p>
             <w:pPr>
               <w:spacing w:after="0" w:line="240" w:lineRule="auto"/>
+              <w:jc w:val="center"/>
               <w:rPr>
                 <w:rFonts w:ascii="Times New Roman" w:eastAsia="Times New Roman" w:hAnsi="Times New Roman" w:cs="Times New Roman"/>
                 <w:color w:val="000000"/>
@@ -4520,7 +6175,7 @@
                 <w:lang w:val="es-FI" w:eastAsia="es-ES_tradnl"/>
                 <w14:ligatures w14:val="none"/>
               </w:rPr>
-              <w:t>0.31</w:t>
+              <w:t>0.09</w:t>
             </w:r>
           </w:p>
         </w:tc>
@@ -4533,6 +6188,7 @@
           <w:p>
             <w:pPr>
               <w:spacing w:after="0" w:line="240" w:lineRule="auto"/>
+              <w:jc w:val="center"/>
               <w:rPr>
                 <w:rFonts w:ascii="Times New Roman" w:eastAsia="Times New Roman" w:hAnsi="Times New Roman" w:cs="Times New Roman"/>
                 <w:color w:val="000000"/>
@@ -4549,7 +6205,7 @@
                 <w:lang w:val="es-FI" w:eastAsia="es-ES_tradnl"/>
                 <w14:ligatures w14:val="none"/>
               </w:rPr>
-              <w:t>0.11</w:t>
+              <w:t>0.05</w:t>
             </w:r>
           </w:p>
         </w:tc>
@@ -4567,6 +6223,7 @@
           <w:p>
             <w:pPr>
               <w:spacing w:after="0" w:line="240" w:lineRule="auto"/>
+              <w:jc w:val="center"/>
               <w:rPr>
                 <w:rFonts w:ascii="Times New Roman" w:eastAsia="Times New Roman" w:hAnsi="Times New Roman" w:cs="Times New Roman"/>
                 <w:color w:val="000000"/>
@@ -4596,6 +6253,7 @@
           <w:p>
             <w:pPr>
               <w:spacing w:after="0" w:line="240" w:lineRule="auto"/>
+              <w:jc w:val="center"/>
               <w:rPr>
                 <w:rFonts w:ascii="Times New Roman" w:eastAsia="Times New Roman" w:hAnsi="Times New Roman" w:cs="Times New Roman"/>
                 <w:color w:val="000000"/>
@@ -4612,7 +6270,7 @@
                 <w:lang w:val="es-FI" w:eastAsia="es-ES_tradnl"/>
                 <w14:ligatures w14:val="none"/>
               </w:rPr>
-              <w:t>9.10</w:t>
+              <w:t>0.90</w:t>
             </w:r>
           </w:p>
         </w:tc>
@@ -4625,6 +6283,7 @@
           <w:p>
             <w:pPr>
               <w:spacing w:after="0" w:line="240" w:lineRule="auto"/>
+              <w:jc w:val="center"/>
               <w:rPr>
                 <w:rFonts w:ascii="Times New Roman" w:eastAsia="Times New Roman" w:hAnsi="Times New Roman" w:cs="Times New Roman"/>
                 <w:color w:val="000000"/>
@@ -4641,7 +6300,7 @@
                 <w:lang w:val="es-FI" w:eastAsia="es-ES_tradnl"/>
                 <w14:ligatures w14:val="none"/>
               </w:rPr>
-              <w:t>2.10</w:t>
+              <w:t>0.55</w:t>
             </w:r>
           </w:p>
         </w:tc>
@@ -4654,6 +6313,7 @@
           <w:p>
             <w:pPr>
               <w:spacing w:after="0" w:line="240" w:lineRule="auto"/>
+              <w:jc w:val="center"/>
               <w:rPr>
                 <w:rFonts w:ascii="Times New Roman" w:eastAsia="Times New Roman" w:hAnsi="Times New Roman" w:cs="Times New Roman"/>
                 <w:color w:val="000000"/>
@@ -4670,7 +6330,7 @@
                 <w:lang w:val="es-FI" w:eastAsia="es-ES_tradnl"/>
                 <w14:ligatures w14:val="none"/>
               </w:rPr>
-              <w:t>0.42</w:t>
+              <w:t>0.18</w:t>
             </w:r>
           </w:p>
         </w:tc>
@@ -4688,6 +6348,7 @@
           <w:p>
             <w:pPr>
               <w:spacing w:after="0" w:line="240" w:lineRule="auto"/>
+              <w:jc w:val="center"/>
               <w:rPr>
                 <w:rFonts w:ascii="Times New Roman" w:eastAsia="Times New Roman" w:hAnsi="Times New Roman" w:cs="Times New Roman"/>
                 <w:color w:val="000000"/>
@@ -4717,6 +6378,7 @@
           <w:p>
             <w:pPr>
               <w:spacing w:after="0" w:line="240" w:lineRule="auto"/>
+              <w:jc w:val="center"/>
               <w:rPr>
                 <w:rFonts w:ascii="Times New Roman" w:eastAsia="Times New Roman" w:hAnsi="Times New Roman" w:cs="Times New Roman"/>
                 <w:color w:val="000000"/>
@@ -4733,7 +6395,7 @@
                 <w:lang w:val="es-FI" w:eastAsia="es-ES_tradnl"/>
                 <w14:ligatures w14:val="none"/>
               </w:rPr>
-              <w:t>71.00</w:t>
+              <w:t>7.02</w:t>
             </w:r>
           </w:p>
         </w:tc>
@@ -4746,6 +6408,7 @@
           <w:p>
             <w:pPr>
               <w:spacing w:after="0" w:line="240" w:lineRule="auto"/>
+              <w:jc w:val="center"/>
               <w:rPr>
                 <w:rFonts w:ascii="Times New Roman" w:eastAsia="Times New Roman" w:hAnsi="Times New Roman" w:cs="Times New Roman"/>
                 <w:color w:val="000000"/>
@@ -4762,7 +6425,7 @@
                 <w:lang w:val="es-FI" w:eastAsia="es-ES_tradnl"/>
                 <w14:ligatures w14:val="none"/>
               </w:rPr>
-              <w:t>14.50</w:t>
+              <w:t>4.11</w:t>
             </w:r>
           </w:p>
         </w:tc>
@@ -4775,6 +6438,7 @@
           <w:p>
             <w:pPr>
               <w:spacing w:after="0" w:line="240" w:lineRule="auto"/>
+              <w:jc w:val="center"/>
               <w:rPr>
                 <w:rFonts w:ascii="Times New Roman" w:eastAsia="Times New Roman" w:hAnsi="Times New Roman" w:cs="Times New Roman"/>
                 <w:color w:val="000000"/>
@@ -4791,7 +6455,7 @@
                 <w:lang w:val="es-FI" w:eastAsia="es-ES_tradnl"/>
                 <w14:ligatures w14:val="none"/>
               </w:rPr>
-              <w:t>1.30</w:t>
+              <w:t>1.26</w:t>
             </w:r>
           </w:p>
         </w:tc>
@@ -4809,6 +6473,7 @@
           <w:p>
             <w:pPr>
               <w:spacing w:after="0" w:line="240" w:lineRule="auto"/>
+              <w:jc w:val="center"/>
               <w:rPr>
                 <w:rFonts w:ascii="Times New Roman" w:eastAsia="Times New Roman" w:hAnsi="Times New Roman" w:cs="Times New Roman"/>
                 <w:color w:val="000000"/>
@@ -4838,6 +6503,7 @@
           <w:p>
             <w:pPr>
               <w:spacing w:after="0" w:line="240" w:lineRule="auto"/>
+              <w:jc w:val="center"/>
               <w:rPr>
                 <w:rFonts w:ascii="Times New Roman" w:eastAsia="Times New Roman" w:hAnsi="Times New Roman" w:cs="Times New Roman"/>
                 <w:color w:val="000000"/>
@@ -4854,7 +6520,7 @@
                 <w:lang w:val="es-FI" w:eastAsia="es-ES_tradnl"/>
                 <w14:ligatures w14:val="none"/>
               </w:rPr>
-              <w:t>560.00</w:t>
+              <w:t>66.84</w:t>
             </w:r>
           </w:p>
         </w:tc>
@@ -4867,6 +6533,7 @@
           <w:p>
             <w:pPr>
               <w:spacing w:after="0" w:line="240" w:lineRule="auto"/>
+              <w:jc w:val="center"/>
               <w:rPr>
                 <w:rFonts w:ascii="Times New Roman" w:eastAsia="Times New Roman" w:hAnsi="Times New Roman" w:cs="Times New Roman"/>
                 <w:color w:val="000000"/>
@@ -4883,7 +6550,7 @@
                 <w:lang w:val="es-FI" w:eastAsia="es-ES_tradnl"/>
                 <w14:ligatures w14:val="none"/>
               </w:rPr>
-              <w:t>110.00</w:t>
+              <w:t>33.35</w:t>
             </w:r>
           </w:p>
         </w:tc>
@@ -4896,6 +6563,7 @@
           <w:p>
             <w:pPr>
               <w:spacing w:after="0" w:line="240" w:lineRule="auto"/>
+              <w:jc w:val="center"/>
               <w:rPr>
                 <w:rFonts w:ascii="Times New Roman" w:eastAsia="Times New Roman" w:hAnsi="Times New Roman" w:cs="Times New Roman"/>
                 <w:color w:val="000000"/>
@@ -4912,7 +6580,7 @@
                 <w:lang w:val="es-FI" w:eastAsia="es-ES_tradnl"/>
                 <w14:ligatures w14:val="none"/>
               </w:rPr>
-              <w:t>5.60</w:t>
+              <w:t>7.24</w:t>
             </w:r>
           </w:p>
         </w:tc>
@@ -4964,7 +6632,7 @@
       <w:tblGrid>
         <w:gridCol w:w="555"/>
         <w:gridCol w:w="647"/>
-        <w:gridCol w:w="600"/>
+        <w:gridCol w:w="594"/>
         <w:gridCol w:w="942"/>
       </w:tblGrid>
       <w:tr>
@@ -5122,6 +6790,7 @@
           <w:p>
             <w:pPr>
               <w:spacing w:after="0" w:line="240" w:lineRule="auto"/>
+              <w:jc w:val="center"/>
               <w:rPr>
                 <w:rFonts w:ascii="Times New Roman" w:eastAsia="Times New Roman" w:hAnsi="Times New Roman" w:cs="Times New Roman"/>
                 <w:color w:val="000000"/>
@@ -5151,6 +6820,7 @@
           <w:p>
             <w:pPr>
               <w:spacing w:after="0" w:line="240" w:lineRule="auto"/>
+              <w:jc w:val="center"/>
               <w:rPr>
                 <w:rFonts w:ascii="Times New Roman" w:eastAsia="Times New Roman" w:hAnsi="Times New Roman" w:cs="Times New Roman"/>
                 <w:color w:val="000000"/>
@@ -5167,7 +6837,7 @@
                 <w:lang w:val="es-FI" w:eastAsia="es-ES_tradnl"/>
                 <w14:ligatures w14:val="none"/>
               </w:rPr>
-              <w:t>188</w:t>
+              <w:t>1092</w:t>
             </w:r>
           </w:p>
         </w:tc>
@@ -5180,6 +6850,7 @@
           <w:p>
             <w:pPr>
               <w:spacing w:after="0" w:line="240" w:lineRule="auto"/>
+              <w:jc w:val="center"/>
               <w:rPr>
                 <w:rFonts w:ascii="Times New Roman" w:eastAsia="Times New Roman" w:hAnsi="Times New Roman" w:cs="Times New Roman"/>
                 <w:color w:val="000000"/>
@@ -5196,7 +6867,7 @@
                 <w:lang w:val="es-FI" w:eastAsia="es-ES_tradnl"/>
                 <w14:ligatures w14:val="none"/>
               </w:rPr>
-              <w:t>680</w:t>
+              <w:t>1253</w:t>
             </w:r>
           </w:p>
         </w:tc>
@@ -5209,6 +6880,7 @@
           <w:p>
             <w:pPr>
               <w:spacing w:after="0" w:line="240" w:lineRule="auto"/>
+              <w:jc w:val="center"/>
               <w:rPr>
                 <w:rFonts w:ascii="Times New Roman" w:eastAsia="Times New Roman" w:hAnsi="Times New Roman" w:cs="Times New Roman"/>
                 <w:color w:val="000000"/>
@@ -5225,7 +6897,7 @@
                 <w:lang w:val="es-FI" w:eastAsia="es-ES_tradnl"/>
                 <w14:ligatures w14:val="none"/>
               </w:rPr>
-              <w:t>1,120</w:t>
+              <w:t>936</w:t>
             </w:r>
           </w:p>
         </w:tc>
@@ -5243,6 +6915,7 @@
           <w:p>
             <w:pPr>
               <w:spacing w:after="0" w:line="240" w:lineRule="auto"/>
+              <w:jc w:val="center"/>
               <w:rPr>
                 <w:rFonts w:ascii="Times New Roman" w:eastAsia="Times New Roman" w:hAnsi="Times New Roman" w:cs="Times New Roman"/>
                 <w:color w:val="000000"/>
@@ -5272,6 +6945,7 @@
           <w:p>
             <w:pPr>
               <w:spacing w:after="0" w:line="240" w:lineRule="auto"/>
+              <w:jc w:val="center"/>
               <w:rPr>
                 <w:rFonts w:ascii="Times New Roman" w:eastAsia="Times New Roman" w:hAnsi="Times New Roman" w:cs="Times New Roman"/>
                 <w:color w:val="000000"/>
@@ -5288,7 +6962,7 @@
                 <w:lang w:val="es-FI" w:eastAsia="es-ES_tradnl"/>
                 <w14:ligatures w14:val="none"/>
               </w:rPr>
-              <w:t>224</w:t>
+              <w:t>2032</w:t>
             </w:r>
           </w:p>
         </w:tc>
@@ -5301,6 +6975,7 @@
           <w:p>
             <w:pPr>
               <w:spacing w:after="0" w:line="240" w:lineRule="auto"/>
+              <w:jc w:val="center"/>
               <w:rPr>
                 <w:rFonts w:ascii="Times New Roman" w:eastAsia="Times New Roman" w:hAnsi="Times New Roman" w:cs="Times New Roman"/>
                 <w:color w:val="000000"/>
@@ -5317,7 +6992,7 @@
                 <w:lang w:val="es-FI" w:eastAsia="es-ES_tradnl"/>
                 <w14:ligatures w14:val="none"/>
               </w:rPr>
-              <w:t>869</w:t>
+              <w:t>2828</w:t>
             </w:r>
           </w:p>
         </w:tc>
@@ -5330,6 +7005,7 @@
           <w:p>
             <w:pPr>
               <w:spacing w:after="0" w:line="240" w:lineRule="auto"/>
+              <w:jc w:val="center"/>
               <w:rPr>
                 <w:rFonts w:ascii="Times New Roman" w:eastAsia="Times New Roman" w:hAnsi="Times New Roman" w:cs="Times New Roman"/>
                 <w:color w:val="000000"/>
@@ -5346,7 +7022,7 @@
                 <w:lang w:val="es-FI" w:eastAsia="es-ES_tradnl"/>
                 <w14:ligatures w14:val="none"/>
               </w:rPr>
-              <w:t>2,430</w:t>
+              <w:t>5699</w:t>
             </w:r>
           </w:p>
         </w:tc>
@@ -5364,6 +7040,7 @@
           <w:p>
             <w:pPr>
               <w:spacing w:after="0" w:line="240" w:lineRule="auto"/>
+              <w:jc w:val="center"/>
               <w:rPr>
                 <w:rFonts w:ascii="Times New Roman" w:eastAsia="Times New Roman" w:hAnsi="Times New Roman" w:cs="Times New Roman"/>
                 <w:color w:val="000000"/>
@@ -5393,6 +7070,7 @@
           <w:p>
             <w:pPr>
               <w:spacing w:after="0" w:line="240" w:lineRule="auto"/>
+              <w:jc w:val="center"/>
               <w:rPr>
                 <w:rFonts w:ascii="Times New Roman" w:eastAsia="Times New Roman" w:hAnsi="Times New Roman" w:cs="Times New Roman"/>
                 <w:color w:val="000000"/>
@@ -5409,7 +7087,7 @@
                 <w:lang w:val="es-FI" w:eastAsia="es-ES_tradnl"/>
                 <w14:ligatures w14:val="none"/>
               </w:rPr>
-              <w:t>235</w:t>
+              <w:t>2397</w:t>
             </w:r>
           </w:p>
         </w:tc>
@@ -5422,6 +7100,7 @@
           <w:p>
             <w:pPr>
               <w:spacing w:after="0" w:line="240" w:lineRule="auto"/>
+              <w:jc w:val="center"/>
               <w:rPr>
                 <w:rFonts w:ascii="Times New Roman" w:eastAsia="Times New Roman" w:hAnsi="Times New Roman" w:cs="Times New Roman"/>
                 <w:color w:val="000000"/>
@@ -5438,7 +7117,7 @@
                 <w:lang w:val="es-FI" w:eastAsia="es-ES_tradnl"/>
                 <w14:ligatures w14:val="none"/>
               </w:rPr>
-              <w:t>1,018</w:t>
+              <w:t>3935</w:t>
             </w:r>
           </w:p>
         </w:tc>
@@ -5451,6 +7130,7 @@
           <w:p>
             <w:pPr>
               <w:spacing w:after="0" w:line="240" w:lineRule="auto"/>
+              <w:jc w:val="center"/>
               <w:rPr>
                 <w:rFonts w:ascii="Times New Roman" w:eastAsia="Times New Roman" w:hAnsi="Times New Roman" w:cs="Times New Roman"/>
                 <w:color w:val="000000"/>
@@ -5467,7 +7147,7 @@
                 <w:lang w:val="es-FI" w:eastAsia="es-ES_tradnl"/>
                 <w14:ligatures w14:val="none"/>
               </w:rPr>
-              <w:t>5,100</w:t>
+              <w:t>11916</w:t>
             </w:r>
           </w:p>
         </w:tc>
@@ -5485,6 +7165,7 @@
           <w:p>
             <w:pPr>
               <w:spacing w:after="0" w:line="240" w:lineRule="auto"/>
+              <w:jc w:val="center"/>
               <w:rPr>
                 <w:rFonts w:ascii="Times New Roman" w:eastAsia="Times New Roman" w:hAnsi="Times New Roman" w:cs="Times New Roman"/>
                 <w:color w:val="000000"/>
@@ -5514,6 +7195,7 @@
           <w:p>
             <w:pPr>
               <w:spacing w:after="0" w:line="240" w:lineRule="auto"/>
+              <w:jc w:val="center"/>
               <w:rPr>
                 <w:rFonts w:ascii="Times New Roman" w:eastAsia="Times New Roman" w:hAnsi="Times New Roman" w:cs="Times New Roman"/>
                 <w:color w:val="000000"/>
@@ -5530,7 +7212,7 @@
                 <w:lang w:val="es-FI" w:eastAsia="es-ES_tradnl"/>
                 <w14:ligatures w14:val="none"/>
               </w:rPr>
-              <w:t>242</w:t>
+              <w:t>2449</w:t>
             </w:r>
           </w:p>
         </w:tc>
@@ -5543,6 +7225,7 @@
           <w:p>
             <w:pPr>
               <w:spacing w:after="0" w:line="240" w:lineRule="auto"/>
+              <w:jc w:val="center"/>
               <w:rPr>
                 <w:rFonts w:ascii="Times New Roman" w:eastAsia="Times New Roman" w:hAnsi="Times New Roman" w:cs="Times New Roman"/>
                 <w:color w:val="000000"/>
@@ -5559,7 +7242,7 @@
                 <w:lang w:val="es-FI" w:eastAsia="es-ES_tradnl"/>
                 <w14:ligatures w14:val="none"/>
               </w:rPr>
-              <w:t>1,182</w:t>
+              <w:t>4182</w:t>
             </w:r>
           </w:p>
         </w:tc>
@@ -5572,6 +7255,7 @@
           <w:p>
             <w:pPr>
               <w:spacing w:after="0" w:line="240" w:lineRule="auto"/>
+              <w:jc w:val="center"/>
               <w:rPr>
                 <w:rFonts w:ascii="Times New Roman" w:eastAsia="Times New Roman" w:hAnsi="Times New Roman" w:cs="Times New Roman"/>
                 <w:color w:val="000000"/>
@@ -5588,7 +7272,7 @@
                 <w:lang w:val="es-FI" w:eastAsia="es-ES_tradnl"/>
                 <w14:ligatures w14:val="none"/>
               </w:rPr>
-              <w:t>13,200</w:t>
+              <w:t>13673</w:t>
             </w:r>
           </w:p>
         </w:tc>
@@ -5606,6 +7290,7 @@
           <w:p>
             <w:pPr>
               <w:spacing w:after="0" w:line="240" w:lineRule="auto"/>
+              <w:jc w:val="center"/>
               <w:rPr>
                 <w:rFonts w:ascii="Times New Roman" w:eastAsia="Times New Roman" w:hAnsi="Times New Roman" w:cs="Times New Roman"/>
                 <w:color w:val="000000"/>
@@ -5635,6 +7320,7 @@
           <w:p>
             <w:pPr>
               <w:spacing w:after="0" w:line="240" w:lineRule="auto"/>
+              <w:jc w:val="center"/>
               <w:rPr>
                 <w:rFonts w:ascii="Times New Roman" w:eastAsia="Times New Roman" w:hAnsi="Times New Roman" w:cs="Times New Roman"/>
                 <w:color w:val="000000"/>
@@ -5651,7 +7337,7 @@
                 <w:lang w:val="es-FI" w:eastAsia="es-ES_tradnl"/>
                 <w14:ligatures w14:val="none"/>
               </w:rPr>
-              <w:t>245</w:t>
+              <w:t>2056</w:t>
             </w:r>
           </w:p>
         </w:tc>
@@ -5664,6 +7350,7 @@
           <w:p>
             <w:pPr>
               <w:spacing w:after="0" w:line="240" w:lineRule="auto"/>
+              <w:jc w:val="center"/>
               <w:rPr>
                 <w:rFonts w:ascii="Times New Roman" w:eastAsia="Times New Roman" w:hAnsi="Times New Roman" w:cs="Times New Roman"/>
                 <w:color w:val="000000"/>
@@ -5680,7 +7367,7 @@
                 <w:lang w:val="es-FI" w:eastAsia="es-ES_tradnl"/>
                 <w14:ligatures w14:val="none"/>
               </w:rPr>
-              <w:t>1,250</w:t>
+              <w:t>4122</w:t>
             </w:r>
           </w:p>
         </w:tc>
@@ -5693,6 +7380,7 @@
           <w:p>
             <w:pPr>
               <w:spacing w:after="0" w:line="240" w:lineRule="auto"/>
+              <w:jc w:val="center"/>
               <w:rPr>
                 <w:rFonts w:ascii="Times New Roman" w:eastAsia="Times New Roman" w:hAnsi="Times New Roman" w:cs="Times New Roman"/>
                 <w:color w:val="000000"/>
@@ -5709,7 +7397,7 @@
                 <w:lang w:val="es-FI" w:eastAsia="es-ES_tradnl"/>
                 <w14:ligatures w14:val="none"/>
               </w:rPr>
-              <w:t>24,500</w:t>
+              <w:t>18992</w:t>
             </w:r>
           </w:p>
         </w:tc>
@@ -5717,27 +7405,35 @@
     </w:tbl>
     <w:p>
       <w:pPr>
+        <w:pStyle w:val="isselectedend"/>
+        <w:rPr>
+          <w:color w:val="000000"/>
+        </w:rPr>
+      </w:pPr>
+      <w:r>
+        <w:rPr>
+          <w:color w:val="000000"/>
+        </w:rPr>
+        <w:tab/>
+        <w:t>The theoretical FP32 peak performance of an NVIDIA A100 is approximately 19.5 TFLOPS, in the test we obtain for the largest matrix size tested in cuBLAS around 18.99 TFLOPS, this being aprox the 97% of peak FP32 throughput.</w:t>
+      </w:r>
+    </w:p>
+    <w:p>
+      <w:pPr>
         <w:spacing w:before="100" w:beforeAutospacing="1" w:after="100" w:afterAutospacing="1" w:line="240" w:lineRule="auto"/>
-        <w:rPr>
-          <w:rFonts w:ascii="Times New Roman" w:eastAsia="Times New Roman" w:hAnsi="Times New Roman" w:cs="Times New Roman"/>
-          <w:color w:val="000000"/>
-          <w:kern w:val="0"/>
-          <w:lang w:val="es-FI" w:eastAsia="es-ES_tradnl"/>
-          <w14:ligatures w14:val="none"/>
-        </w:rPr>
-      </w:pPr>
-      <w:r>
-        <w:rPr>
-          <w:rFonts w:ascii="Times New Roman" w:eastAsia="Times New Roman" w:hAnsi="Times New Roman" w:cs="Times New Roman"/>
-          <w:i/>
-          <w:iCs/>
-          <w:color w:val="000000"/>
-          <w:kern w:val="0"/>
-          <w:lang w:val="es-FI" w:eastAsia="es-ES_tradnl"/>
-          <w14:ligatures w14:val="none"/>
-        </w:rPr>
-        <w:t>A100 theoretical FP32 peak: 19.5 TFLOPS. cuBLAS approaches this with FP32, and can exceed it using TF32 tensor cores.</w:t>
-      </w:r>
+        <w:outlineLvl w:val="2"/>
+        <w:rPr>
+          <w:rFonts w:ascii="Times New Roman" w:eastAsia="Times New Roman" w:hAnsi="Times New Roman" w:cs="Times New Roman"/>
+          <w:b/>
+          <w:bCs/>
+          <w:color w:val="000000"/>
+          <w:kern w:val="0"/>
+          <w:sz w:val="27"/>
+          <w:szCs w:val="27"/>
+          <w:lang w:val="es-FI" w:eastAsia="es-ES_tradnl"/>
+          <w14:ligatures w14:val="none"/>
+        </w:rPr>
+      </w:pPr>
     </w:p>
     <w:p>
       <w:pPr>
@@ -5908,6 +7604,7 @@
           <w:p>
             <w:pPr>
               <w:spacing w:after="0" w:line="240" w:lineRule="auto"/>
+              <w:jc w:val="center"/>
               <w:rPr>
                 <w:rFonts w:ascii="Times New Roman" w:eastAsia="Times New Roman" w:hAnsi="Times New Roman" w:cs="Times New Roman"/>
                 <w:color w:val="000000"/>
@@ -5937,6 +7634,7 @@
           <w:p>
             <w:pPr>
               <w:spacing w:after="0" w:line="240" w:lineRule="auto"/>
+              <w:jc w:val="center"/>
               <w:rPr>
                 <w:rFonts w:ascii="Times New Roman" w:eastAsia="Times New Roman" w:hAnsi="Times New Roman" w:cs="Times New Roman"/>
                 <w:color w:val="000000"/>
@@ -5953,7 +7651,7 @@
                 <w:lang w:val="es-FI" w:eastAsia="es-ES_tradnl"/>
                 <w14:ligatures w14:val="none"/>
               </w:rPr>
-              <w:t>3.6×</w:t>
+              <w:t>1.15x</w:t>
             </w:r>
           </w:p>
         </w:tc>
@@ -5966,6 +7664,7 @@
           <w:p>
             <w:pPr>
               <w:spacing w:after="0" w:line="240" w:lineRule="auto"/>
+              <w:jc w:val="center"/>
               <w:rPr>
                 <w:rFonts w:ascii="Times New Roman" w:eastAsia="Times New Roman" w:hAnsi="Times New Roman" w:cs="Times New Roman"/>
                 <w:color w:val="000000"/>
@@ -5982,7 +7681,7 @@
                 <w:lang w:val="es-FI" w:eastAsia="es-ES_tradnl"/>
                 <w14:ligatures w14:val="none"/>
               </w:rPr>
-              <w:t>6.0×</w:t>
+              <w:t>0.75x</w:t>
             </w:r>
           </w:p>
         </w:tc>
@@ -6000,6 +7699,7 @@
           <w:p>
             <w:pPr>
               <w:spacing w:after="0" w:line="240" w:lineRule="auto"/>
+              <w:jc w:val="center"/>
               <w:rPr>
                 <w:rFonts w:ascii="Times New Roman" w:eastAsia="Times New Roman" w:hAnsi="Times New Roman" w:cs="Times New Roman"/>
                 <w:color w:val="000000"/>
@@ -6029,6 +7729,7 @@
           <w:p>
             <w:pPr>
               <w:spacing w:after="0" w:line="240" w:lineRule="auto"/>
+              <w:jc w:val="center"/>
               <w:rPr>
                 <w:rFonts w:ascii="Times New Roman" w:eastAsia="Times New Roman" w:hAnsi="Times New Roman" w:cs="Times New Roman"/>
                 <w:color w:val="000000"/>
@@ -6045,7 +7746,7 @@
                 <w:lang w:val="es-FI" w:eastAsia="es-ES_tradnl"/>
                 <w14:ligatures w14:val="none"/>
               </w:rPr>
-              <w:t>3.9×</w:t>
+              <w:t>1.39x</w:t>
             </w:r>
           </w:p>
         </w:tc>
@@ -6058,6 +7759,7 @@
           <w:p>
             <w:pPr>
               <w:spacing w:after="0" w:line="240" w:lineRule="auto"/>
+              <w:jc w:val="center"/>
               <w:rPr>
                 <w:rFonts w:ascii="Times New Roman" w:eastAsia="Times New Roman" w:hAnsi="Times New Roman" w:cs="Times New Roman"/>
                 <w:color w:val="000000"/>
@@ -6074,7 +7776,7 @@
                 <w:lang w:val="es-FI" w:eastAsia="es-ES_tradnl"/>
                 <w14:ligatures w14:val="none"/>
               </w:rPr>
-              <w:t>10.9×</w:t>
+              <w:t>2.60x</w:t>
             </w:r>
           </w:p>
         </w:tc>
@@ -6092,6 +7794,7 @@
           <w:p>
             <w:pPr>
               <w:spacing w:after="0" w:line="240" w:lineRule="auto"/>
+              <w:jc w:val="center"/>
               <w:rPr>
                 <w:rFonts w:ascii="Times New Roman" w:eastAsia="Times New Roman" w:hAnsi="Times New Roman" w:cs="Times New Roman"/>
                 <w:color w:val="000000"/>
@@ -6121,6 +7824,7 @@
           <w:p>
             <w:pPr>
               <w:spacing w:after="0" w:line="240" w:lineRule="auto"/>
+              <w:jc w:val="center"/>
               <w:rPr>
                 <w:rFonts w:ascii="Times New Roman" w:eastAsia="Times New Roman" w:hAnsi="Times New Roman" w:cs="Times New Roman"/>
                 <w:color w:val="000000"/>
@@ -6137,7 +7841,7 @@
                 <w:lang w:val="es-FI" w:eastAsia="es-ES_tradnl"/>
                 <w14:ligatures w14:val="none"/>
               </w:rPr>
-              <w:t>4.3×</w:t>
+              <w:t>1.64x</w:t>
             </w:r>
           </w:p>
         </w:tc>
@@ -6150,6 +7854,7 @@
           <w:p>
             <w:pPr>
               <w:spacing w:after="0" w:line="240" w:lineRule="auto"/>
+              <w:jc w:val="center"/>
               <w:rPr>
                 <w:rFonts w:ascii="Times New Roman" w:eastAsia="Times New Roman" w:hAnsi="Times New Roman" w:cs="Times New Roman"/>
                 <w:color w:val="000000"/>
@@ -6166,7 +7871,7 @@
                 <w:lang w:val="es-FI" w:eastAsia="es-ES_tradnl"/>
                 <w14:ligatures w14:val="none"/>
               </w:rPr>
-              <w:t>21.7×</w:t>
+              <w:t>5.00x</w:t>
             </w:r>
           </w:p>
         </w:tc>
@@ -6184,6 +7889,7 @@
           <w:p>
             <w:pPr>
               <w:spacing w:after="0" w:line="240" w:lineRule="auto"/>
+              <w:jc w:val="center"/>
               <w:rPr>
                 <w:rFonts w:ascii="Times New Roman" w:eastAsia="Times New Roman" w:hAnsi="Times New Roman" w:cs="Times New Roman"/>
                 <w:color w:val="000000"/>
@@ -6213,6 +7919,7 @@
           <w:p>
             <w:pPr>
               <w:spacing w:after="0" w:line="240" w:lineRule="auto"/>
+              <w:jc w:val="center"/>
               <w:rPr>
                 <w:rFonts w:ascii="Times New Roman" w:eastAsia="Times New Roman" w:hAnsi="Times New Roman" w:cs="Times New Roman"/>
                 <w:color w:val="000000"/>
@@ -6229,7 +7936,7 @@
                 <w:lang w:val="es-FI" w:eastAsia="es-ES_tradnl"/>
                 <w14:ligatures w14:val="none"/>
               </w:rPr>
-              <w:t>4.9×</w:t>
+              <w:t>1.71x</w:t>
             </w:r>
           </w:p>
         </w:tc>
@@ -6242,6 +7949,7 @@
           <w:p>
             <w:pPr>
               <w:spacing w:after="0" w:line="240" w:lineRule="auto"/>
+              <w:jc w:val="center"/>
               <w:rPr>
                 <w:rFonts w:ascii="Times New Roman" w:eastAsia="Times New Roman" w:hAnsi="Times New Roman" w:cs="Times New Roman"/>
                 <w:color w:val="000000"/>
@@ -6258,7 +7966,7 @@
                 <w:lang w:val="es-FI" w:eastAsia="es-ES_tradnl"/>
                 <w14:ligatures w14:val="none"/>
               </w:rPr>
-              <w:t>54.6×</w:t>
+              <w:t>5.57x</w:t>
             </w:r>
           </w:p>
         </w:tc>
@@ -6276,6 +7984,7 @@
           <w:p>
             <w:pPr>
               <w:spacing w:after="0" w:line="240" w:lineRule="auto"/>
+              <w:jc w:val="center"/>
               <w:rPr>
                 <w:rFonts w:ascii="Times New Roman" w:eastAsia="Times New Roman" w:hAnsi="Times New Roman" w:cs="Times New Roman"/>
                 <w:color w:val="000000"/>
@@ -6305,6 +8014,7 @@
           <w:p>
             <w:pPr>
               <w:spacing w:after="0" w:line="240" w:lineRule="auto"/>
+              <w:jc w:val="center"/>
               <w:rPr>
                 <w:rFonts w:ascii="Times New Roman" w:eastAsia="Times New Roman" w:hAnsi="Times New Roman" w:cs="Times New Roman"/>
                 <w:color w:val="000000"/>
@@ -6321,7 +8031,7 @@
                 <w:lang w:val="es-FI" w:eastAsia="es-ES_tradnl"/>
                 <w14:ligatures w14:val="none"/>
               </w:rPr>
-              <w:t>5.1×</w:t>
+              <w:t>2.00x</w:t>
             </w:r>
           </w:p>
         </w:tc>
@@ -6334,6 +8044,7 @@
           <w:p>
             <w:pPr>
               <w:spacing w:after="0" w:line="240" w:lineRule="auto"/>
+              <w:jc w:val="center"/>
               <w:rPr>
                 <w:rFonts w:ascii="Times New Roman" w:eastAsia="Times New Roman" w:hAnsi="Times New Roman" w:cs="Times New Roman"/>
                 <w:color w:val="000000"/>
@@ -6350,7 +8061,7 @@
                 <w:lang w:val="es-FI" w:eastAsia="es-ES_tradnl"/>
                 <w14:ligatures w14:val="none"/>
               </w:rPr>
-              <w:t>100.0×</w:t>
+              <w:t>9.23x</w:t>
             </w:r>
           </w:p>
         </w:tc>
@@ -6384,29 +8095,7 @@
           <w:lang w:val="es-FI" w:eastAsia="es-ES_tradnl"/>
           <w14:ligatures w14:val="none"/>
         </w:rPr>
-        <w:t>5.4 Correctness</w:t>
-      </w:r>
-    </w:p>
-    <w:p>
-      <w:pPr>
-        <w:spacing w:before="100" w:beforeAutospacing="1" w:after="100" w:afterAutospacing="1" w:line="240" w:lineRule="auto"/>
-        <w:rPr>
-          <w:rFonts w:ascii="Times New Roman" w:eastAsia="Times New Roman" w:hAnsi="Times New Roman" w:cs="Times New Roman"/>
-          <w:color w:val="000000"/>
-          <w:kern w:val="0"/>
-          <w:lang w:val="es-FI" w:eastAsia="es-ES_tradnl"/>
-          <w14:ligatures w14:val="none"/>
-        </w:rPr>
-      </w:pPr>
-      <w:r>
-        <w:rPr>
-          <w:rFonts w:ascii="Times New Roman" w:eastAsia="Times New Roman" w:hAnsi="Times New Roman" w:cs="Times New Roman"/>
-          <w:color w:val="000000"/>
-          <w:kern w:val="0"/>
-          <w:lang w:val="es-FI" w:eastAsia="es-ES_tradnl"/>
-          <w14:ligatures w14:val="none"/>
-        </w:rPr>
-        <w:t>Both the tiled kernel and cuBLAS output were compared against the naive kernel. The maximum absolute element-wise difference was below </w:t>
+        <w:t xml:space="preserve">5.4 </w:t>
       </w:r>
       <w:r>
         <w:rPr>
@@ -6415,45 +8104,219 @@
           <w:bCs/>
           <w:color w:val="000000"/>
           <w:kern w:val="0"/>
-          <w:lang w:val="es-FI" w:eastAsia="es-ES_tradnl"/>
-          <w14:ligatures w14:val="none"/>
-        </w:rPr>
-        <w:t>1×10⁻⁴</w:t>
-      </w:r>
-      <w:r>
-        <w:rPr>
-          <w:rFonts w:ascii="Times New Roman" w:eastAsia="Times New Roman" w:hAnsi="Times New Roman" w:cs="Times New Roman"/>
-          <w:color w:val="000000"/>
-          <w:kern w:val="0"/>
-          <w:lang w:val="es-FI" w:eastAsia="es-ES_tradnl"/>
-          <w14:ligatures w14:val="none"/>
-        </w:rPr>
-        <w:t> for all tested sizes, confirming numerical correctness within FP32 rounding tolerance.</w:t>
-      </w:r>
-    </w:p>
-    <w:p>
-      <w:pPr>
-        <w:spacing w:after="0" w:line="240" w:lineRule="auto"/>
-        <w:rPr>
-          <w:rFonts w:ascii="Times New Roman" w:eastAsia="Times New Roman" w:hAnsi="Times New Roman" w:cs="Times New Roman"/>
-          <w:kern w:val="0"/>
-          <w:lang w:val="es-FI" w:eastAsia="es-ES_tradnl"/>
-          <w14:ligatures w14:val="none"/>
-        </w:rPr>
-      </w:pPr>
-      <w:r>
+          <w:sz w:val="27"/>
+          <w:szCs w:val="27"/>
+          <w:lang w:val="es-FI" w:eastAsia="es-ES_tradnl"/>
+          <w14:ligatures w14:val="none"/>
+        </w:rPr>
+        <w:t>Benchmark visulization</w:t>
+      </w:r>
+    </w:p>
+    <w:p>
+      <w:pPr>
+        <w:spacing w:before="100" w:beforeAutospacing="1" w:after="100" w:afterAutospacing="1" w:line="240" w:lineRule="auto"/>
+        <w:outlineLvl w:val="2"/>
         <w:rPr>
           <w:rFonts w:ascii="Times New Roman" w:eastAsia="Times New Roman" w:hAnsi="Times New Roman" w:cs="Times New Roman"/>
           <w:b/>
           <w:bCs/>
           <w:color w:val="000000"/>
           <w:kern w:val="0"/>
+          <w:sz w:val="27"/>
+          <w:szCs w:val="27"/>
+          <w:lang w:val="es-FI" w:eastAsia="es-ES_tradnl"/>
+          <w14:ligatures w14:val="none"/>
+        </w:rPr>
+      </w:pPr>
+      <w:r>
+        <w:rPr>
+          <w:rFonts w:ascii="Times New Roman" w:eastAsia="Times New Roman" w:hAnsi="Times New Roman" w:cs="Times New Roman"/>
+          <w:b/>
+          <w:bCs/>
+          <w:noProof/>
+          <w:color w:val="000000"/>
+          <w:kern w:val="0"/>
+          <w:sz w:val="27"/>
+          <w:szCs w:val="27"/>
+          <w:lang w:val="es-FI" w:eastAsia="es-ES_tradnl"/>
+        </w:rPr>
+        <w:lastRenderedPageBreak/>
+        <w:drawing>
+          <wp:inline distT="0" distB="0" distL="0" distR="0" wp14:anchorId="757828D5" wp14:editId="32BA8CAD">
+            <wp:extent cx="6265273" cy="1947746"/>
+            <wp:effectExtent l="0" t="0" r="0" b="0"/>
+            <wp:docPr id="1937561731" name="Imagen 1" descr="Gráfico, Gráfico de líneas&#10;&#10;El contenido generado por IA puede ser incorrecto."/>
+            <wp:cNvGraphicFramePr>
+              <a:graphicFrameLocks xmlns:a="http://schemas.openxmlformats.org/drawingml/2006/main" noChangeAspect="1"/>
+            </wp:cNvGraphicFramePr>
+            <a:graphic xmlns:a="http://schemas.openxmlformats.org/drawingml/2006/main">
+              <a:graphicData uri="http://schemas.openxmlformats.org/drawingml/2006/picture">
+                <pic:pic xmlns:pic="http://schemas.openxmlformats.org/drawingml/2006/picture">
+                  <pic:nvPicPr>
+                    <pic:cNvPr id="1937561731" name="Imagen 1" descr="Gráfico, Gráfico de líneas&#10;&#10;El contenido generado por IA puede ser incorrecto."/>
+                    <pic:cNvPicPr/>
+                  </pic:nvPicPr>
+                  <pic:blipFill>
+                    <a:blip r:embed="rId5" cstate="print">
+                      <a:extLst>
+                        <a:ext uri="{28A0092B-C50C-407E-A947-70E740481C1C}">
+                          <a14:useLocalDpi xmlns:a14="http://schemas.microsoft.com/office/drawing/2010/main" val="0"/>
+                        </a:ext>
+                      </a:extLst>
+                    </a:blip>
+                    <a:stretch>
+                      <a:fillRect/>
+                    </a:stretch>
+                  </pic:blipFill>
+                  <pic:spPr>
+                    <a:xfrm>
+                      <a:off x="0" y="0"/>
+                      <a:ext cx="6307419" cy="1960848"/>
+                    </a:xfrm>
+                    <a:prstGeom prst="rect">
+                      <a:avLst/>
+                    </a:prstGeom>
+                  </pic:spPr>
+                </pic:pic>
+              </a:graphicData>
+            </a:graphic>
+          </wp:inline>
+        </w:drawing>
+      </w:r>
+    </w:p>
+    <w:p>
+      <w:pPr>
+        <w:spacing w:before="100" w:beforeAutospacing="1" w:after="100" w:afterAutospacing="1" w:line="240" w:lineRule="auto"/>
+        <w:outlineLvl w:val="2"/>
+        <w:rPr>
+          <w:rFonts w:ascii="Times New Roman" w:eastAsia="Times New Roman" w:hAnsi="Times New Roman" w:cs="Times New Roman"/>
+          <w:b/>
+          <w:bCs/>
+          <w:color w:val="000000"/>
+          <w:kern w:val="0"/>
+          <w:sz w:val="27"/>
+          <w:szCs w:val="27"/>
+          <w:lang w:val="es-FI" w:eastAsia="es-ES_tradnl"/>
+          <w14:ligatures w14:val="none"/>
+        </w:rPr>
+      </w:pPr>
+      <w:r>
+        <w:rPr>
+          <w:rFonts w:ascii="Times New Roman" w:eastAsia="Times New Roman" w:hAnsi="Times New Roman" w:cs="Times New Roman"/>
+          <w:b/>
+          <w:bCs/>
+          <w:color w:val="000000"/>
+          <w:kern w:val="0"/>
+          <w:sz w:val="27"/>
+          <w:szCs w:val="27"/>
+          <w:lang w:val="es-FI" w:eastAsia="es-ES_tradnl"/>
+          <w14:ligatures w14:val="none"/>
+        </w:rPr>
+        <w:t>5.</w:t>
+      </w:r>
+      <w:r>
+        <w:rPr>
+          <w:rFonts w:ascii="Times New Roman" w:eastAsia="Times New Roman" w:hAnsi="Times New Roman" w:cs="Times New Roman"/>
+          <w:b/>
+          <w:bCs/>
+          <w:color w:val="000000"/>
+          <w:kern w:val="0"/>
+          <w:sz w:val="27"/>
+          <w:szCs w:val="27"/>
+          <w:lang w:val="es-FI" w:eastAsia="es-ES_tradnl"/>
+          <w14:ligatures w14:val="none"/>
+        </w:rPr>
+        <w:t xml:space="preserve">5 </w:t>
+      </w:r>
+      <w:r>
+        <w:rPr>
+          <w:rFonts w:ascii="Times New Roman" w:eastAsia="Times New Roman" w:hAnsi="Times New Roman" w:cs="Times New Roman"/>
+          <w:b/>
+          <w:bCs/>
+          <w:color w:val="000000"/>
+          <w:kern w:val="0"/>
+          <w:sz w:val="27"/>
+          <w:szCs w:val="27"/>
+          <w:lang w:val="es-FI" w:eastAsia="es-ES_tradnl"/>
+          <w14:ligatures w14:val="none"/>
+        </w:rPr>
+        <w:t>Correctness</w:t>
+      </w:r>
+    </w:p>
+    <w:p>
+      <w:pPr>
+        <w:pStyle w:val="isselectedend"/>
+        <w:rPr>
+          <w:color w:val="000000"/>
+        </w:rPr>
+      </w:pPr>
+      <w:r>
+        <w:rPr>
+          <w:color w:val="000000"/>
+        </w:rPr>
+        <w:tab/>
+        <w:t>I compared the tiled kernel and the cuBLAS outputs against the naive implementation, obtaining a maximum absolute element wise difference that is under the 10</w:t>
+      </w:r>
+      <w:r>
+        <w:rPr>
+          <w:rFonts w:ascii="Cambria Math" w:hAnsi="Cambria Math" w:cs="Cambria Math"/>
+          <w:color w:val="000000"/>
+        </w:rPr>
+        <w:t>⁻</w:t>
+      </w:r>
+      <w:r>
+        <w:rPr>
+          <w:color w:val="000000"/>
+        </w:rPr>
+        <w:t>⁴ for all matrix sizes, this confirms as the numerical correctness with</w:t>
+      </w:r>
+      <w:r>
+        <w:rPr>
+          <w:color w:val="000000"/>
+        </w:rPr>
+        <w:t xml:space="preserve"> a preciison of</w:t>
+      </w:r>
+      <w:r>
+        <w:rPr>
+          <w:color w:val="000000"/>
+        </w:rPr>
+        <w:t xml:space="preserve"> FP3</w:t>
+      </w:r>
+      <w:r>
+        <w:rPr>
+          <w:color w:val="000000"/>
+        </w:rPr>
+        <w:t>2</w:t>
+      </w:r>
+      <w:r>
+        <w:rPr>
+          <w:color w:val="000000"/>
+        </w:rPr>
+        <w:t>.</w:t>
+      </w:r>
+    </w:p>
+    <w:p>
+      <w:pPr>
+        <w:spacing w:after="0" w:line="240" w:lineRule="auto"/>
+        <w:rPr>
+          <w:rFonts w:ascii="Times New Roman" w:eastAsia="Times New Roman" w:hAnsi="Times New Roman" w:cs="Times New Roman"/>
+          <w:kern w:val="0"/>
+          <w:lang w:val="es-FI" w:eastAsia="es-ES_tradnl"/>
+          <w14:ligatures w14:val="none"/>
+        </w:rPr>
+      </w:pPr>
+      <w:r>
+        <w:rPr>
+          <w:rFonts w:ascii="Times New Roman" w:eastAsia="Times New Roman" w:hAnsi="Times New Roman" w:cs="Times New Roman"/>
+          <w:b/>
+          <w:bCs/>
+          <w:color w:val="000000"/>
+          <w:kern w:val="0"/>
           <w:sz w:val="36"/>
           <w:szCs w:val="36"/>
           <w:lang w:val="es-FI" w:eastAsia="es-ES_tradnl"/>
           <w14:ligatures w14:val="none"/>
         </w:rPr>
-        <w:lastRenderedPageBreak/>
         <w:t>6. Analysis and Discussion</w:t>
       </w:r>
     </w:p>
@@ -6491,45 +8354,42 @@
     <w:p>
       <w:pPr>
         <w:spacing w:before="100" w:beforeAutospacing="1" w:after="100" w:afterAutospacing="1" w:line="240" w:lineRule="auto"/>
-        <w:rPr>
-          <w:rFonts w:ascii="Times New Roman" w:eastAsia="Times New Roman" w:hAnsi="Times New Roman" w:cs="Times New Roman"/>
-          <w:color w:val="000000"/>
-          <w:kern w:val="0"/>
-          <w:lang w:val="es-FI" w:eastAsia="es-ES_tradnl"/>
-          <w14:ligatures w14:val="none"/>
-        </w:rPr>
-      </w:pPr>
-      <w:r>
-        <w:rPr>
-          <w:rFonts w:ascii="Times New Roman" w:eastAsia="Times New Roman" w:hAnsi="Times New Roman" w:cs="Times New Roman"/>
-          <w:color w:val="000000"/>
-          <w:kern w:val="0"/>
-          <w:lang w:val="es-FI" w:eastAsia="es-ES_tradnl"/>
-          <w14:ligatures w14:val="none"/>
-        </w:rPr>
-        <w:t>The naive kernel issues 2N³ global memory reads in total. For N=4096 with 4-byte floats, this is approximately </w:t>
-      </w:r>
-      <w:r>
+        <w:outlineLvl w:val="2"/>
         <w:rPr>
           <w:rFonts w:ascii="Times New Roman" w:eastAsia="Times New Roman" w:hAnsi="Times New Roman" w:cs="Times New Roman"/>
           <w:b/>
           <w:bCs/>
           <w:color w:val="000000"/>
           <w:kern w:val="0"/>
-          <w:lang w:val="es-FI" w:eastAsia="es-ES_tradnl"/>
-          <w14:ligatures w14:val="none"/>
-        </w:rPr>
-        <w:t>550 GB</w:t>
-      </w:r>
-      <w:r>
-        <w:rPr>
-          <w:rFonts w:ascii="Times New Roman" w:eastAsia="Times New Roman" w:hAnsi="Times New Roman" w:cs="Times New Roman"/>
-          <w:color w:val="000000"/>
-          <w:kern w:val="0"/>
-          <w:lang w:val="es-FI" w:eastAsia="es-ES_tradnl"/>
-          <w14:ligatures w14:val="none"/>
-        </w:rPr>
-        <w:t> of data read from global memory. With A100 HBM2e bandwidth of ~2 TB/s, the theoretical minimum time is ~275 ms — yet the naive kernel takes 560 ms, indicating about 50% bandwidth utilisation.</w:t>
+          <w:sz w:val="27"/>
+          <w:szCs w:val="27"/>
+          <w:lang w:val="es-FI" w:eastAsia="es-ES_tradnl"/>
+          <w14:ligatures w14:val="none"/>
+        </w:rPr>
+      </w:pPr>
+      <w:r>
+        <w:rPr>
+          <w:rFonts w:ascii="Times New Roman" w:eastAsia="Times New Roman" w:hAnsi="Times New Roman" w:cs="Times New Roman"/>
+          <w:b/>
+          <w:bCs/>
+          <w:color w:val="000000"/>
+          <w:kern w:val="0"/>
+          <w:sz w:val="27"/>
+          <w:szCs w:val="27"/>
+          <w:lang w:val="es-FI" w:eastAsia="es-ES_tradnl"/>
+          <w14:ligatures w14:val="none"/>
+        </w:rPr>
+        <w:tab/>
+      </w:r>
+      <w:r>
+        <w:rPr>
+          <w:rFonts w:ascii="Times New Roman" w:eastAsia="Times New Roman" w:hAnsi="Times New Roman" w:cs="Times New Roman"/>
+          <w:color w:val="000000"/>
+          <w:kern w:val="0"/>
+          <w:lang w:val="es-FI" w:eastAsia="es-ES_tradnl"/>
+          <w14:ligatures w14:val="none"/>
+        </w:rPr>
+        <w:t>After seeing the results we can confirm that the tiled implementations beats in a consistent way the naive kernel one due to the fact that matrix elements that are loaded into the shared memory can be reultilized by multiple threads within the block, reducing the number of accesses to global memory and increasing the arithmetic intensity.</w:t>
       </w:r>
     </w:p>
     <w:p>
@@ -6551,7 +8411,207 @@
           <w:lang w:val="es-FI" w:eastAsia="es-ES_tradnl"/>
           <w14:ligatures w14:val="none"/>
         </w:rPr>
-        <w:t>The tiled kernel reduces global memory reads by a factor of TILE_SIZE (32), requiring only ~17 GB. This fits much better within the cache hierarchy and allows the computation to become more compute-bound than memory-bound, achieving ~1.25 TFLOPS vs the naive ~0.245 TFLOPS.</w:t>
+        <w:t>With t</w:t>
+      </w:r>
+      <w:r>
+        <w:rPr>
+          <w:rFonts w:ascii="Times New Roman" w:eastAsia="Times New Roman" w:hAnsi="Times New Roman" w:cs="Times New Roman"/>
+          <w:color w:val="000000"/>
+          <w:kern w:val="0"/>
+          <w:lang w:val="es-FI" w:eastAsia="es-ES_tradnl"/>
+          <w14:ligatures w14:val="none"/>
+        </w:rPr>
+        <w:t xml:space="preserve">he benefit </w:t>
+      </w:r>
+      <w:r>
+        <w:rPr>
+          <w:rFonts w:ascii="Times New Roman" w:eastAsia="Times New Roman" w:hAnsi="Times New Roman" w:cs="Times New Roman"/>
+          <w:color w:val="000000"/>
+          <w:kern w:val="0"/>
+          <w:lang w:val="es-FI" w:eastAsia="es-ES_tradnl"/>
+          <w14:ligatures w14:val="none"/>
+        </w:rPr>
+        <w:t>increasing</w:t>
+      </w:r>
+      <w:r>
+        <w:rPr>
+          <w:rFonts w:ascii="Times New Roman" w:eastAsia="Times New Roman" w:hAnsi="Times New Roman" w:cs="Times New Roman"/>
+          <w:color w:val="000000"/>
+          <w:kern w:val="0"/>
+          <w:lang w:val="es-FI" w:eastAsia="es-ES_tradnl"/>
+          <w14:ligatures w14:val="none"/>
+        </w:rPr>
+        <w:t xml:space="preserve"> as </w:t>
+      </w:r>
+      <w:r>
+        <w:rPr>
+          <w:rFonts w:ascii="Times New Roman" w:eastAsia="Times New Roman" w:hAnsi="Times New Roman" w:cs="Times New Roman"/>
+          <w:color w:val="000000"/>
+          <w:kern w:val="0"/>
+          <w:lang w:val="es-FI" w:eastAsia="es-ES_tradnl"/>
+          <w14:ligatures w14:val="none"/>
+        </w:rPr>
+        <w:t xml:space="preserve">the </w:t>
+      </w:r>
+      <w:r>
+        <w:rPr>
+          <w:rFonts w:ascii="Times New Roman" w:eastAsia="Times New Roman" w:hAnsi="Times New Roman" w:cs="Times New Roman"/>
+          <w:color w:val="000000"/>
+          <w:kern w:val="0"/>
+          <w:lang w:val="es-FI" w:eastAsia="es-ES_tradnl"/>
+          <w14:ligatures w14:val="none"/>
+        </w:rPr>
+        <w:t xml:space="preserve">matrix size </w:t>
+      </w:r>
+      <w:r>
+        <w:rPr>
+          <w:rFonts w:ascii="Times New Roman" w:eastAsia="Times New Roman" w:hAnsi="Times New Roman" w:cs="Times New Roman"/>
+          <w:color w:val="000000"/>
+          <w:kern w:val="0"/>
+          <w:lang w:val="es-FI" w:eastAsia="es-ES_tradnl"/>
+          <w14:ligatures w14:val="none"/>
+        </w:rPr>
+        <w:t>does too</w:t>
+      </w:r>
+      <w:r>
+        <w:rPr>
+          <w:rFonts w:ascii="Times New Roman" w:eastAsia="Times New Roman" w:hAnsi="Times New Roman" w:cs="Times New Roman"/>
+          <w:color w:val="000000"/>
+          <w:kern w:val="0"/>
+          <w:lang w:val="es-FI" w:eastAsia="es-ES_tradnl"/>
+          <w14:ligatures w14:val="none"/>
+        </w:rPr>
+        <w:t>:</w:t>
+      </w:r>
+    </w:p>
+    <w:p>
+      <w:pPr>
+        <w:numPr>
+          <w:ilvl w:val="0"/>
+          <w:numId w:val="7"/>
+        </w:numPr>
+        <w:spacing w:before="100" w:beforeAutospacing="1" w:after="100" w:afterAutospacing="1" w:line="240" w:lineRule="auto"/>
+        <w:rPr>
+          <w:rFonts w:ascii="Times New Roman" w:eastAsia="Times New Roman" w:hAnsi="Times New Roman" w:cs="Times New Roman"/>
+          <w:color w:val="000000"/>
+          <w:kern w:val="0"/>
+          <w:lang w:val="es-FI" w:eastAsia="es-ES_tradnl"/>
+          <w14:ligatures w14:val="none"/>
+        </w:rPr>
+      </w:pPr>
+      <w:r>
+        <w:rPr>
+          <w:rFonts w:ascii="Times New Roman" w:eastAsia="Times New Roman" w:hAnsi="Times New Roman" w:cs="Times New Roman"/>
+          <w:color w:val="000000"/>
+          <w:kern w:val="0"/>
+          <w:lang w:val="es-FI" w:eastAsia="es-ES_tradnl"/>
+          <w14:ligatures w14:val="none"/>
+        </w:rPr>
+        <w:t>N=256 → 1.15× speedup</w:t>
+      </w:r>
+    </w:p>
+    <w:p>
+      <w:pPr>
+        <w:numPr>
+          <w:ilvl w:val="0"/>
+          <w:numId w:val="7"/>
+        </w:numPr>
+        <w:spacing w:before="100" w:beforeAutospacing="1" w:after="100" w:afterAutospacing="1" w:line="240" w:lineRule="auto"/>
+        <w:rPr>
+          <w:rFonts w:ascii="Times New Roman" w:eastAsia="Times New Roman" w:hAnsi="Times New Roman" w:cs="Times New Roman"/>
+          <w:color w:val="000000"/>
+          <w:kern w:val="0"/>
+          <w:lang w:val="es-FI" w:eastAsia="es-ES_tradnl"/>
+          <w14:ligatures w14:val="none"/>
+        </w:rPr>
+      </w:pPr>
+      <w:r>
+        <w:rPr>
+          <w:rFonts w:ascii="Times New Roman" w:eastAsia="Times New Roman" w:hAnsi="Times New Roman" w:cs="Times New Roman"/>
+          <w:color w:val="000000"/>
+          <w:kern w:val="0"/>
+          <w:lang w:val="es-FI" w:eastAsia="es-ES_tradnl"/>
+          <w14:ligatures w14:val="none"/>
+        </w:rPr>
+        <w:t>N=1024 → 1.64× speedup</w:t>
+      </w:r>
+    </w:p>
+    <w:p>
+      <w:pPr>
+        <w:numPr>
+          <w:ilvl w:val="0"/>
+          <w:numId w:val="7"/>
+        </w:numPr>
+        <w:spacing w:before="100" w:beforeAutospacing="1" w:after="100" w:afterAutospacing="1" w:line="240" w:lineRule="auto"/>
+        <w:rPr>
+          <w:rFonts w:ascii="Times New Roman" w:eastAsia="Times New Roman" w:hAnsi="Times New Roman" w:cs="Times New Roman"/>
+          <w:color w:val="000000"/>
+          <w:kern w:val="0"/>
+          <w:lang w:val="es-FI" w:eastAsia="es-ES_tradnl"/>
+          <w14:ligatures w14:val="none"/>
+        </w:rPr>
+      </w:pPr>
+      <w:r>
+        <w:rPr>
+          <w:rFonts w:ascii="Times New Roman" w:eastAsia="Times New Roman" w:hAnsi="Times New Roman" w:cs="Times New Roman"/>
+          <w:color w:val="000000"/>
+          <w:kern w:val="0"/>
+          <w:lang w:val="es-FI" w:eastAsia="es-ES_tradnl"/>
+          <w14:ligatures w14:val="none"/>
+        </w:rPr>
+        <w:t>N=4096 → 2.00× speedup</w:t>
+      </w:r>
+    </w:p>
+    <w:p>
+      <w:pPr>
+        <w:spacing w:before="100" w:beforeAutospacing="1" w:after="100" w:afterAutospacing="1" w:line="240" w:lineRule="auto"/>
+        <w:rPr>
+          <w:rFonts w:ascii="Times New Roman" w:eastAsia="Times New Roman" w:hAnsi="Times New Roman" w:cs="Times New Roman"/>
+          <w:color w:val="000000"/>
+          <w:kern w:val="0"/>
+          <w:lang w:val="es-FI" w:eastAsia="es-ES_tradnl"/>
+          <w14:ligatures w14:val="none"/>
+        </w:rPr>
+      </w:pPr>
+      <w:r>
+        <w:rPr>
+          <w:rFonts w:ascii="Times New Roman" w:eastAsia="Times New Roman" w:hAnsi="Times New Roman" w:cs="Times New Roman"/>
+          <w:color w:val="000000"/>
+          <w:kern w:val="0"/>
+          <w:lang w:val="es-FI" w:eastAsia="es-ES_tradnl"/>
+          <w14:ligatures w14:val="none"/>
+        </w:rPr>
+        <w:t>With this we can say</w:t>
+      </w:r>
+      <w:r>
+        <w:rPr>
+          <w:rFonts w:ascii="Times New Roman" w:eastAsia="Times New Roman" w:hAnsi="Times New Roman" w:cs="Times New Roman"/>
+          <w:color w:val="000000"/>
+          <w:kern w:val="0"/>
+          <w:lang w:val="es-FI" w:eastAsia="es-ES_tradnl"/>
+          <w14:ligatures w14:val="none"/>
+        </w:rPr>
+        <w:t xml:space="preserve"> that larger matrices become increasingly memory-bound, making data reuse more </w:t>
+      </w:r>
+      <w:r>
+        <w:rPr>
+          <w:rFonts w:ascii="Times New Roman" w:eastAsia="Times New Roman" w:hAnsi="Times New Roman" w:cs="Times New Roman"/>
+          <w:color w:val="000000"/>
+          <w:kern w:val="0"/>
+          <w:lang w:val="es-FI" w:eastAsia="es-ES_tradnl"/>
+          <w14:ligatures w14:val="none"/>
+        </w:rPr>
+        <w:t>important</w:t>
+      </w:r>
+      <w:r>
+        <w:rPr>
+          <w:rFonts w:ascii="Times New Roman" w:eastAsia="Times New Roman" w:hAnsi="Times New Roman" w:cs="Times New Roman"/>
+          <w:color w:val="000000"/>
+          <w:kern w:val="0"/>
+          <w:lang w:val="es-FI" w:eastAsia="es-ES_tradnl"/>
+          <w14:ligatures w14:val="none"/>
+        </w:rPr>
+        <w:t>.</w:t>
       </w:r>
     </w:p>
     <w:p>
@@ -6604,14 +8664,207 @@
           <w:lang w:val="es-FI" w:eastAsia="es-ES_tradnl"/>
           <w14:ligatures w14:val="none"/>
         </w:rPr>
-        <w:t>The gap between our tiled kernel (1.25 TFLOPS) and cuBLAS (24.5 TFLOPS) reveals that further optimisations are possible:</w:t>
+        <w:tab/>
+        <w:t>Even</w:t>
+      </w:r>
+      <w:r>
+        <w:rPr>
+          <w:rFonts w:ascii="Times New Roman" w:eastAsia="Times New Roman" w:hAnsi="Times New Roman" w:cs="Times New Roman"/>
+          <w:color w:val="000000"/>
+          <w:kern w:val="0"/>
+          <w:lang w:val="es-FI" w:eastAsia="es-ES_tradnl"/>
+          <w14:ligatures w14:val="none"/>
+        </w:rPr>
+        <w:t xml:space="preserve">though the tiled implementation doubles performance </w:t>
+      </w:r>
+      <w:r>
+        <w:rPr>
+          <w:rFonts w:ascii="Times New Roman" w:eastAsia="Times New Roman" w:hAnsi="Times New Roman" w:cs="Times New Roman"/>
+          <w:color w:val="000000"/>
+          <w:kern w:val="0"/>
+          <w:lang w:val="es-FI" w:eastAsia="es-ES_tradnl"/>
+          <w14:ligatures w14:val="none"/>
+        </w:rPr>
+        <w:t>against</w:t>
+      </w:r>
+      <w:r>
+        <w:rPr>
+          <w:rFonts w:ascii="Times New Roman" w:eastAsia="Times New Roman" w:hAnsi="Times New Roman" w:cs="Times New Roman"/>
+          <w:color w:val="000000"/>
+          <w:kern w:val="0"/>
+          <w:lang w:val="es-FI" w:eastAsia="es-ES_tradnl"/>
+          <w14:ligatures w14:val="none"/>
+        </w:rPr>
+        <w:t xml:space="preserve"> the naive kernel</w:t>
+      </w:r>
+      <w:r>
+        <w:rPr>
+          <w:rFonts w:ascii="Times New Roman" w:eastAsia="Times New Roman" w:hAnsi="Times New Roman" w:cs="Times New Roman"/>
+          <w:color w:val="000000"/>
+          <w:kern w:val="0"/>
+          <w:lang w:val="es-FI" w:eastAsia="es-ES_tradnl"/>
+          <w14:ligatures w14:val="none"/>
+        </w:rPr>
+        <w:t xml:space="preserve"> one</w:t>
+      </w:r>
+      <w:r>
+        <w:rPr>
+          <w:rFonts w:ascii="Times New Roman" w:eastAsia="Times New Roman" w:hAnsi="Times New Roman" w:cs="Times New Roman"/>
+          <w:color w:val="000000"/>
+          <w:kern w:val="0"/>
+          <w:lang w:val="es-FI" w:eastAsia="es-ES_tradnl"/>
+          <w14:ligatures w14:val="none"/>
+        </w:rPr>
+        <w:t xml:space="preserve">, cuBLAS </w:t>
+      </w:r>
+      <w:r>
+        <w:rPr>
+          <w:rFonts w:ascii="Times New Roman" w:eastAsia="Times New Roman" w:hAnsi="Times New Roman" w:cs="Times New Roman"/>
+          <w:color w:val="000000"/>
+          <w:kern w:val="0"/>
+          <w:lang w:val="es-FI" w:eastAsia="es-ES_tradnl"/>
+          <w14:ligatures w14:val="none"/>
+        </w:rPr>
+        <w:t xml:space="preserve">still </w:t>
+      </w:r>
+      <w:r>
+        <w:rPr>
+          <w:rFonts w:ascii="Times New Roman" w:eastAsia="Times New Roman" w:hAnsi="Times New Roman" w:cs="Times New Roman"/>
+          <w:color w:val="000000"/>
+          <w:kern w:val="0"/>
+          <w:lang w:val="es-FI" w:eastAsia="es-ES_tradnl"/>
+          <w14:ligatures w14:val="none"/>
+        </w:rPr>
+        <w:t xml:space="preserve">remains </w:t>
+      </w:r>
+      <w:r>
+        <w:rPr>
+          <w:rFonts w:ascii="Times New Roman" w:eastAsia="Times New Roman" w:hAnsi="Times New Roman" w:cs="Times New Roman"/>
+          <w:color w:val="000000"/>
+          <w:kern w:val="0"/>
+          <w:lang w:val="es-FI" w:eastAsia="es-ES_tradnl"/>
+          <w14:ligatures w14:val="none"/>
+        </w:rPr>
+        <w:t>beint the fastest by a huge margin</w:t>
+      </w:r>
+      <w:r>
+        <w:rPr>
+          <w:rFonts w:ascii="Times New Roman" w:eastAsia="Times New Roman" w:hAnsi="Times New Roman" w:cs="Times New Roman"/>
+          <w:color w:val="000000"/>
+          <w:kern w:val="0"/>
+          <w:lang w:val="es-FI" w:eastAsia="es-ES_tradnl"/>
+          <w14:ligatures w14:val="none"/>
+        </w:rPr>
+        <w:t>, achieving</w:t>
+      </w:r>
+      <w:r>
+        <w:rPr>
+          <w:rFonts w:ascii="Times New Roman" w:eastAsia="Times New Roman" w:hAnsi="Times New Roman" w:cs="Times New Roman"/>
+          <w:color w:val="000000"/>
+          <w:kern w:val="0"/>
+          <w:lang w:val="es-FI" w:eastAsia="es-ES_tradnl"/>
+          <w14:ligatures w14:val="none"/>
+        </w:rPr>
+        <w:t xml:space="preserve"> a</w:t>
+      </w:r>
+      <w:r>
+        <w:rPr>
+          <w:rFonts w:ascii="Times New Roman" w:eastAsia="Times New Roman" w:hAnsi="Times New Roman" w:cs="Times New Roman"/>
+          <w:color w:val="000000"/>
+          <w:kern w:val="0"/>
+          <w:lang w:val="es-FI" w:eastAsia="es-ES_tradnl"/>
+          <w14:ligatures w14:val="none"/>
+        </w:rPr>
+        <w:t xml:space="preserve"> 9.23× speedup over the naive implementation</w:t>
+      </w:r>
+      <w:r>
+        <w:rPr>
+          <w:rFonts w:ascii="Times New Roman" w:eastAsia="Times New Roman" w:hAnsi="Times New Roman" w:cs="Times New Roman"/>
+          <w:color w:val="000000"/>
+          <w:kern w:val="0"/>
+          <w:lang w:val="es-FI" w:eastAsia="es-ES_tradnl"/>
+          <w14:ligatures w14:val="none"/>
+        </w:rPr>
+        <w:t xml:space="preserve"> in it’s best performance</w:t>
+      </w:r>
+      <w:r>
+        <w:rPr>
+          <w:rFonts w:ascii="Times New Roman" w:eastAsia="Times New Roman" w:hAnsi="Times New Roman" w:cs="Times New Roman"/>
+          <w:color w:val="000000"/>
+          <w:kern w:val="0"/>
+          <w:lang w:val="es-FI" w:eastAsia="es-ES_tradnl"/>
+          <w14:ligatures w14:val="none"/>
+        </w:rPr>
+        <w:t xml:space="preserve"> and </w:t>
+      </w:r>
+      <w:r>
+        <w:rPr>
+          <w:rFonts w:ascii="Times New Roman" w:eastAsia="Times New Roman" w:hAnsi="Times New Roman" w:cs="Times New Roman"/>
+          <w:color w:val="000000"/>
+          <w:kern w:val="0"/>
+          <w:lang w:val="es-FI" w:eastAsia="es-ES_tradnl"/>
+          <w14:ligatures w14:val="none"/>
+        </w:rPr>
+        <w:t xml:space="preserve">an </w:t>
+      </w:r>
+      <w:r>
+        <w:rPr>
+          <w:rFonts w:ascii="Times New Roman" w:eastAsia="Times New Roman" w:hAnsi="Times New Roman" w:cs="Times New Roman"/>
+          <w:color w:val="000000"/>
+          <w:kern w:val="0"/>
+          <w:lang w:val="es-FI" w:eastAsia="es-ES_tradnl"/>
+          <w14:ligatures w14:val="none"/>
+        </w:rPr>
+        <w:t xml:space="preserve">approximately 4.6× speedup over the tiled kernel for </w:t>
+      </w:r>
+      <w:r>
+        <w:rPr>
+          <w:rFonts w:ascii="Times New Roman" w:eastAsia="Times New Roman" w:hAnsi="Times New Roman" w:cs="Times New Roman"/>
+          <w:color w:val="000000"/>
+          <w:kern w:val="0"/>
+          <w:lang w:val="es-FI" w:eastAsia="es-ES_tradnl"/>
+          <w14:ligatures w14:val="none"/>
+        </w:rPr>
+        <w:t xml:space="preserve">the </w:t>
+      </w:r>
+      <w:r>
+        <w:rPr>
+          <w:rFonts w:ascii="Times New Roman" w:eastAsia="Times New Roman" w:hAnsi="Times New Roman" w:cs="Times New Roman"/>
+          <w:color w:val="000000"/>
+          <w:kern w:val="0"/>
+          <w:lang w:val="es-FI" w:eastAsia="es-ES_tradnl"/>
+          <w14:ligatures w14:val="none"/>
+        </w:rPr>
+        <w:t>N=4096.</w:t>
+      </w:r>
+    </w:p>
+    <w:p>
+      <w:pPr>
+        <w:spacing w:before="100" w:beforeAutospacing="1" w:after="100" w:afterAutospacing="1" w:line="240" w:lineRule="auto"/>
+        <w:rPr>
+          <w:rFonts w:ascii="Times New Roman" w:eastAsia="Times New Roman" w:hAnsi="Times New Roman" w:cs="Times New Roman"/>
+          <w:color w:val="000000"/>
+          <w:kern w:val="0"/>
+          <w:lang w:val="es-FI" w:eastAsia="es-ES_tradnl"/>
+          <w14:ligatures w14:val="none"/>
+        </w:rPr>
+      </w:pPr>
+      <w:r>
+        <w:rPr>
+          <w:rFonts w:ascii="Times New Roman" w:eastAsia="Times New Roman" w:hAnsi="Times New Roman" w:cs="Times New Roman"/>
+          <w:color w:val="000000"/>
+          <w:kern w:val="0"/>
+          <w:lang w:val="es-FI" w:eastAsia="es-ES_tradnl"/>
+          <w14:ligatures w14:val="none"/>
+        </w:rPr>
+        <w:t>This performance advantage comes from several advanced optimizations:</w:t>
       </w:r>
     </w:p>
     <w:p>
       <w:pPr>
         <w:numPr>
           <w:ilvl w:val="0"/>
-          <w:numId w:val="4"/>
+          <w:numId w:val="8"/>
         </w:numPr>
         <w:spacing w:before="100" w:beforeAutospacing="1" w:after="100" w:afterAutospacing="1" w:line="240" w:lineRule="auto"/>
         <w:rPr>
@@ -6625,37 +8878,219 @@
       <w:r>
         <w:rPr>
           <w:rFonts w:ascii="Times New Roman" w:eastAsia="Times New Roman" w:hAnsi="Times New Roman" w:cs="Times New Roman"/>
+          <w:color w:val="000000"/>
+          <w:kern w:val="0"/>
+          <w:lang w:val="es-FI" w:eastAsia="es-ES_tradnl"/>
+          <w14:ligatures w14:val="none"/>
+        </w:rPr>
+        <w:t>Tensor Core utilization</w:t>
+      </w:r>
+    </w:p>
+    <w:p>
+      <w:pPr>
+        <w:numPr>
+          <w:ilvl w:val="0"/>
+          <w:numId w:val="8"/>
+        </w:numPr>
+        <w:spacing w:before="100" w:beforeAutospacing="1" w:after="100" w:afterAutospacing="1" w:line="240" w:lineRule="auto"/>
+        <w:rPr>
+          <w:rFonts w:ascii="Times New Roman" w:eastAsia="Times New Roman" w:hAnsi="Times New Roman" w:cs="Times New Roman"/>
+          <w:color w:val="000000"/>
+          <w:kern w:val="0"/>
+          <w:lang w:val="es-FI" w:eastAsia="es-ES_tradnl"/>
+          <w14:ligatures w14:val="none"/>
+        </w:rPr>
+      </w:pPr>
+      <w:r>
+        <w:rPr>
+          <w:rFonts w:ascii="Times New Roman" w:eastAsia="Times New Roman" w:hAnsi="Times New Roman" w:cs="Times New Roman"/>
+          <w:color w:val="000000"/>
+          <w:kern w:val="0"/>
+          <w:lang w:val="es-FI" w:eastAsia="es-ES_tradnl"/>
+          <w14:ligatures w14:val="none"/>
+        </w:rPr>
+        <w:t>Register tiling</w:t>
+      </w:r>
+    </w:p>
+    <w:p>
+      <w:pPr>
+        <w:numPr>
+          <w:ilvl w:val="0"/>
+          <w:numId w:val="8"/>
+        </w:numPr>
+        <w:spacing w:before="100" w:beforeAutospacing="1" w:after="100" w:afterAutospacing="1" w:line="240" w:lineRule="auto"/>
+        <w:rPr>
+          <w:rFonts w:ascii="Times New Roman" w:eastAsia="Times New Roman" w:hAnsi="Times New Roman" w:cs="Times New Roman"/>
+          <w:color w:val="000000"/>
+          <w:kern w:val="0"/>
+          <w:lang w:val="es-FI" w:eastAsia="es-ES_tradnl"/>
+          <w14:ligatures w14:val="none"/>
+        </w:rPr>
+      </w:pPr>
+      <w:r>
+        <w:rPr>
+          <w:rFonts w:ascii="Times New Roman" w:eastAsia="Times New Roman" w:hAnsi="Times New Roman" w:cs="Times New Roman"/>
+          <w:color w:val="000000"/>
+          <w:kern w:val="0"/>
+          <w:lang w:val="es-FI" w:eastAsia="es-ES_tradnl"/>
+          <w14:ligatures w14:val="none"/>
+        </w:rPr>
+        <w:t>Double buffering</w:t>
+      </w:r>
+    </w:p>
+    <w:p>
+      <w:pPr>
+        <w:numPr>
+          <w:ilvl w:val="0"/>
+          <w:numId w:val="8"/>
+        </w:numPr>
+        <w:spacing w:before="100" w:beforeAutospacing="1" w:after="100" w:afterAutospacing="1" w:line="240" w:lineRule="auto"/>
+        <w:rPr>
+          <w:rFonts w:ascii="Times New Roman" w:eastAsia="Times New Roman" w:hAnsi="Times New Roman" w:cs="Times New Roman"/>
+          <w:color w:val="000000"/>
+          <w:kern w:val="0"/>
+          <w:lang w:val="es-FI" w:eastAsia="es-ES_tradnl"/>
+          <w14:ligatures w14:val="none"/>
+        </w:rPr>
+      </w:pPr>
+      <w:r>
+        <w:rPr>
+          <w:rFonts w:ascii="Times New Roman" w:eastAsia="Times New Roman" w:hAnsi="Times New Roman" w:cs="Times New Roman"/>
+          <w:color w:val="000000"/>
+          <w:kern w:val="0"/>
+          <w:lang w:val="es-FI" w:eastAsia="es-ES_tradnl"/>
+          <w14:ligatures w14:val="none"/>
+        </w:rPr>
+        <w:t>Software pipelining</w:t>
+      </w:r>
+    </w:p>
+    <w:p>
+      <w:pPr>
+        <w:numPr>
+          <w:ilvl w:val="0"/>
+          <w:numId w:val="8"/>
+        </w:numPr>
+        <w:spacing w:before="100" w:beforeAutospacing="1" w:after="100" w:afterAutospacing="1" w:line="240" w:lineRule="auto"/>
+        <w:rPr>
+          <w:rFonts w:ascii="Times New Roman" w:eastAsia="Times New Roman" w:hAnsi="Times New Roman" w:cs="Times New Roman"/>
+          <w:color w:val="000000"/>
+          <w:kern w:val="0"/>
+          <w:lang w:val="es-FI" w:eastAsia="es-ES_tradnl"/>
+          <w14:ligatures w14:val="none"/>
+        </w:rPr>
+      </w:pPr>
+      <w:r>
+        <w:rPr>
+          <w:rFonts w:ascii="Times New Roman" w:eastAsia="Times New Roman" w:hAnsi="Times New Roman" w:cs="Times New Roman"/>
+          <w:color w:val="000000"/>
+          <w:kern w:val="0"/>
+          <w:lang w:val="es-FI" w:eastAsia="es-ES_tradnl"/>
+          <w14:ligatures w14:val="none"/>
+        </w:rPr>
+        <w:lastRenderedPageBreak/>
+        <w:t>Warp-level matrix instructions (WMMA)</w:t>
+      </w:r>
+    </w:p>
+    <w:p>
+      <w:pPr>
+        <w:numPr>
+          <w:ilvl w:val="0"/>
+          <w:numId w:val="8"/>
+        </w:numPr>
+        <w:spacing w:before="100" w:beforeAutospacing="1" w:after="100" w:afterAutospacing="1" w:line="240" w:lineRule="auto"/>
+        <w:rPr>
+          <w:rFonts w:ascii="Times New Roman" w:eastAsia="Times New Roman" w:hAnsi="Times New Roman" w:cs="Times New Roman"/>
+          <w:color w:val="000000"/>
+          <w:kern w:val="0"/>
+          <w:lang w:val="es-FI" w:eastAsia="es-ES_tradnl"/>
+          <w14:ligatures w14:val="none"/>
+        </w:rPr>
+      </w:pPr>
+      <w:r>
+        <w:rPr>
+          <w:rFonts w:ascii="Times New Roman" w:eastAsia="Times New Roman" w:hAnsi="Times New Roman" w:cs="Times New Roman"/>
+          <w:color w:val="000000"/>
+          <w:kern w:val="0"/>
+          <w:lang w:val="es-FI" w:eastAsia="es-ES_tradnl"/>
+          <w14:ligatures w14:val="none"/>
+        </w:rPr>
+        <w:t>Architecture-specific scheduling and memory optimizations</w:t>
+      </w:r>
+    </w:p>
+    <w:p>
+      <w:pPr>
+        <w:spacing w:before="100" w:beforeAutospacing="1" w:after="100" w:afterAutospacing="1" w:line="240" w:lineRule="auto"/>
+        <w:rPr>
+          <w:rFonts w:ascii="Times New Roman" w:eastAsia="Times New Roman" w:hAnsi="Times New Roman" w:cs="Times New Roman"/>
+          <w:color w:val="000000"/>
+          <w:kern w:val="0"/>
+          <w:lang w:val="es-FI" w:eastAsia="es-ES_tradnl"/>
+          <w14:ligatures w14:val="none"/>
+        </w:rPr>
+      </w:pPr>
+      <w:r>
+        <w:rPr>
+          <w:rFonts w:ascii="Times New Roman" w:eastAsia="Times New Roman" w:hAnsi="Times New Roman" w:cs="Times New Roman"/>
+          <w:color w:val="000000"/>
+          <w:kern w:val="0"/>
+          <w:lang w:val="es-FI" w:eastAsia="es-ES_tradnl"/>
+          <w14:ligatures w14:val="none"/>
+        </w:rPr>
+        <w:t xml:space="preserve">These techniques </w:t>
+      </w:r>
+      <w:r>
+        <w:rPr>
+          <w:rFonts w:ascii="Times New Roman" w:eastAsia="Times New Roman" w:hAnsi="Times New Roman" w:cs="Times New Roman"/>
+          <w:color w:val="000000"/>
+          <w:kern w:val="0"/>
+          <w:lang w:val="es-FI" w:eastAsia="es-ES_tradnl"/>
+          <w14:ligatures w14:val="none"/>
+        </w:rPr>
+        <w:t>makes possible that</w:t>
+      </w:r>
+      <w:r>
+        <w:rPr>
+          <w:rFonts w:ascii="Times New Roman" w:eastAsia="Times New Roman" w:hAnsi="Times New Roman" w:cs="Times New Roman"/>
+          <w:color w:val="000000"/>
+          <w:kern w:val="0"/>
+          <w:lang w:val="es-FI" w:eastAsia="es-ES_tradnl"/>
+          <w14:ligatures w14:val="none"/>
+        </w:rPr>
+        <w:t xml:space="preserve"> cuBLAS </w:t>
+      </w:r>
+      <w:r>
+        <w:rPr>
+          <w:rFonts w:ascii="Times New Roman" w:eastAsia="Times New Roman" w:hAnsi="Times New Roman" w:cs="Times New Roman"/>
+          <w:color w:val="000000"/>
+          <w:kern w:val="0"/>
+          <w:lang w:val="es-FI" w:eastAsia="es-ES_tradnl"/>
+          <w14:ligatures w14:val="none"/>
+        </w:rPr>
+        <w:t>can</w:t>
+      </w:r>
+      <w:r>
+        <w:rPr>
+          <w:rFonts w:ascii="Times New Roman" w:eastAsia="Times New Roman" w:hAnsi="Times New Roman" w:cs="Times New Roman"/>
+          <w:color w:val="000000"/>
+          <w:kern w:val="0"/>
+          <w:lang w:val="es-FI" w:eastAsia="es-ES_tradnl"/>
+          <w14:ligatures w14:val="none"/>
+        </w:rPr>
+        <w:t xml:space="preserve"> operate close to the theoretical limits of the A100 GPU.</w:t>
+      </w:r>
+    </w:p>
+    <w:p>
+      <w:pPr>
+        <w:spacing w:before="100" w:beforeAutospacing="1" w:after="100" w:afterAutospacing="1" w:line="240" w:lineRule="auto"/>
+        <w:outlineLvl w:val="2"/>
+        <w:rPr>
+          <w:rFonts w:ascii="Times New Roman" w:eastAsia="Times New Roman" w:hAnsi="Times New Roman" w:cs="Times New Roman"/>
           <w:b/>
           <w:bCs/>
           <w:color w:val="000000"/>
           <w:kern w:val="0"/>
-          <w:lang w:val="es-FI" w:eastAsia="es-ES_tradnl"/>
-          <w14:ligatures w14:val="none"/>
-        </w:rPr>
-        <w:t>Tensor cores:</w:t>
-      </w:r>
-      <w:r>
-        <w:rPr>
-          <w:rFonts w:ascii="Times New Roman" w:eastAsia="Times New Roman" w:hAnsi="Times New Roman" w:cs="Times New Roman"/>
-          <w:color w:val="000000"/>
-          <w:kern w:val="0"/>
-          <w:lang w:val="es-FI" w:eastAsia="es-ES_tradnl"/>
-          <w14:ligatures w14:val="none"/>
-        </w:rPr>
-        <w:t> A100 supports TF32/FP16 tensor core operations providing up to 312 TFLOPS peak. cuBLAS leverages these automatically.</w:t>
-      </w:r>
-    </w:p>
-    <w:p>
-      <w:pPr>
-        <w:numPr>
-          <w:ilvl w:val="0"/>
-          <w:numId w:val="4"/>
-        </w:numPr>
-        <w:spacing w:before="100" w:beforeAutospacing="1" w:after="100" w:afterAutospacing="1" w:line="240" w:lineRule="auto"/>
-        <w:rPr>
-          <w:rFonts w:ascii="Times New Roman" w:eastAsia="Times New Roman" w:hAnsi="Times New Roman" w:cs="Times New Roman"/>
-          <w:color w:val="000000"/>
-          <w:kern w:val="0"/>
+          <w:sz w:val="27"/>
+          <w:szCs w:val="27"/>
           <w:lang w:val="es-FI" w:eastAsia="es-ES_tradnl"/>
           <w14:ligatures w14:val="none"/>
         </w:rPr>
@@ -6667,32 +9102,33 @@
           <w:bCs/>
           <w:color w:val="000000"/>
           <w:kern w:val="0"/>
-          <w:lang w:val="es-FI" w:eastAsia="es-ES_tradnl"/>
-          <w14:ligatures w14:val="none"/>
-        </w:rPr>
-        <w:t>Double buffering:</w:t>
-      </w:r>
-      <w:r>
-        <w:rPr>
-          <w:rFonts w:ascii="Times New Roman" w:eastAsia="Times New Roman" w:hAnsi="Times New Roman" w:cs="Times New Roman"/>
-          <w:color w:val="000000"/>
-          <w:kern w:val="0"/>
-          <w:lang w:val="es-FI" w:eastAsia="es-ES_tradnl"/>
-          <w14:ligatures w14:val="none"/>
-        </w:rPr>
-        <w:t> cuBLAS overlaps computation of one tile with loading of the next, hiding memory latency.</w:t>
-      </w:r>
-    </w:p>
-    <w:p>
-      <w:pPr>
-        <w:numPr>
-          <w:ilvl w:val="0"/>
-          <w:numId w:val="4"/>
-        </w:numPr>
-        <w:spacing w:before="100" w:beforeAutospacing="1" w:after="100" w:afterAutospacing="1" w:line="240" w:lineRule="auto"/>
-        <w:rPr>
-          <w:rFonts w:ascii="Times New Roman" w:eastAsia="Times New Roman" w:hAnsi="Times New Roman" w:cs="Times New Roman"/>
-          <w:color w:val="000000"/>
+          <w:sz w:val="27"/>
+          <w:szCs w:val="27"/>
+          <w:lang w:val="es-FI" w:eastAsia="es-ES_tradnl"/>
+          <w14:ligatures w14:val="none"/>
+        </w:rPr>
+        <w:t>6.3 Scalability</w:t>
+      </w:r>
+    </w:p>
+    <w:p>
+      <w:pPr>
+        <w:pStyle w:val="isselectedend"/>
+        <w:rPr>
+          <w:color w:val="000000"/>
+        </w:rPr>
+      </w:pPr>
+      <w:r>
+        <w:rPr>
+          <w:color w:val="000000"/>
+        </w:rPr>
+        <w:t>All implementations that I tested confirm the O(N³) growth in the execution time, and eventhough the tiled kernel scales clearly better than the naive implementation, maintaining a higher throughput as the matrix size increases, the speedup is still pretty modest (around 2×) if we compare it to a highly optimized production libraries, making us realize that shared memory tiling is not enough by itself in order to fully use modern GPU hardware.</w:t>
+      </w:r>
+    </w:p>
+    <w:p>
+      <w:pPr>
+        <w:spacing w:after="0" w:line="240" w:lineRule="auto"/>
+        <w:rPr>
+          <w:rFonts w:ascii="Times New Roman" w:eastAsia="Times New Roman" w:hAnsi="Times New Roman" w:cs="Times New Roman"/>
           <w:kern w:val="0"/>
           <w:lang w:val="es-FI" w:eastAsia="es-ES_tradnl"/>
           <w14:ligatures w14:val="none"/>
@@ -6705,190 +9141,6 @@
           <w:bCs/>
           <w:color w:val="000000"/>
           <w:kern w:val="0"/>
-          <w:lang w:val="es-FI" w:eastAsia="es-ES_tradnl"/>
-          <w14:ligatures w14:val="none"/>
-        </w:rPr>
-        <w:t>Software pipelining:</w:t>
-      </w:r>
-      <w:r>
-        <w:rPr>
-          <w:rFonts w:ascii="Times New Roman" w:eastAsia="Times New Roman" w:hAnsi="Times New Roman" w:cs="Times New Roman"/>
-          <w:color w:val="000000"/>
-          <w:kern w:val="0"/>
-          <w:lang w:val="es-FI" w:eastAsia="es-ES_tradnl"/>
-          <w14:ligatures w14:val="none"/>
-        </w:rPr>
-        <w:t> More fine-grained overlap of memory and compute operations.</w:t>
-      </w:r>
-    </w:p>
-    <w:p>
-      <w:pPr>
-        <w:numPr>
-          <w:ilvl w:val="0"/>
-          <w:numId w:val="4"/>
-        </w:numPr>
-        <w:spacing w:before="100" w:beforeAutospacing="1" w:after="100" w:afterAutospacing="1" w:line="240" w:lineRule="auto"/>
-        <w:rPr>
-          <w:rFonts w:ascii="Times New Roman" w:eastAsia="Times New Roman" w:hAnsi="Times New Roman" w:cs="Times New Roman"/>
-          <w:color w:val="000000"/>
-          <w:kern w:val="0"/>
-          <w:lang w:val="es-FI" w:eastAsia="es-ES_tradnl"/>
-          <w14:ligatures w14:val="none"/>
-        </w:rPr>
-      </w:pPr>
-      <w:r>
-        <w:rPr>
-          <w:rFonts w:ascii="Times New Roman" w:eastAsia="Times New Roman" w:hAnsi="Times New Roman" w:cs="Times New Roman"/>
-          <w:b/>
-          <w:bCs/>
-          <w:color w:val="000000"/>
-          <w:kern w:val="0"/>
-          <w:lang w:val="es-FI" w:eastAsia="es-ES_tradnl"/>
-          <w14:ligatures w14:val="none"/>
-        </w:rPr>
-        <w:t>Warp-level matrix ops:</w:t>
-      </w:r>
-      <w:r>
-        <w:rPr>
-          <w:rFonts w:ascii="Times New Roman" w:eastAsia="Times New Roman" w:hAnsi="Times New Roman" w:cs="Times New Roman"/>
-          <w:color w:val="000000"/>
-          <w:kern w:val="0"/>
-          <w:lang w:val="es-FI" w:eastAsia="es-ES_tradnl"/>
-          <w14:ligatures w14:val="none"/>
-        </w:rPr>
-        <w:t> WMMA (Warp Matrix Multiply-Accumulate) instructions directly exploit hardware matrix units.</w:t>
-      </w:r>
-    </w:p>
-    <w:p>
-      <w:pPr>
-        <w:numPr>
-          <w:ilvl w:val="0"/>
-          <w:numId w:val="4"/>
-        </w:numPr>
-        <w:spacing w:before="100" w:beforeAutospacing="1" w:after="100" w:afterAutospacing="1" w:line="240" w:lineRule="auto"/>
-        <w:rPr>
-          <w:rFonts w:ascii="Times New Roman" w:eastAsia="Times New Roman" w:hAnsi="Times New Roman" w:cs="Times New Roman"/>
-          <w:color w:val="000000"/>
-          <w:kern w:val="0"/>
-          <w:lang w:val="es-FI" w:eastAsia="es-ES_tradnl"/>
-          <w14:ligatures w14:val="none"/>
-        </w:rPr>
-      </w:pPr>
-      <w:r>
-        <w:rPr>
-          <w:rFonts w:ascii="Times New Roman" w:eastAsia="Times New Roman" w:hAnsi="Times New Roman" w:cs="Times New Roman"/>
-          <w:b/>
-          <w:bCs/>
-          <w:color w:val="000000"/>
-          <w:kern w:val="0"/>
-          <w:lang w:val="es-FI" w:eastAsia="es-ES_tradnl"/>
-          <w14:ligatures w14:val="none"/>
-        </w:rPr>
-        <w:t>Register tiling:</w:t>
-      </w:r>
-      <w:r>
-        <w:rPr>
-          <w:rFonts w:ascii="Times New Roman" w:eastAsia="Times New Roman" w:hAnsi="Times New Roman" w:cs="Times New Roman"/>
-          <w:color w:val="000000"/>
-          <w:kern w:val="0"/>
-          <w:lang w:val="es-FI" w:eastAsia="es-ES_tradnl"/>
-          <w14:ligatures w14:val="none"/>
-        </w:rPr>
-        <w:t> cuBLAS uses larger register-level tiles (e.g., 8×8 per thread) in addition to shared memory tiles.</w:t>
-      </w:r>
-    </w:p>
-    <w:p>
-      <w:pPr>
-        <w:spacing w:before="100" w:beforeAutospacing="1" w:after="100" w:afterAutospacing="1" w:line="240" w:lineRule="auto"/>
-        <w:rPr>
-          <w:rFonts w:ascii="Times New Roman" w:eastAsia="Times New Roman" w:hAnsi="Times New Roman" w:cs="Times New Roman"/>
-          <w:color w:val="000000"/>
-          <w:kern w:val="0"/>
-          <w:lang w:val="es-FI" w:eastAsia="es-ES_tradnl"/>
-          <w14:ligatures w14:val="none"/>
-        </w:rPr>
-      </w:pPr>
-      <w:r>
-        <w:rPr>
-          <w:rFonts w:ascii="Times New Roman" w:eastAsia="Times New Roman" w:hAnsi="Times New Roman" w:cs="Times New Roman"/>
-          <w:color w:val="000000"/>
-          <w:kern w:val="0"/>
-          <w:lang w:val="es-FI" w:eastAsia="es-ES_tradnl"/>
-          <w14:ligatures w14:val="none"/>
-        </w:rPr>
-        <w:t>These are well-known techniques documented in literature (e.g., Volkov 2010, CUTLASS library) and represent months of engineering effort — out of scope for this project.</w:t>
-      </w:r>
-    </w:p>
-    <w:p>
-      <w:pPr>
-        <w:spacing w:before="100" w:beforeAutospacing="1" w:after="100" w:afterAutospacing="1" w:line="240" w:lineRule="auto"/>
-        <w:outlineLvl w:val="2"/>
-        <w:rPr>
-          <w:rFonts w:ascii="Times New Roman" w:eastAsia="Times New Roman" w:hAnsi="Times New Roman" w:cs="Times New Roman"/>
-          <w:b/>
-          <w:bCs/>
-          <w:color w:val="000000"/>
-          <w:kern w:val="0"/>
-          <w:sz w:val="27"/>
-          <w:szCs w:val="27"/>
-          <w:lang w:val="es-FI" w:eastAsia="es-ES_tradnl"/>
-          <w14:ligatures w14:val="none"/>
-        </w:rPr>
-      </w:pPr>
-      <w:r>
-        <w:rPr>
-          <w:rFonts w:ascii="Times New Roman" w:eastAsia="Times New Roman" w:hAnsi="Times New Roman" w:cs="Times New Roman"/>
-          <w:b/>
-          <w:bCs/>
-          <w:color w:val="000000"/>
-          <w:kern w:val="0"/>
-          <w:sz w:val="27"/>
-          <w:szCs w:val="27"/>
-          <w:lang w:val="es-FI" w:eastAsia="es-ES_tradnl"/>
-          <w14:ligatures w14:val="none"/>
-        </w:rPr>
-        <w:t>6.3 Scalability</w:t>
-      </w:r>
-    </w:p>
-    <w:p>
-      <w:pPr>
-        <w:spacing w:before="100" w:beforeAutospacing="1" w:after="100" w:afterAutospacing="1" w:line="240" w:lineRule="auto"/>
-        <w:rPr>
-          <w:rFonts w:ascii="Times New Roman" w:eastAsia="Times New Roman" w:hAnsi="Times New Roman" w:cs="Times New Roman"/>
-          <w:color w:val="000000"/>
-          <w:kern w:val="0"/>
-          <w:lang w:val="es-FI" w:eastAsia="es-ES_tradnl"/>
-          <w14:ligatures w14:val="none"/>
-        </w:rPr>
-      </w:pPr>
-      <w:r>
-        <w:rPr>
-          <w:rFonts w:ascii="Times New Roman" w:eastAsia="Times New Roman" w:hAnsi="Times New Roman" w:cs="Times New Roman"/>
-          <w:color w:val="000000"/>
-          <w:kern w:val="0"/>
-          <w:lang w:val="es-FI" w:eastAsia="es-ES_tradnl"/>
-          <w14:ligatures w14:val="none"/>
-        </w:rPr>
-        <w:t>Both the naive and tiled kernels show consistent scaling: execution time grows approximately as O(N³), matching theoretical complexity. The speedup of tiling grows slightly with N (3.6× at N=256 to 5.1× at N=4096), which is expected because larger matrices have higher arithmetic intensity and benefit more from data reuse.</w:t>
-      </w:r>
-    </w:p>
-    <w:p>
-      <w:pPr>
-        <w:spacing w:after="0" w:line="240" w:lineRule="auto"/>
-        <w:rPr>
-          <w:rFonts w:ascii="Times New Roman" w:eastAsia="Times New Roman" w:hAnsi="Times New Roman" w:cs="Times New Roman"/>
-          <w:kern w:val="0"/>
-          <w:lang w:val="es-FI" w:eastAsia="es-ES_tradnl"/>
-          <w14:ligatures w14:val="none"/>
-        </w:rPr>
-      </w:pPr>
-      <w:r>
-        <w:rPr>
-          <w:rFonts w:ascii="Times New Roman" w:eastAsia="Times New Roman" w:hAnsi="Times New Roman" w:cs="Times New Roman"/>
-          <w:b/>
-          <w:bCs/>
-          <w:color w:val="000000"/>
-          <w:kern w:val="0"/>
           <w:sz w:val="36"/>
           <w:szCs w:val="36"/>
           <w:lang w:val="es-FI" w:eastAsia="es-ES_tradnl"/>
@@ -6899,239 +9151,119 @@
     </w:p>
     <w:p>
       <w:pPr>
-        <w:spacing w:before="100" w:beforeAutospacing="1" w:after="100" w:afterAutospacing="1" w:line="240" w:lineRule="auto"/>
-        <w:rPr>
-          <w:rFonts w:ascii="Times New Roman" w:eastAsia="Times New Roman" w:hAnsi="Times New Roman" w:cs="Times New Roman"/>
-          <w:color w:val="000000"/>
-          <w:kern w:val="0"/>
-          <w:lang w:val="es-FI" w:eastAsia="es-ES_tradnl"/>
-          <w14:ligatures w14:val="none"/>
-        </w:rPr>
-      </w:pPr>
-      <w:r>
-        <w:rPr>
-          <w:rFonts w:ascii="Times New Roman" w:eastAsia="Times New Roman" w:hAnsi="Times New Roman" w:cs="Times New Roman"/>
-          <w:color w:val="000000"/>
-          <w:kern w:val="0"/>
-          <w:lang w:val="es-FI" w:eastAsia="es-ES_tradnl"/>
-          <w14:ligatures w14:val="none"/>
-        </w:rPr>
-        <w:t>This project demonstrated:</w:t>
-      </w:r>
-    </w:p>
-    <w:p>
-      <w:pPr>
-        <w:numPr>
-          <w:ilvl w:val="0"/>
-          <w:numId w:val="5"/>
-        </w:numPr>
-        <w:spacing w:before="100" w:beforeAutospacing="1" w:after="100" w:afterAutospacing="1" w:line="240" w:lineRule="auto"/>
-        <w:rPr>
-          <w:rFonts w:ascii="Times New Roman" w:eastAsia="Times New Roman" w:hAnsi="Times New Roman" w:cs="Times New Roman"/>
-          <w:color w:val="000000"/>
-          <w:kern w:val="0"/>
-          <w:lang w:val="es-FI" w:eastAsia="es-ES_tradnl"/>
-          <w14:ligatures w14:val="none"/>
-        </w:rPr>
-      </w:pPr>
-      <w:r>
-        <w:rPr>
-          <w:rFonts w:ascii="Times New Roman" w:eastAsia="Times New Roman" w:hAnsi="Times New Roman" w:cs="Times New Roman"/>
-          <w:b/>
-          <w:bCs/>
-          <w:color w:val="000000"/>
-          <w:kern w:val="0"/>
-          <w:lang w:val="es-FI" w:eastAsia="es-ES_tradnl"/>
-          <w14:ligatures w14:val="none"/>
-        </w:rPr>
-        <w:t>Naive kernel:</w:t>
-      </w:r>
-      <w:r>
-        <w:rPr>
-          <w:rFonts w:ascii="Times New Roman" w:eastAsia="Times New Roman" w:hAnsi="Times New Roman" w:cs="Times New Roman"/>
-          <w:color w:val="000000"/>
-          <w:kern w:val="0"/>
-          <w:lang w:val="es-FI" w:eastAsia="es-ES_tradnl"/>
-          <w14:ligatures w14:val="none"/>
-        </w:rPr>
-        <w:t> correct but memory-bound, achieving ~245 GFLOPS for large N</w:t>
-      </w:r>
-    </w:p>
-    <w:p>
-      <w:pPr>
-        <w:numPr>
-          <w:ilvl w:val="0"/>
-          <w:numId w:val="5"/>
-        </w:numPr>
-        <w:spacing w:before="100" w:beforeAutospacing="1" w:after="100" w:afterAutospacing="1" w:line="240" w:lineRule="auto"/>
-        <w:rPr>
-          <w:rFonts w:ascii="Times New Roman" w:eastAsia="Times New Roman" w:hAnsi="Times New Roman" w:cs="Times New Roman"/>
-          <w:color w:val="000000"/>
-          <w:kern w:val="0"/>
-          <w:lang w:val="es-FI" w:eastAsia="es-ES_tradnl"/>
-          <w14:ligatures w14:val="none"/>
-        </w:rPr>
-      </w:pPr>
-      <w:r>
-        <w:rPr>
-          <w:rFonts w:ascii="Times New Roman" w:eastAsia="Times New Roman" w:hAnsi="Times New Roman" w:cs="Times New Roman"/>
-          <w:b/>
-          <w:bCs/>
-          <w:color w:val="000000"/>
-          <w:kern w:val="0"/>
-          <w:lang w:val="es-FI" w:eastAsia="es-ES_tradnl"/>
-          <w14:ligatures w14:val="none"/>
-        </w:rPr>
-        <w:t>Tiled kernel:</w:t>
-      </w:r>
-      <w:r>
-        <w:rPr>
-          <w:rFonts w:ascii="Times New Roman" w:eastAsia="Times New Roman" w:hAnsi="Times New Roman" w:cs="Times New Roman"/>
-          <w:color w:val="000000"/>
-          <w:kern w:val="0"/>
-          <w:lang w:val="es-FI" w:eastAsia="es-ES_tradnl"/>
-          <w14:ligatures w14:val="none"/>
-        </w:rPr>
-        <w:t> up to </w:t>
-      </w:r>
-      <w:r>
-        <w:rPr>
-          <w:rFonts w:ascii="Times New Roman" w:eastAsia="Times New Roman" w:hAnsi="Times New Roman" w:cs="Times New Roman"/>
-          <w:b/>
-          <w:bCs/>
-          <w:color w:val="000000"/>
-          <w:kern w:val="0"/>
-          <w:lang w:val="es-FI" w:eastAsia="es-ES_tradnl"/>
-          <w14:ligatures w14:val="none"/>
-        </w:rPr>
-        <w:t>5.1× faster</w:t>
-      </w:r>
-      <w:r>
-        <w:rPr>
-          <w:rFonts w:ascii="Times New Roman" w:eastAsia="Times New Roman" w:hAnsi="Times New Roman" w:cs="Times New Roman"/>
-          <w:color w:val="000000"/>
-          <w:kern w:val="0"/>
-          <w:lang w:val="es-FI" w:eastAsia="es-ES_tradnl"/>
-          <w14:ligatures w14:val="none"/>
-        </w:rPr>
-        <w:t> than naive by exploiting shared memory to reduce global memory traffic and increase arithmetic intensity</w:t>
-      </w:r>
-    </w:p>
-    <w:p>
-      <w:pPr>
-        <w:numPr>
-          <w:ilvl w:val="0"/>
-          <w:numId w:val="5"/>
-        </w:numPr>
-        <w:spacing w:before="100" w:beforeAutospacing="1" w:after="100" w:afterAutospacing="1" w:line="240" w:lineRule="auto"/>
-        <w:rPr>
-          <w:rFonts w:ascii="Times New Roman" w:eastAsia="Times New Roman" w:hAnsi="Times New Roman" w:cs="Times New Roman"/>
-          <w:color w:val="000000"/>
-          <w:kern w:val="0"/>
-          <w:lang w:val="es-FI" w:eastAsia="es-ES_tradnl"/>
-          <w14:ligatures w14:val="none"/>
-        </w:rPr>
-      </w:pPr>
-      <w:r>
-        <w:rPr>
-          <w:rFonts w:ascii="Times New Roman" w:eastAsia="Times New Roman" w:hAnsi="Times New Roman" w:cs="Times New Roman"/>
-          <w:b/>
-          <w:bCs/>
-          <w:color w:val="000000"/>
-          <w:kern w:val="0"/>
-          <w:lang w:val="es-FI" w:eastAsia="es-ES_tradnl"/>
-          <w14:ligatures w14:val="none"/>
-        </w:rPr>
-        <w:t>cuBLAS:</w:t>
-      </w:r>
-      <w:r>
-        <w:rPr>
-          <w:rFonts w:ascii="Times New Roman" w:eastAsia="Times New Roman" w:hAnsi="Times New Roman" w:cs="Times New Roman"/>
-          <w:color w:val="000000"/>
-          <w:kern w:val="0"/>
-          <w:lang w:val="es-FI" w:eastAsia="es-ES_tradnl"/>
-          <w14:ligatures w14:val="none"/>
-        </w:rPr>
-        <w:t> orders of magnitude faster due to tensor cores and expert-level optimisations, serving as the SOTA baseline</w:t>
-      </w:r>
-    </w:p>
-    <w:p>
-      <w:pPr>
-        <w:spacing w:before="100" w:beforeAutospacing="1" w:after="100" w:afterAutospacing="1" w:line="240" w:lineRule="auto"/>
-        <w:rPr>
-          <w:rFonts w:ascii="Times New Roman" w:eastAsia="Times New Roman" w:hAnsi="Times New Roman" w:cs="Times New Roman"/>
-          <w:color w:val="000000"/>
-          <w:kern w:val="0"/>
-          <w:lang w:val="es-FI" w:eastAsia="es-ES_tradnl"/>
-          <w14:ligatures w14:val="none"/>
-        </w:rPr>
-      </w:pPr>
-      <w:r>
-        <w:rPr>
-          <w:rFonts w:ascii="Times New Roman" w:eastAsia="Times New Roman" w:hAnsi="Times New Roman" w:cs="Times New Roman"/>
-          <w:color w:val="000000"/>
-          <w:kern w:val="0"/>
-          <w:lang w:val="es-FI" w:eastAsia="es-ES_tradnl"/>
-          <w14:ligatures w14:val="none"/>
-        </w:rPr>
-        <w:lastRenderedPageBreak/>
-        <w:t>The primary lesson is that GPU performance is not purely about parallelism — </w:t>
-      </w:r>
-      <w:r>
-        <w:rPr>
-          <w:rFonts w:ascii="Times New Roman" w:eastAsia="Times New Roman" w:hAnsi="Times New Roman" w:cs="Times New Roman"/>
-          <w:b/>
-          <w:bCs/>
-          <w:color w:val="000000"/>
-          <w:kern w:val="0"/>
-          <w:lang w:val="es-FI" w:eastAsia="es-ES_tradnl"/>
-          <w14:ligatures w14:val="none"/>
-        </w:rPr>
-        <w:t>memory access patterns</w:t>
-      </w:r>
-      <w:r>
-        <w:rPr>
-          <w:rFonts w:ascii="Times New Roman" w:eastAsia="Times New Roman" w:hAnsi="Times New Roman" w:cs="Times New Roman"/>
-          <w:color w:val="000000"/>
-          <w:kern w:val="0"/>
-          <w:lang w:val="es-FI" w:eastAsia="es-ES_tradnl"/>
-          <w14:ligatures w14:val="none"/>
-        </w:rPr>
-        <w:t> determine whether a GPU is compute-bound or memory-bound. Tiling is the fundamental technique to shift matrix multiplication from the latter to the former.</w:t>
-      </w:r>
-    </w:p>
-    <w:p>
-      <w:pPr>
-        <w:spacing w:before="100" w:beforeAutospacing="1" w:after="100" w:afterAutospacing="1" w:line="240" w:lineRule="auto"/>
-        <w:rPr>
-          <w:rFonts w:ascii="Times New Roman" w:eastAsia="Times New Roman" w:hAnsi="Times New Roman" w:cs="Times New Roman"/>
-          <w:color w:val="000000"/>
-          <w:kern w:val="0"/>
-          <w:lang w:val="es-FI" w:eastAsia="es-ES_tradnl"/>
-          <w14:ligatures w14:val="none"/>
-        </w:rPr>
-      </w:pPr>
-      <w:r>
-        <w:rPr>
-          <w:rFonts w:ascii="Times New Roman" w:eastAsia="Times New Roman" w:hAnsi="Times New Roman" w:cs="Times New Roman"/>
-          <w:b/>
-          <w:bCs/>
-          <w:color w:val="000000"/>
-          <w:kern w:val="0"/>
-          <w:lang w:val="es-FI" w:eastAsia="es-ES_tradnl"/>
-          <w14:ligatures w14:val="none"/>
-        </w:rPr>
-        <w:t>Future work</w:t>
-      </w:r>
-      <w:r>
-        <w:rPr>
-          <w:rFonts w:ascii="Times New Roman" w:eastAsia="Times New Roman" w:hAnsi="Times New Roman" w:cs="Times New Roman"/>
-          <w:color w:val="000000"/>
-          <w:kern w:val="0"/>
-          <w:lang w:val="es-FI" w:eastAsia="es-ES_tradnl"/>
-          <w14:ligatures w14:val="none"/>
-        </w:rPr>
-        <w:t> could include implementing double-buffered tiling, experimenting with FP16/TF32 using WMMA intrinsics, or exploring the CUTLASS library for intermediate-level optimisation between our hand-written kernel and cuBLAS.</w:t>
+        <w:pStyle w:val="isselectedend"/>
+        <w:rPr>
+          <w:color w:val="000000"/>
+        </w:rPr>
+      </w:pPr>
+      <w:r>
+        <w:rPr>
+          <w:color w:val="000000"/>
+        </w:rPr>
+        <w:tab/>
+        <w:t>With this project I was able to prove how important is the memory hierarchy optimization on GPU matrix multiplications.</w:t>
+      </w:r>
+    </w:p>
+    <w:p>
+      <w:pPr>
+        <w:pStyle w:val="isselectedend"/>
+        <w:rPr>
+          <w:color w:val="000000"/>
+        </w:rPr>
+      </w:pPr>
+      <w:r>
+        <w:rPr>
+          <w:color w:val="000000"/>
+        </w:rPr>
+        <w:t>The naive kernel implementation was able to achieve approx 2.0 TFLOPS for large matrices but is limited by global memory traffic when this is too much. If we use shared memory tiling instead, the performance augments to over 4.1 TFLOPS, meaning we achieve a speedup of 2.0×.</w:t>
+      </w:r>
+    </w:p>
+    <w:p>
+      <w:pPr>
+        <w:pStyle w:val="isselectedend"/>
+        <w:rPr>
+          <w:color w:val="000000"/>
+        </w:rPr>
+      </w:pPr>
+      <w:r>
+        <w:rPr>
+          <w:color w:val="000000"/>
+        </w:rPr>
+        <w:t xml:space="preserve">Nevertheless, cuBLAS </w:t>
+      </w:r>
+      <w:r>
+        <w:rPr>
+          <w:color w:val="000000"/>
+        </w:rPr>
+        <w:t>was able to reach approx</w:t>
+      </w:r>
+      <w:r>
+        <w:rPr>
+          <w:color w:val="000000"/>
+        </w:rPr>
+        <w:t xml:space="preserve"> 19 TFLOPS on the same hardware, </w:t>
+      </w:r>
+      <w:r>
+        <w:rPr>
+          <w:color w:val="000000"/>
+        </w:rPr>
+        <w:t>making really clear</w:t>
+      </w:r>
+      <w:r>
+        <w:rPr>
+          <w:color w:val="000000"/>
+        </w:rPr>
+        <w:t xml:space="preserve"> that additional optimizations </w:t>
+      </w:r>
+      <w:r>
+        <w:rPr>
+          <w:color w:val="000000"/>
+        </w:rPr>
+        <w:t>like</w:t>
+      </w:r>
+      <w:r>
+        <w:rPr>
+          <w:color w:val="000000"/>
+        </w:rPr>
+        <w:t xml:space="preserve"> tensor cores, register tiling, and software pipelining are </w:t>
+      </w:r>
+      <w:r>
+        <w:rPr>
+          <w:color w:val="000000"/>
+        </w:rPr>
+        <w:t>need it in order</w:t>
+      </w:r>
+      <w:r>
+        <w:rPr>
+          <w:color w:val="000000"/>
+        </w:rPr>
+        <w:t xml:space="preserve"> to </w:t>
+      </w:r>
+      <w:r>
+        <w:rPr>
+          <w:color w:val="000000"/>
+        </w:rPr>
+        <w:t xml:space="preserve">be able to </w:t>
+      </w:r>
+      <w:r>
+        <w:rPr>
+          <w:color w:val="000000"/>
+        </w:rPr>
+        <w:t>approach peak GPU performance.</w:t>
+      </w:r>
+    </w:p>
+    <w:p>
+      <w:pPr>
+        <w:pStyle w:val="isselectedend"/>
+        <w:rPr>
+          <w:color w:val="000000"/>
+        </w:rPr>
+      </w:pPr>
+      <w:r>
+        <w:rPr>
+          <w:color w:val="000000"/>
+        </w:rPr>
+        <w:t>After all this experiments we can conclude that in order to have an efficient GPU programming we not only need parallelism, but we also need to maximize data reuse and minimize global memory accesses due to its expense.</w:t>
       </w:r>
     </w:p>
     <w:p>
@@ -7461,122 +9593,9 @@
 <file path=word/numbering.xml><?xml version="1.0" encoding="utf-8"?>
 <w:numbering xmlns:wpc="http://schemas.microsoft.com/office/word/2010/wordprocessingCanvas" xmlns:cx="http://schemas.microsoft.com/office/drawing/2014/chartex" xmlns:cx1="http://schemas.microsoft.com/office/drawing/2015/9/8/chartex" xmlns:cx2="http://schemas.microsoft.com/office/drawing/2015/10/21/chartex" xmlns:cx3="http://schemas.microsoft.com/office/drawing/2016/5/9/chartex" xmlns:cx4="http://schemas.microsoft.com/office/drawing/2016/5/10/chartex" xmlns:cx5="http://schemas.microsoft.com/office/drawing/2016/5/11/chartex" xmlns:cx6="http://schemas.microsoft.com/office/drawing/2016/5/12/chartex" xmlns:cx7="http://schemas.microsoft.com/office/drawing/2016/5/13/chartex" xmlns:cx8="http://schemas.microsoft.com/office/drawing/2016/5/14/chartex" xmlns:mc="http://schemas.openxmlformats.org/markup-compatibility/2006" xmlns:aink="http://schemas.microsoft.com/office/drawing/2016/ink" xmlns:am3d="http://schemas.microsoft.com/office/drawing/2017/model3d" xmlns:o="urn:schemas-microsoft-com:office:office" xmlns:oel="http://schemas.microsoft.com/office/2019/extlst" xmlns:r="http://schemas.openxmlformats.org/officeDocument/2006/relationships" xmlns:m="http://schemas.openxmlformats.org/officeDocument/2006/math" xmlns:v="urn:schemas-microsoft-com:vml" xmlns:wp14="http://schemas.microsoft.com/office/word/2010/wordprocessingDrawing" xmlns:wp="http://schemas.openxmlformats.org/drawingml/2006/wordprocessingDrawing" xmlns:w10="urn:schemas-microsoft-com:office:word" xmlns:w="http://schemas.openxmlformats.org/wordprocessingml/2006/main" xmlns:w14="http://schemas.microsoft.com/office/word/2010/wordml" xmlns:w15="http://schemas.microsoft.com/office/word/2012/wordml" xmlns:w16cex="http://schemas.microsoft.com/office/word/2018/wordml/cex" xmlns:w16cid="http://schemas.microsoft.com/office/word/2016/wordml/cid" xmlns:w16="http://schemas.microsoft.com/office/word/2018/wordml" xmlns:w16du="http://schemas.microsoft.com/office/word/2023/wordml/word16du" xmlns:w16sdtdh="http://schemas.microsoft.com/office/word/2020/wordml/sdtdatahash" xmlns:w16sdtfl="http://schemas.microsoft.com/office/word/2024/wordml/sdtformatlock" xmlns:w16se="http://schemas.microsoft.com/office/word/2015/wordml/symex" xmlns:wpg="http://schemas.microsoft.com/office/word/2010/wordprocessingGroup" xmlns:wpi="http://schemas.microsoft.com/office/word/2010/wordprocessingInk" xmlns:wne="http://schemas.microsoft.com/office/word/2006/wordml" xmlns:wps="http://schemas.microsoft.com/office/word/2010/wordprocessingShape" mc:Ignorable="w14 w15 w16se w16cid w16 w16cex w16sdtdh w16sdtfl w16du wp14">
   <w:abstractNum w:abstractNumId="0" w15:restartNumberingAfterBreak="0">
-    <w:nsid w:val="0EFF0E5D"/>
+    <w:nsid w:val="0E1C024D"/>
     <w:multiLevelType w:val="multilevel"/>
-    <w:tmpl w:val="646CE964"/>
-    <w:lvl w:ilvl="0">
-      <w:start w:val="1"/>
-      <w:numFmt w:val="decimal"/>
-      <w:lvlText w:val="%1."/>
-      <w:lvlJc w:val="left"/>
-      <w:pPr>
-        <w:tabs>
-          <w:tab w:val="num" w:pos="720"/>
-        </w:tabs>
-        <w:ind w:left="720" w:hanging="360"/>
-      </w:pPr>
-    </w:lvl>
-    <w:lvl w:ilvl="1" w:tentative="1">
-      <w:start w:val="1"/>
-      <w:numFmt w:val="decimal"/>
-      <w:lvlText w:val="%2."/>
-      <w:lvlJc w:val="left"/>
-      <w:pPr>
-        <w:tabs>
-          <w:tab w:val="num" w:pos="1440"/>
-        </w:tabs>
-        <w:ind w:left="1440" w:hanging="360"/>
-      </w:pPr>
-    </w:lvl>
-    <w:lvl w:ilvl="2" w:tentative="1">
-      <w:start w:val="1"/>
-      <w:numFmt w:val="decimal"/>
-      <w:lvlText w:val="%3."/>
-      <w:lvlJc w:val="left"/>
-      <w:pPr>
-        <w:tabs>
-          <w:tab w:val="num" w:pos="2160"/>
-        </w:tabs>
-        <w:ind w:left="2160" w:hanging="360"/>
-      </w:pPr>
-    </w:lvl>
-    <w:lvl w:ilvl="3" w:tentative="1">
-      <w:start w:val="1"/>
-      <w:numFmt w:val="decimal"/>
-      <w:lvlText w:val="%4."/>
-      <w:lvlJc w:val="left"/>
-      <w:pPr>
-        <w:tabs>
-          <w:tab w:val="num" w:pos="2880"/>
-        </w:tabs>
-        <w:ind w:left="2880" w:hanging="360"/>
-      </w:pPr>
-    </w:lvl>
-    <w:lvl w:ilvl="4" w:tentative="1">
-      <w:start w:val="1"/>
-      <w:numFmt w:val="decimal"/>
-      <w:lvlText w:val="%5."/>
-      <w:lvlJc w:val="left"/>
-      <w:pPr>
-        <w:tabs>
-          <w:tab w:val="num" w:pos="3600"/>
-        </w:tabs>
-        <w:ind w:left="3600" w:hanging="360"/>
-      </w:pPr>
-    </w:lvl>
-    <w:lvl w:ilvl="5" w:tentative="1">
-      <w:start w:val="1"/>
-      <w:numFmt w:val="decimal"/>
-      <w:lvlText w:val="%6."/>
-      <w:lvlJc w:val="left"/>
-      <w:pPr>
-        <w:tabs>
-          <w:tab w:val="num" w:pos="4320"/>
-        </w:tabs>
-        <w:ind w:left="4320" w:hanging="360"/>
-      </w:pPr>
-    </w:lvl>
-    <w:lvl w:ilvl="6" w:tentative="1">
-      <w:start w:val="1"/>
-      <w:numFmt w:val="decimal"/>
-      <w:lvlText w:val="%7."/>
-      <w:lvlJc w:val="left"/>
-      <w:pPr>
-        <w:tabs>
-          <w:tab w:val="num" w:pos="5040"/>
-        </w:tabs>
-        <w:ind w:left="5040" w:hanging="360"/>
-      </w:pPr>
-    </w:lvl>
-    <w:lvl w:ilvl="7" w:tentative="1">
-      <w:start w:val="1"/>
-      <w:numFmt w:val="decimal"/>
-      <w:lvlText w:val="%8."/>
-      <w:lvlJc w:val="left"/>
-      <w:pPr>
-        <w:tabs>
-          <w:tab w:val="num" w:pos="5760"/>
-        </w:tabs>
-        <w:ind w:left="5760" w:hanging="360"/>
-      </w:pPr>
-    </w:lvl>
-    <w:lvl w:ilvl="8" w:tentative="1">
-      <w:start w:val="1"/>
-      <w:numFmt w:val="decimal"/>
-      <w:lvlText w:val="%9."/>
-      <w:lvlJc w:val="left"/>
-      <w:pPr>
-        <w:tabs>
-          <w:tab w:val="num" w:pos="6480"/>
-        </w:tabs>
-        <w:ind w:left="6480" w:hanging="360"/>
-      </w:pPr>
-    </w:lvl>
-  </w:abstractNum>
-  <w:abstractNum w:abstractNumId="1" w15:restartNumberingAfterBreak="0">
-    <w:nsid w:val="13DF7C0D"/>
-    <w:multiLevelType w:val="multilevel"/>
-    <w:tmpl w:val="8CC4A7E8"/>
+    <w:tmpl w:val="0C1CF160"/>
     <w:lvl w:ilvl="0">
       <w:start w:val="1"/>
       <w:numFmt w:val="bullet"/>
@@ -7722,10 +9741,10 @@
       </w:rPr>
     </w:lvl>
   </w:abstractNum>
-  <w:abstractNum w:abstractNumId="2" w15:restartNumberingAfterBreak="0">
-    <w:nsid w:val="333A7FF0"/>
+  <w:abstractNum w:abstractNumId="1" w15:restartNumberingAfterBreak="0">
+    <w:nsid w:val="0EFF0E5D"/>
     <w:multiLevelType w:val="multilevel"/>
-    <w:tmpl w:val="CEF636CE"/>
+    <w:tmpl w:val="646CE964"/>
     <w:lvl w:ilvl="0">
       <w:start w:val="1"/>
       <w:numFmt w:val="decimal"/>
@@ -7835,10 +9854,10 @@
       </w:pPr>
     </w:lvl>
   </w:abstractNum>
-  <w:abstractNum w:abstractNumId="3" w15:restartNumberingAfterBreak="0">
-    <w:nsid w:val="405C41AA"/>
+  <w:abstractNum w:abstractNumId="2" w15:restartNumberingAfterBreak="0">
+    <w:nsid w:val="13DF7C0D"/>
     <w:multiLevelType w:val="multilevel"/>
-    <w:tmpl w:val="AF12CC60"/>
+    <w:tmpl w:val="8CC4A7E8"/>
     <w:lvl w:ilvl="0">
       <w:start w:val="1"/>
       <w:numFmt w:val="bullet"/>
@@ -7984,10 +10003,123 @@
       </w:rPr>
     </w:lvl>
   </w:abstractNum>
+  <w:abstractNum w:abstractNumId="3" w15:restartNumberingAfterBreak="0">
+    <w:nsid w:val="333A7FF0"/>
+    <w:multiLevelType w:val="multilevel"/>
+    <w:tmpl w:val="CEF636CE"/>
+    <w:lvl w:ilvl="0">
+      <w:start w:val="1"/>
+      <w:numFmt w:val="decimal"/>
+      <w:lvlText w:val="%1."/>
+      <w:lvlJc w:val="left"/>
+      <w:pPr>
+        <w:tabs>
+          <w:tab w:val="num" w:pos="720"/>
+        </w:tabs>
+        <w:ind w:left="720" w:hanging="360"/>
+      </w:pPr>
+    </w:lvl>
+    <w:lvl w:ilvl="1" w:tentative="1">
+      <w:start w:val="1"/>
+      <w:numFmt w:val="decimal"/>
+      <w:lvlText w:val="%2."/>
+      <w:lvlJc w:val="left"/>
+      <w:pPr>
+        <w:tabs>
+          <w:tab w:val="num" w:pos="1440"/>
+        </w:tabs>
+        <w:ind w:left="1440" w:hanging="360"/>
+      </w:pPr>
+    </w:lvl>
+    <w:lvl w:ilvl="2" w:tentative="1">
+      <w:start w:val="1"/>
+      <w:numFmt w:val="decimal"/>
+      <w:lvlText w:val="%3."/>
+      <w:lvlJc w:val="left"/>
+      <w:pPr>
+        <w:tabs>
+          <w:tab w:val="num" w:pos="2160"/>
+        </w:tabs>
+        <w:ind w:left="2160" w:hanging="360"/>
+      </w:pPr>
+    </w:lvl>
+    <w:lvl w:ilvl="3" w:tentative="1">
+      <w:start w:val="1"/>
+      <w:numFmt w:val="decimal"/>
+      <w:lvlText w:val="%4."/>
+      <w:lvlJc w:val="left"/>
+      <w:pPr>
+        <w:tabs>
+          <w:tab w:val="num" w:pos="2880"/>
+        </w:tabs>
+        <w:ind w:left="2880" w:hanging="360"/>
+      </w:pPr>
+    </w:lvl>
+    <w:lvl w:ilvl="4" w:tentative="1">
+      <w:start w:val="1"/>
+      <w:numFmt w:val="decimal"/>
+      <w:lvlText w:val="%5."/>
+      <w:lvlJc w:val="left"/>
+      <w:pPr>
+        <w:tabs>
+          <w:tab w:val="num" w:pos="3600"/>
+        </w:tabs>
+        <w:ind w:left="3600" w:hanging="360"/>
+      </w:pPr>
+    </w:lvl>
+    <w:lvl w:ilvl="5" w:tentative="1">
+      <w:start w:val="1"/>
+      <w:numFmt w:val="decimal"/>
+      <w:lvlText w:val="%6."/>
+      <w:lvlJc w:val="left"/>
+      <w:pPr>
+        <w:tabs>
+          <w:tab w:val="num" w:pos="4320"/>
+        </w:tabs>
+        <w:ind w:left="4320" w:hanging="360"/>
+      </w:pPr>
+    </w:lvl>
+    <w:lvl w:ilvl="6" w:tentative="1">
+      <w:start w:val="1"/>
+      <w:numFmt w:val="decimal"/>
+      <w:lvlText w:val="%7."/>
+      <w:lvlJc w:val="left"/>
+      <w:pPr>
+        <w:tabs>
+          <w:tab w:val="num" w:pos="5040"/>
+        </w:tabs>
+        <w:ind w:left="5040" w:hanging="360"/>
+      </w:pPr>
+    </w:lvl>
+    <w:lvl w:ilvl="7" w:tentative="1">
+      <w:start w:val="1"/>
+      <w:numFmt w:val="decimal"/>
+      <w:lvlText w:val="%8."/>
+      <w:lvlJc w:val="left"/>
+      <w:pPr>
+        <w:tabs>
+          <w:tab w:val="num" w:pos="5760"/>
+        </w:tabs>
+        <w:ind w:left="5760" w:hanging="360"/>
+      </w:pPr>
+    </w:lvl>
+    <w:lvl w:ilvl="8" w:tentative="1">
+      <w:start w:val="1"/>
+      <w:numFmt w:val="decimal"/>
+      <w:lvlText w:val="%9."/>
+      <w:lvlJc w:val="left"/>
+      <w:pPr>
+        <w:tabs>
+          <w:tab w:val="num" w:pos="6480"/>
+        </w:tabs>
+        <w:ind w:left="6480" w:hanging="360"/>
+      </w:pPr>
+    </w:lvl>
+  </w:abstractNum>
   <w:abstractNum w:abstractNumId="4" w15:restartNumberingAfterBreak="0">
-    <w:nsid w:val="40D9777D"/>
+    <w:nsid w:val="405C41AA"/>
     <w:multiLevelType w:val="multilevel"/>
-    <w:tmpl w:val="AE407966"/>
+    <w:tmpl w:val="AF12CC60"/>
     <w:lvl w:ilvl="0">
       <w:start w:val="1"/>
       <w:numFmt w:val="bullet"/>
@@ -8134,9 +10266,9 @@
     </w:lvl>
   </w:abstractNum>
   <w:abstractNum w:abstractNumId="5" w15:restartNumberingAfterBreak="0">
-    <w:nsid w:val="4D81064C"/>
+    <w:nsid w:val="40D9777D"/>
     <w:multiLevelType w:val="multilevel"/>
-    <w:tmpl w:val="A0486D36"/>
+    <w:tmpl w:val="AE407966"/>
     <w:lvl w:ilvl="0">
       <w:start w:val="1"/>
       <w:numFmt w:val="bullet"/>
@@ -8282,23 +10414,327 @@
       </w:rPr>
     </w:lvl>
   </w:abstractNum>
+  <w:abstractNum w:abstractNumId="6" w15:restartNumberingAfterBreak="0">
+    <w:nsid w:val="4D81064C"/>
+    <w:multiLevelType w:val="multilevel"/>
+    <w:tmpl w:val="A0486D36"/>
+    <w:lvl w:ilvl="0">
+      <w:start w:val="1"/>
+      <w:numFmt w:val="bullet"/>
+      <w:lvlText w:val=""/>
+      <w:lvlJc w:val="left"/>
+      <w:pPr>
+        <w:tabs>
+          <w:tab w:val="num" w:pos="720"/>
+        </w:tabs>
+        <w:ind w:left="720" w:hanging="360"/>
+      </w:pPr>
+      <w:rPr>
+        <w:rFonts w:ascii="Symbol" w:hAnsi="Symbol" w:hint="default"/>
+        <w:sz w:val="20"/>
+      </w:rPr>
+    </w:lvl>
+    <w:lvl w:ilvl="1" w:tentative="1">
+      <w:start w:val="1"/>
+      <w:numFmt w:val="bullet"/>
+      <w:lvlText w:val="o"/>
+      <w:lvlJc w:val="left"/>
+      <w:pPr>
+        <w:tabs>
+          <w:tab w:val="num" w:pos="1440"/>
+        </w:tabs>
+        <w:ind w:left="1440" w:hanging="360"/>
+      </w:pPr>
+      <w:rPr>
+        <w:rFonts w:ascii="Courier New" w:hAnsi="Courier New" w:hint="default"/>
+        <w:sz w:val="20"/>
+      </w:rPr>
+    </w:lvl>
+    <w:lvl w:ilvl="2" w:tentative="1">
+      <w:start w:val="1"/>
+      <w:numFmt w:val="bullet"/>
+      <w:lvlText w:val=""/>
+      <w:lvlJc w:val="left"/>
+      <w:pPr>
+        <w:tabs>
+          <w:tab w:val="num" w:pos="2160"/>
+        </w:tabs>
+        <w:ind w:left="2160" w:hanging="360"/>
+      </w:pPr>
+      <w:rPr>
+        <w:rFonts w:ascii="Wingdings" w:hAnsi="Wingdings" w:hint="default"/>
+        <w:sz w:val="20"/>
+      </w:rPr>
+    </w:lvl>
+    <w:lvl w:ilvl="3" w:tentative="1">
+      <w:start w:val="1"/>
+      <w:numFmt w:val="bullet"/>
+      <w:lvlText w:val=""/>
+      <w:lvlJc w:val="left"/>
+      <w:pPr>
+        <w:tabs>
+          <w:tab w:val="num" w:pos="2880"/>
+        </w:tabs>
+        <w:ind w:left="2880" w:hanging="360"/>
+      </w:pPr>
+      <w:rPr>
+        <w:rFonts w:ascii="Wingdings" w:hAnsi="Wingdings" w:hint="default"/>
+        <w:sz w:val="20"/>
+      </w:rPr>
+    </w:lvl>
+    <w:lvl w:ilvl="4" w:tentative="1">
+      <w:start w:val="1"/>
+      <w:numFmt w:val="bullet"/>
+      <w:lvlText w:val=""/>
+      <w:lvlJc w:val="left"/>
+      <w:pPr>
+        <w:tabs>
+          <w:tab w:val="num" w:pos="3600"/>
+        </w:tabs>
+        <w:ind w:left="3600" w:hanging="360"/>
+      </w:pPr>
+      <w:rPr>
+        <w:rFonts w:ascii="Wingdings" w:hAnsi="Wingdings" w:hint="default"/>
+        <w:sz w:val="20"/>
+      </w:rPr>
+    </w:lvl>
+    <w:lvl w:ilvl="5" w:tentative="1">
+      <w:start w:val="1"/>
+      <w:numFmt w:val="bullet"/>
+      <w:lvlText w:val=""/>
+      <w:lvlJc w:val="left"/>
+      <w:pPr>
+        <w:tabs>
+          <w:tab w:val="num" w:pos="4320"/>
+        </w:tabs>
+        <w:ind w:left="4320" w:hanging="360"/>
+      </w:pPr>
+      <w:rPr>
+        <w:rFonts w:ascii="Wingdings" w:hAnsi="Wingdings" w:hint="default"/>
+        <w:sz w:val="20"/>
+      </w:rPr>
+    </w:lvl>
+    <w:lvl w:ilvl="6" w:tentative="1">
+      <w:start w:val="1"/>
+      <w:numFmt w:val="bullet"/>
+      <w:lvlText w:val=""/>
+      <w:lvlJc w:val="left"/>
+      <w:pPr>
+        <w:tabs>
+          <w:tab w:val="num" w:pos="5040"/>
+        </w:tabs>
+        <w:ind w:left="5040" w:hanging="360"/>
+      </w:pPr>
+      <w:rPr>
+        <w:rFonts w:ascii="Wingdings" w:hAnsi="Wingdings" w:hint="default"/>
+        <w:sz w:val="20"/>
+      </w:rPr>
+    </w:lvl>
+    <w:lvl w:ilvl="7" w:tentative="1">
+      <w:start w:val="1"/>
+      <w:numFmt w:val="bullet"/>
+      <w:lvlText w:val=""/>
+      <w:lvlJc w:val="left"/>
+      <w:pPr>
+        <w:tabs>
+          <w:tab w:val="num" w:pos="5760"/>
+        </w:tabs>
+        <w:ind w:left="5760" w:hanging="360"/>
+      </w:pPr>
+      <w:rPr>
+        <w:rFonts w:ascii="Wingdings" w:hAnsi="Wingdings" w:hint="default"/>
+        <w:sz w:val="20"/>
+      </w:rPr>
+    </w:lvl>
+    <w:lvl w:ilvl="8" w:tentative="1">
+      <w:start w:val="1"/>
+      <w:numFmt w:val="bullet"/>
+      <w:lvlText w:val=""/>
+      <w:lvlJc w:val="left"/>
+      <w:pPr>
+        <w:tabs>
+          <w:tab w:val="num" w:pos="6480"/>
+        </w:tabs>
+        <w:ind w:left="6480" w:hanging="360"/>
+      </w:pPr>
+      <w:rPr>
+        <w:rFonts w:ascii="Wingdings" w:hAnsi="Wingdings" w:hint="default"/>
+        <w:sz w:val="20"/>
+      </w:rPr>
+    </w:lvl>
+  </w:abstractNum>
+  <w:abstractNum w:abstractNumId="7" w15:restartNumberingAfterBreak="0">
+    <w:nsid w:val="540E60B4"/>
+    <w:multiLevelType w:val="multilevel"/>
+    <w:tmpl w:val="3D848410"/>
+    <w:lvl w:ilvl="0">
+      <w:start w:val="1"/>
+      <w:numFmt w:val="bullet"/>
+      <w:lvlText w:val=""/>
+      <w:lvlJc w:val="left"/>
+      <w:pPr>
+        <w:tabs>
+          <w:tab w:val="num" w:pos="720"/>
+        </w:tabs>
+        <w:ind w:left="720" w:hanging="360"/>
+      </w:pPr>
+      <w:rPr>
+        <w:rFonts w:ascii="Symbol" w:hAnsi="Symbol" w:hint="default"/>
+        <w:sz w:val="20"/>
+      </w:rPr>
+    </w:lvl>
+    <w:lvl w:ilvl="1" w:tentative="1">
+      <w:start w:val="1"/>
+      <w:numFmt w:val="bullet"/>
+      <w:lvlText w:val="o"/>
+      <w:lvlJc w:val="left"/>
+      <w:pPr>
+        <w:tabs>
+          <w:tab w:val="num" w:pos="1440"/>
+        </w:tabs>
+        <w:ind w:left="1440" w:hanging="360"/>
+      </w:pPr>
+      <w:rPr>
+        <w:rFonts w:ascii="Courier New" w:hAnsi="Courier New" w:hint="default"/>
+        <w:sz w:val="20"/>
+      </w:rPr>
+    </w:lvl>
+    <w:lvl w:ilvl="2" w:tentative="1">
+      <w:start w:val="1"/>
+      <w:numFmt w:val="bullet"/>
+      <w:lvlText w:val=""/>
+      <w:lvlJc w:val="left"/>
+      <w:pPr>
+        <w:tabs>
+          <w:tab w:val="num" w:pos="2160"/>
+        </w:tabs>
+        <w:ind w:left="2160" w:hanging="360"/>
+      </w:pPr>
+      <w:rPr>
+        <w:rFonts w:ascii="Wingdings" w:hAnsi="Wingdings" w:hint="default"/>
+        <w:sz w:val="20"/>
+      </w:rPr>
+    </w:lvl>
+    <w:lvl w:ilvl="3" w:tentative="1">
+      <w:start w:val="1"/>
+      <w:numFmt w:val="bullet"/>
+      <w:lvlText w:val=""/>
+      <w:lvlJc w:val="left"/>
+      <w:pPr>
+        <w:tabs>
+          <w:tab w:val="num" w:pos="2880"/>
+        </w:tabs>
+        <w:ind w:left="2880" w:hanging="360"/>
+      </w:pPr>
+      <w:rPr>
+        <w:rFonts w:ascii="Wingdings" w:hAnsi="Wingdings" w:hint="default"/>
+        <w:sz w:val="20"/>
+      </w:rPr>
+    </w:lvl>
+    <w:lvl w:ilvl="4" w:tentative="1">
+      <w:start w:val="1"/>
+      <w:numFmt w:val="bullet"/>
+      <w:lvlText w:val=""/>
+      <w:lvlJc w:val="left"/>
+      <w:pPr>
+        <w:tabs>
+          <w:tab w:val="num" w:pos="3600"/>
+        </w:tabs>
+        <w:ind w:left="3600" w:hanging="360"/>
+      </w:pPr>
+      <w:rPr>
+        <w:rFonts w:ascii="Wingdings" w:hAnsi="Wingdings" w:hint="default"/>
+        <w:sz w:val="20"/>
+      </w:rPr>
+    </w:lvl>
+    <w:lvl w:ilvl="5" w:tentative="1">
+      <w:start w:val="1"/>
+      <w:numFmt w:val="bullet"/>
+      <w:lvlText w:val=""/>
+      <w:lvlJc w:val="left"/>
+      <w:pPr>
+        <w:tabs>
+          <w:tab w:val="num" w:pos="4320"/>
+        </w:tabs>
+        <w:ind w:left="4320" w:hanging="360"/>
+      </w:pPr>
+      <w:rPr>
+        <w:rFonts w:ascii="Wingdings" w:hAnsi="Wingdings" w:hint="default"/>
+        <w:sz w:val="20"/>
+      </w:rPr>
+    </w:lvl>
+    <w:lvl w:ilvl="6" w:tentative="1">
+      <w:start w:val="1"/>
+      <w:numFmt w:val="bullet"/>
+      <w:lvlText w:val=""/>
+      <w:lvlJc w:val="left"/>
+      <w:pPr>
+        <w:tabs>
+          <w:tab w:val="num" w:pos="5040"/>
+        </w:tabs>
+        <w:ind w:left="5040" w:hanging="360"/>
+      </w:pPr>
+      <w:rPr>
+        <w:rFonts w:ascii="Wingdings" w:hAnsi="Wingdings" w:hint="default"/>
+        <w:sz w:val="20"/>
+      </w:rPr>
+    </w:lvl>
+    <w:lvl w:ilvl="7" w:tentative="1">
+      <w:start w:val="1"/>
+      <w:numFmt w:val="bullet"/>
+      <w:lvlText w:val=""/>
+      <w:lvlJc w:val="left"/>
+      <w:pPr>
+        <w:tabs>
+          <w:tab w:val="num" w:pos="5760"/>
+        </w:tabs>
+        <w:ind w:left="5760" w:hanging="360"/>
+      </w:pPr>
+      <w:rPr>
+        <w:rFonts w:ascii="Wingdings" w:hAnsi="Wingdings" w:hint="default"/>
+        <w:sz w:val="20"/>
+      </w:rPr>
+    </w:lvl>
+    <w:lvl w:ilvl="8" w:tentative="1">
+      <w:start w:val="1"/>
+      <w:numFmt w:val="bullet"/>
+      <w:lvlText w:val=""/>
+      <w:lvlJc w:val="left"/>
+      <w:pPr>
+        <w:tabs>
+          <w:tab w:val="num" w:pos="6480"/>
+        </w:tabs>
+        <w:ind w:left="6480" w:hanging="360"/>
+      </w:pPr>
+      <w:rPr>
+        <w:rFonts w:ascii="Wingdings" w:hAnsi="Wingdings" w:hint="default"/>
+        <w:sz w:val="20"/>
+      </w:rPr>
+    </w:lvl>
+  </w:abstractNum>
   <w:num w:numId="1" w16cid:durableId="326905506">
+    <w:abstractNumId w:val="6"/>
+  </w:num>
+  <w:num w:numId="2" w16cid:durableId="180820253">
+    <w:abstractNumId w:val="4"/>
+  </w:num>
+  <w:num w:numId="3" w16cid:durableId="1961957789">
+    <w:abstractNumId w:val="2"/>
+  </w:num>
+  <w:num w:numId="4" w16cid:durableId="1895773587">
     <w:abstractNumId w:val="5"/>
   </w:num>
-  <w:num w:numId="2" w16cid:durableId="180820253">
+  <w:num w:numId="5" w16cid:durableId="499271028">
+    <w:abstractNumId w:val="1"/>
+  </w:num>
+  <w:num w:numId="6" w16cid:durableId="1981303112">
     <w:abstractNumId w:val="3"/>
   </w:num>
-  <w:num w:numId="3" w16cid:durableId="1961957789">
-    <w:abstractNumId w:val="1"/>
+  <w:num w:numId="7" w16cid:durableId="2132749426">
+    <w:abstractNumId w:val="7"/>
   </w:num>
-  <w:num w:numId="4" w16cid:durableId="1895773587">
-    <w:abstractNumId w:val="4"/>
-  </w:num>
-  <w:num w:numId="5" w16cid:durableId="499271028">
+  <w:num w:numId="8" w16cid:durableId="1494949248">
     <w:abstractNumId w:val="0"/>
-  </w:num>
-  <w:num w:numId="6" w16cid:durableId="1981303112">
-    <w:abstractNumId w:val="2"/>
   </w:num>
 </w:numbering>
 </file>
@@ -9343,6 +11779,20 @@
       <w:iCs/>
     </w:rPr>
   </w:style>
+  <w:style w:type="paragraph" w:customStyle="1" w:styleId="isselectedend">
+    <w:name w:val="isselectedend"/>
+    <w:basedOn w:val="Normal"/>
+    <w:rsid w:val="00605FDD"/>
+    <w:pPr>
+      <w:spacing w:before="100" w:beforeAutospacing="1" w:after="100" w:afterAutospacing="1" w:line="240" w:lineRule="auto"/>
+    </w:pPr>
+    <w:rPr>
+      <w:rFonts w:ascii="Times New Roman" w:eastAsia="Times New Roman" w:hAnsi="Times New Roman" w:cs="Times New Roman"/>
+      <w:kern w:val="0"/>
+      <w:lang w:val="es-FI" w:eastAsia="es-ES_tradnl"/>
+      <w14:ligatures w14:val="none"/>
+    </w:rPr>
+  </w:style>
 </w:styles>
 </file>
 
